--- a/Lab Reports/OS Lab/OS Lab Report 2.docx
+++ b/Lab Reports/OS Lab/OS Lab Report 2.docx
@@ -1298,19 +1298,7 @@
         <w:rPr>
           <w:rFonts w:ascii="Hack" w:hAnsi="Hack" w:cs="Times New Roman"/>
         </w:rPr>
-        <w:t>echo "</w:t>
-      </w:r>
-      <w:r>
-        <w:rPr>
-          <w:rFonts w:ascii="Hack" w:hAnsi="Hack" w:cs="Times New Roman"/>
-        </w:rPr>
-        <w:t xml:space="preserve"> </w:t>
-      </w:r>
-      <w:r>
-        <w:rPr>
-          <w:rFonts w:ascii="Hack" w:hAnsi="Hack" w:cs="Times New Roman"/>
-        </w:rPr>
-        <w:t>"</w:t>
+        <w:t>echo " "</w:t>
       </w:r>
     </w:p>
     <w:p>
@@ -3454,29 +3442,7 @@
           <w:u w:val="single"/>
         </w:rPr>
         <w:lastRenderedPageBreak/>
-        <w:t>IF</w:t>
-      </w:r>
-      <w:r>
-        <w:rPr>
-          <w:rFonts w:ascii="Times New Roman" w:hAnsi="Times New Roman" w:cs="Times New Roman"/>
-          <w:b/>
-          <w:bCs/>
-          <w:sz w:val="28"/>
-          <w:szCs w:val="28"/>
-          <w:u w:val="single"/>
-        </w:rPr>
-        <w:t>-ELSE</w:t>
-      </w:r>
-      <w:r>
-        <w:rPr>
-          <w:rFonts w:ascii="Times New Roman" w:hAnsi="Times New Roman" w:cs="Times New Roman"/>
-          <w:b/>
-          <w:bCs/>
-          <w:sz w:val="28"/>
-          <w:szCs w:val="28"/>
-          <w:u w:val="single"/>
-        </w:rPr>
-        <w:t xml:space="preserve"> Statement:</w:t>
+        <w:t>IF-ELSE Statement:</w:t>
       </w:r>
     </w:p>
     <w:p>
@@ -6223,19 +6189,7 @@
         <w:rPr>
           <w:rFonts w:ascii="Hack" w:hAnsi="Hack" w:cs="Times New Roman"/>
         </w:rPr>
-        <w:t xml:space="preserve">printf "Checking if the file </w:t>
-      </w:r>
-      <w:r>
-        <w:rPr>
-          <w:rFonts w:ascii="Hack" w:hAnsi="Hack" w:cs="Times New Roman"/>
-        </w:rPr>
-        <w:t>exists</w:t>
-      </w:r>
-      <w:r>
-        <w:rPr>
-          <w:rFonts w:ascii="Hack" w:hAnsi="Hack" w:cs="Times New Roman"/>
-        </w:rPr>
-        <w:t xml:space="preserve"> or not.\n\n"</w:t>
+        <w:t>printf "Checking if the file exists or not.\n\n"</w:t>
       </w:r>
     </w:p>
     <w:p>
@@ -13884,40 +13838,7 @@
           <w:u w:val="single"/>
         </w:rPr>
         <w:lastRenderedPageBreak/>
-        <w:t xml:space="preserve">Adding elements in </w:t>
-      </w:r>
-      <w:r>
-        <w:rPr>
-          <w:rFonts w:ascii="Times New Roman" w:hAnsi="Times New Roman" w:cs="Times New Roman"/>
-          <w:b/>
-          <w:bCs/>
-          <w:sz w:val="28"/>
-          <w:szCs w:val="28"/>
-          <w:u w:val="single"/>
-        </w:rPr>
-        <w:t>Array</w:t>
-      </w:r>
-      <w:r>
-        <w:rPr>
-          <w:rFonts w:ascii="Times New Roman" w:hAnsi="Times New Roman" w:cs="Times New Roman"/>
-          <w:b/>
-          <w:bCs/>
-          <w:sz w:val="28"/>
-          <w:szCs w:val="28"/>
-          <w:u w:val="single"/>
-        </w:rPr>
-        <w:t xml:space="preserve"> </w:t>
-      </w:r>
-      <w:r>
-        <w:rPr>
-          <w:rFonts w:ascii="Times New Roman" w:hAnsi="Times New Roman" w:cs="Times New Roman"/>
-          <w:b/>
-          <w:bCs/>
-          <w:sz w:val="28"/>
-          <w:szCs w:val="28"/>
-          <w:u w:val="single"/>
-        </w:rPr>
-        <w:t>:</w:t>
+        <w:t>Adding elements in Array :</w:t>
       </w:r>
     </w:p>
     <w:p>
@@ -16299,1748 +16220,7619 @@
     <w:p>
       <w:pPr>
         <w:pStyle w:val="ListParagraph"/>
-        <w:ind w:left="780"/>
-        <w:rPr>
-          <w:rFonts w:ascii="Times New Roman" w:hAnsi="Times New Roman" w:cs="Times New Roman"/>
-          <w:sz w:val="28"/>
-          <w:szCs w:val="28"/>
-        </w:rPr>
-      </w:pPr>
-    </w:p>
-    <w:p>
-      <w:pPr>
-        <w:pStyle w:val="ListParagraph"/>
-        <w:ind w:left="780"/>
-        <w:rPr>
-          <w:rFonts w:ascii="Times New Roman" w:hAnsi="Times New Roman" w:cs="Times New Roman"/>
-          <w:sz w:val="28"/>
-          <w:szCs w:val="28"/>
-        </w:rPr>
-      </w:pPr>
-    </w:p>
-    <w:p>
-      <w:pPr>
-        <w:pStyle w:val="ListParagraph"/>
-        <w:ind w:left="780"/>
-        <w:rPr>
-          <w:rFonts w:ascii="Times New Roman" w:hAnsi="Times New Roman" w:cs="Times New Roman"/>
-          <w:sz w:val="28"/>
-          <w:szCs w:val="28"/>
-        </w:rPr>
-      </w:pPr>
-    </w:p>
-    <w:p>
-      <w:pPr>
-        <w:pStyle w:val="ListParagraph"/>
-        <w:ind w:left="780"/>
-        <w:rPr>
-          <w:rFonts w:ascii="Times New Roman" w:hAnsi="Times New Roman" w:cs="Times New Roman"/>
-          <w:sz w:val="28"/>
-          <w:szCs w:val="28"/>
-        </w:rPr>
-      </w:pPr>
-    </w:p>
-    <w:p>
-      <w:pPr>
-        <w:pStyle w:val="ListParagraph"/>
-        <w:ind w:left="780"/>
-        <w:rPr>
-          <w:rFonts w:ascii="Times New Roman" w:hAnsi="Times New Roman" w:cs="Times New Roman"/>
-          <w:sz w:val="28"/>
-          <w:szCs w:val="28"/>
-        </w:rPr>
-      </w:pPr>
-    </w:p>
-    <w:p>
-      <w:pPr>
-        <w:pStyle w:val="ListParagraph"/>
-        <w:ind w:left="780"/>
-        <w:rPr>
-          <w:rFonts w:ascii="Times New Roman" w:hAnsi="Times New Roman" w:cs="Times New Roman"/>
-          <w:sz w:val="28"/>
-          <w:szCs w:val="28"/>
-        </w:rPr>
-      </w:pPr>
-    </w:p>
-    <w:p>
-      <w:pPr>
-        <w:pStyle w:val="ListParagraph"/>
-        <w:ind w:left="780"/>
-        <w:rPr>
-          <w:rFonts w:ascii="Times New Roman" w:hAnsi="Times New Roman" w:cs="Times New Roman"/>
-          <w:sz w:val="28"/>
-          <w:szCs w:val="28"/>
-        </w:rPr>
-      </w:pPr>
-    </w:p>
-    <w:p>
-      <w:pPr>
-        <w:pStyle w:val="ListParagraph"/>
-        <w:ind w:left="780"/>
-        <w:rPr>
-          <w:rFonts w:ascii="Times New Roman" w:hAnsi="Times New Roman" w:cs="Times New Roman"/>
-          <w:sz w:val="28"/>
-          <w:szCs w:val="28"/>
-        </w:rPr>
-      </w:pPr>
-    </w:p>
-    <w:p>
-      <w:pPr>
-        <w:pStyle w:val="ListParagraph"/>
-        <w:ind w:left="780"/>
-        <w:rPr>
-          <w:rFonts w:ascii="Times New Roman" w:hAnsi="Times New Roman" w:cs="Times New Roman"/>
-          <w:sz w:val="28"/>
-          <w:szCs w:val="28"/>
-        </w:rPr>
-      </w:pPr>
-    </w:p>
-    <w:p>
-      <w:pPr>
-        <w:pStyle w:val="ListParagraph"/>
-        <w:ind w:left="780"/>
-        <w:rPr>
-          <w:rFonts w:ascii="Times New Roman" w:hAnsi="Times New Roman" w:cs="Times New Roman"/>
-          <w:sz w:val="28"/>
-          <w:szCs w:val="28"/>
-        </w:rPr>
-      </w:pPr>
-    </w:p>
-    <w:p>
-      <w:pPr>
-        <w:pStyle w:val="ListParagraph"/>
-        <w:ind w:left="780"/>
-        <w:rPr>
-          <w:rFonts w:ascii="Times New Roman" w:hAnsi="Times New Roman" w:cs="Times New Roman"/>
-          <w:sz w:val="28"/>
-          <w:szCs w:val="28"/>
-        </w:rPr>
-      </w:pPr>
-    </w:p>
-    <w:p>
-      <w:pPr>
-        <w:pStyle w:val="ListParagraph"/>
-        <w:ind w:left="780"/>
-        <w:rPr>
-          <w:rFonts w:ascii="Times New Roman" w:hAnsi="Times New Roman" w:cs="Times New Roman"/>
-          <w:sz w:val="28"/>
-          <w:szCs w:val="28"/>
-        </w:rPr>
-      </w:pPr>
-    </w:p>
-    <w:p>
-      <w:pPr>
-        <w:pStyle w:val="ListParagraph"/>
-        <w:ind w:left="780"/>
-        <w:rPr>
-          <w:rFonts w:ascii="Times New Roman" w:hAnsi="Times New Roman" w:cs="Times New Roman"/>
-          <w:sz w:val="28"/>
-          <w:szCs w:val="28"/>
-        </w:rPr>
-      </w:pPr>
-    </w:p>
-    <w:p>
-      <w:pPr>
-        <w:pStyle w:val="ListParagraph"/>
-        <w:ind w:left="780"/>
-        <w:rPr>
-          <w:rFonts w:ascii="Times New Roman" w:hAnsi="Times New Roman" w:cs="Times New Roman"/>
-          <w:sz w:val="28"/>
-          <w:szCs w:val="28"/>
-        </w:rPr>
-      </w:pPr>
-    </w:p>
-    <w:p>
-      <w:pPr>
-        <w:pStyle w:val="ListParagraph"/>
-        <w:ind w:left="780"/>
-        <w:rPr>
-          <w:rFonts w:ascii="Times New Roman" w:hAnsi="Times New Roman" w:cs="Times New Roman"/>
-          <w:sz w:val="28"/>
-          <w:szCs w:val="28"/>
-        </w:rPr>
-      </w:pPr>
-    </w:p>
-    <w:p>
-      <w:pPr>
-        <w:pStyle w:val="ListParagraph"/>
-        <w:ind w:left="780"/>
-        <w:rPr>
-          <w:rFonts w:ascii="Times New Roman" w:hAnsi="Times New Roman" w:cs="Times New Roman"/>
-          <w:sz w:val="28"/>
-          <w:szCs w:val="28"/>
-        </w:rPr>
-      </w:pPr>
-    </w:p>
-    <w:p>
-      <w:pPr>
-        <w:pStyle w:val="ListParagraph"/>
-        <w:ind w:left="780"/>
-        <w:rPr>
-          <w:rFonts w:ascii="Times New Roman" w:hAnsi="Times New Roman" w:cs="Times New Roman"/>
-          <w:sz w:val="28"/>
-          <w:szCs w:val="28"/>
-        </w:rPr>
-      </w:pPr>
-    </w:p>
-    <w:p>
-      <w:pPr>
-        <w:pStyle w:val="ListParagraph"/>
-        <w:ind w:left="780"/>
-        <w:rPr>
-          <w:rFonts w:ascii="Times New Roman" w:hAnsi="Times New Roman" w:cs="Times New Roman"/>
-          <w:sz w:val="28"/>
-          <w:szCs w:val="28"/>
-        </w:rPr>
-      </w:pPr>
-    </w:p>
-    <w:p>
-      <w:pPr>
-        <w:pStyle w:val="ListParagraph"/>
-        <w:ind w:left="780"/>
-        <w:rPr>
-          <w:rFonts w:ascii="Times New Roman" w:hAnsi="Times New Roman" w:cs="Times New Roman"/>
-          <w:sz w:val="28"/>
-          <w:szCs w:val="28"/>
-        </w:rPr>
-      </w:pPr>
-    </w:p>
-    <w:p>
-      <w:pPr>
-        <w:pStyle w:val="ListParagraph"/>
-        <w:ind w:left="780"/>
-        <w:rPr>
-          <w:rFonts w:ascii="Times New Roman" w:hAnsi="Times New Roman" w:cs="Times New Roman"/>
-          <w:sz w:val="28"/>
-          <w:szCs w:val="28"/>
-        </w:rPr>
-      </w:pPr>
-    </w:p>
-    <w:p>
-      <w:pPr>
-        <w:pStyle w:val="ListParagraph"/>
-        <w:ind w:left="780"/>
-        <w:rPr>
-          <w:rFonts w:ascii="Times New Roman" w:hAnsi="Times New Roman" w:cs="Times New Roman"/>
-          <w:sz w:val="28"/>
-          <w:szCs w:val="28"/>
-        </w:rPr>
-      </w:pPr>
-    </w:p>
-    <w:p>
-      <w:pPr>
-        <w:pStyle w:val="ListParagraph"/>
-        <w:ind w:left="780"/>
-        <w:rPr>
-          <w:rFonts w:ascii="Times New Roman" w:hAnsi="Times New Roman" w:cs="Times New Roman"/>
-          <w:sz w:val="28"/>
-          <w:szCs w:val="28"/>
-        </w:rPr>
-      </w:pPr>
-    </w:p>
-    <w:p>
-      <w:pPr>
-        <w:pStyle w:val="ListParagraph"/>
-        <w:ind w:left="780"/>
-        <w:rPr>
-          <w:rFonts w:ascii="Times New Roman" w:hAnsi="Times New Roman" w:cs="Times New Roman"/>
-          <w:sz w:val="28"/>
-          <w:szCs w:val="28"/>
-        </w:rPr>
-      </w:pPr>
-    </w:p>
-    <w:p>
-      <w:pPr>
-        <w:pStyle w:val="ListParagraph"/>
-        <w:ind w:left="780"/>
-        <w:rPr>
-          <w:rFonts w:ascii="Times New Roman" w:hAnsi="Times New Roman" w:cs="Times New Roman"/>
-          <w:sz w:val="28"/>
-          <w:szCs w:val="28"/>
-        </w:rPr>
-      </w:pPr>
-    </w:p>
-    <w:p>
-      <w:pPr>
-        <w:pStyle w:val="ListParagraph"/>
-        <w:ind w:left="780"/>
-        <w:rPr>
-          <w:rFonts w:ascii="Times New Roman" w:hAnsi="Times New Roman" w:cs="Times New Roman"/>
-          <w:sz w:val="28"/>
-          <w:szCs w:val="28"/>
-        </w:rPr>
-      </w:pPr>
-    </w:p>
-    <w:p>
-      <w:pPr>
-        <w:pStyle w:val="ListParagraph"/>
-        <w:ind w:left="780"/>
-        <w:rPr>
-          <w:rFonts w:ascii="Times New Roman" w:hAnsi="Times New Roman" w:cs="Times New Roman"/>
-          <w:sz w:val="28"/>
-          <w:szCs w:val="28"/>
-        </w:rPr>
-      </w:pPr>
-    </w:p>
-    <w:p>
-      <w:pPr>
-        <w:pStyle w:val="ListParagraph"/>
-        <w:ind w:left="780"/>
-        <w:rPr>
-          <w:rFonts w:ascii="Times New Roman" w:hAnsi="Times New Roman" w:cs="Times New Roman"/>
-          <w:sz w:val="28"/>
-          <w:szCs w:val="28"/>
-        </w:rPr>
-      </w:pPr>
-    </w:p>
-    <w:p>
-      <w:pPr>
-        <w:pStyle w:val="ListParagraph"/>
-        <w:ind w:left="780"/>
-        <w:rPr>
-          <w:rFonts w:ascii="Times New Roman" w:hAnsi="Times New Roman" w:cs="Times New Roman"/>
-          <w:sz w:val="28"/>
-          <w:szCs w:val="28"/>
-        </w:rPr>
-      </w:pPr>
-    </w:p>
-    <w:p>
-      <w:pPr>
-        <w:pStyle w:val="ListParagraph"/>
-        <w:ind w:left="780"/>
-        <w:rPr>
-          <w:rFonts w:ascii="Times New Roman" w:hAnsi="Times New Roman" w:cs="Times New Roman"/>
-          <w:sz w:val="28"/>
-          <w:szCs w:val="28"/>
-        </w:rPr>
-      </w:pPr>
-    </w:p>
-    <w:p>
-      <w:pPr>
-        <w:pStyle w:val="ListParagraph"/>
-        <w:ind w:left="780"/>
-        <w:rPr>
-          <w:rFonts w:ascii="Times New Roman" w:hAnsi="Times New Roman" w:cs="Times New Roman"/>
-          <w:sz w:val="28"/>
-          <w:szCs w:val="28"/>
-        </w:rPr>
-      </w:pPr>
-    </w:p>
-    <w:p>
-      <w:pPr>
-        <w:pStyle w:val="ListParagraph"/>
-        <w:ind w:left="780"/>
-        <w:rPr>
-          <w:rFonts w:ascii="Times New Roman" w:hAnsi="Times New Roman" w:cs="Times New Roman"/>
-          <w:sz w:val="28"/>
-          <w:szCs w:val="28"/>
-        </w:rPr>
-      </w:pPr>
-    </w:p>
-    <w:p>
-      <w:pPr>
-        <w:pStyle w:val="ListParagraph"/>
-        <w:ind w:left="780"/>
-        <w:rPr>
-          <w:rFonts w:ascii="Times New Roman" w:hAnsi="Times New Roman" w:cs="Times New Roman"/>
-          <w:sz w:val="28"/>
-          <w:szCs w:val="28"/>
-        </w:rPr>
-      </w:pPr>
-    </w:p>
-    <w:p>
-      <w:pPr>
-        <w:pStyle w:val="ListParagraph"/>
-        <w:ind w:left="780"/>
-        <w:rPr>
-          <w:rFonts w:ascii="Times New Roman" w:hAnsi="Times New Roman" w:cs="Times New Roman"/>
-          <w:sz w:val="28"/>
-          <w:szCs w:val="28"/>
-        </w:rPr>
-      </w:pPr>
-    </w:p>
-    <w:p>
-      <w:pPr>
-        <w:pStyle w:val="ListParagraph"/>
-        <w:ind w:left="780"/>
-        <w:rPr>
-          <w:rFonts w:ascii="Times New Roman" w:hAnsi="Times New Roman" w:cs="Times New Roman"/>
-          <w:sz w:val="28"/>
-          <w:szCs w:val="28"/>
-        </w:rPr>
-      </w:pPr>
-    </w:p>
-    <w:p>
-      <w:pPr>
-        <w:pStyle w:val="ListParagraph"/>
-        <w:ind w:left="780"/>
-        <w:rPr>
-          <w:rFonts w:ascii="Times New Roman" w:hAnsi="Times New Roman" w:cs="Times New Roman"/>
-          <w:sz w:val="28"/>
-          <w:szCs w:val="28"/>
-        </w:rPr>
-      </w:pPr>
-    </w:p>
-    <w:p>
-      <w:pPr>
-        <w:pStyle w:val="ListParagraph"/>
-        <w:ind w:left="780"/>
-        <w:rPr>
-          <w:rFonts w:ascii="Times New Roman" w:hAnsi="Times New Roman" w:cs="Times New Roman"/>
-          <w:sz w:val="28"/>
-          <w:szCs w:val="28"/>
-        </w:rPr>
-      </w:pPr>
-    </w:p>
-    <w:p>
-      <w:pPr>
-        <w:pStyle w:val="ListParagraph"/>
-        <w:ind w:left="780"/>
-        <w:rPr>
-          <w:rFonts w:ascii="Times New Roman" w:hAnsi="Times New Roman" w:cs="Times New Roman"/>
-          <w:sz w:val="28"/>
-          <w:szCs w:val="28"/>
-        </w:rPr>
-      </w:pPr>
-    </w:p>
-    <w:p>
-      <w:pPr>
-        <w:pStyle w:val="ListParagraph"/>
-        <w:ind w:left="780"/>
-        <w:rPr>
-          <w:rFonts w:ascii="Times New Roman" w:hAnsi="Times New Roman" w:cs="Times New Roman"/>
-          <w:sz w:val="28"/>
-          <w:szCs w:val="28"/>
-        </w:rPr>
-      </w:pPr>
-    </w:p>
-    <w:p>
-      <w:pPr>
-        <w:pStyle w:val="ListParagraph"/>
-        <w:ind w:left="780"/>
-        <w:rPr>
-          <w:rFonts w:ascii="Times New Roman" w:hAnsi="Times New Roman" w:cs="Times New Roman"/>
-          <w:sz w:val="28"/>
-          <w:szCs w:val="28"/>
-        </w:rPr>
-      </w:pPr>
-    </w:p>
-    <w:p>
-      <w:pPr>
-        <w:pStyle w:val="ListParagraph"/>
-        <w:ind w:left="780"/>
-        <w:rPr>
-          <w:rFonts w:ascii="Times New Roman" w:hAnsi="Times New Roman" w:cs="Times New Roman"/>
-          <w:sz w:val="28"/>
-          <w:szCs w:val="28"/>
-        </w:rPr>
-      </w:pPr>
-    </w:p>
-    <w:p>
-      <w:pPr>
-        <w:pStyle w:val="ListParagraph"/>
-        <w:ind w:left="780"/>
-        <w:rPr>
-          <w:rFonts w:ascii="Times New Roman" w:hAnsi="Times New Roman" w:cs="Times New Roman"/>
-          <w:sz w:val="28"/>
-          <w:szCs w:val="28"/>
-        </w:rPr>
-      </w:pPr>
-    </w:p>
-    <w:p>
-      <w:pPr>
-        <w:pStyle w:val="ListParagraph"/>
-        <w:ind w:left="780"/>
-        <w:rPr>
-          <w:rFonts w:ascii="Times New Roman" w:hAnsi="Times New Roman" w:cs="Times New Roman"/>
-          <w:sz w:val="28"/>
-          <w:szCs w:val="28"/>
-        </w:rPr>
-      </w:pPr>
-    </w:p>
-    <w:p>
-      <w:pPr>
-        <w:pStyle w:val="ListParagraph"/>
-        <w:ind w:left="780"/>
-        <w:rPr>
-          <w:rFonts w:ascii="Times New Roman" w:hAnsi="Times New Roman" w:cs="Times New Roman"/>
-          <w:sz w:val="28"/>
-          <w:szCs w:val="28"/>
-        </w:rPr>
-      </w:pPr>
-    </w:p>
-    <w:p>
-      <w:pPr>
-        <w:pStyle w:val="ListParagraph"/>
-        <w:ind w:left="780"/>
-        <w:rPr>
-          <w:rFonts w:ascii="Times New Roman" w:hAnsi="Times New Roman" w:cs="Times New Roman"/>
-          <w:sz w:val="28"/>
-          <w:szCs w:val="28"/>
-        </w:rPr>
-      </w:pPr>
-    </w:p>
-    <w:p>
-      <w:pPr>
-        <w:pStyle w:val="ListParagraph"/>
-        <w:ind w:left="780"/>
-        <w:rPr>
-          <w:rFonts w:ascii="Times New Roman" w:hAnsi="Times New Roman" w:cs="Times New Roman"/>
-          <w:sz w:val="28"/>
-          <w:szCs w:val="28"/>
-        </w:rPr>
-      </w:pPr>
-    </w:p>
-    <w:p>
-      <w:pPr>
-        <w:pStyle w:val="ListParagraph"/>
-        <w:ind w:left="780"/>
-        <w:rPr>
-          <w:rFonts w:ascii="Times New Roman" w:hAnsi="Times New Roman" w:cs="Times New Roman"/>
-          <w:sz w:val="28"/>
-          <w:szCs w:val="28"/>
-        </w:rPr>
-      </w:pPr>
-    </w:p>
-    <w:p>
-      <w:pPr>
-        <w:pStyle w:val="ListParagraph"/>
-        <w:ind w:left="780"/>
-        <w:rPr>
-          <w:rFonts w:ascii="Times New Roman" w:hAnsi="Times New Roman" w:cs="Times New Roman"/>
-          <w:sz w:val="28"/>
-          <w:szCs w:val="28"/>
-        </w:rPr>
-      </w:pPr>
-    </w:p>
-    <w:p>
-      <w:pPr>
-        <w:pStyle w:val="ListParagraph"/>
-        <w:ind w:left="780"/>
-        <w:rPr>
-          <w:rFonts w:ascii="Times New Roman" w:hAnsi="Times New Roman" w:cs="Times New Roman"/>
-          <w:sz w:val="28"/>
-          <w:szCs w:val="28"/>
-        </w:rPr>
-      </w:pPr>
-    </w:p>
-    <w:p>
-      <w:pPr>
-        <w:pStyle w:val="ListParagraph"/>
-        <w:ind w:left="780"/>
-        <w:rPr>
-          <w:rFonts w:ascii="Times New Roman" w:hAnsi="Times New Roman" w:cs="Times New Roman"/>
-          <w:sz w:val="28"/>
-          <w:szCs w:val="28"/>
-        </w:rPr>
-      </w:pPr>
-    </w:p>
-    <w:p>
-      <w:pPr>
-        <w:pStyle w:val="ListParagraph"/>
-        <w:ind w:left="780"/>
-        <w:rPr>
-          <w:rFonts w:ascii="Times New Roman" w:hAnsi="Times New Roman" w:cs="Times New Roman"/>
-          <w:sz w:val="28"/>
-          <w:szCs w:val="28"/>
-        </w:rPr>
-      </w:pPr>
-    </w:p>
-    <w:p>
-      <w:pPr>
-        <w:pStyle w:val="ListParagraph"/>
-        <w:ind w:left="780"/>
-        <w:rPr>
-          <w:rFonts w:ascii="Times New Roman" w:hAnsi="Times New Roman" w:cs="Times New Roman"/>
-          <w:sz w:val="28"/>
-          <w:szCs w:val="28"/>
-        </w:rPr>
-      </w:pPr>
-    </w:p>
-    <w:p>
-      <w:pPr>
-        <w:pStyle w:val="ListParagraph"/>
-        <w:ind w:left="780"/>
-        <w:rPr>
-          <w:rFonts w:ascii="Times New Roman" w:hAnsi="Times New Roman" w:cs="Times New Roman"/>
-          <w:sz w:val="28"/>
-          <w:szCs w:val="28"/>
-        </w:rPr>
-      </w:pPr>
-    </w:p>
-    <w:p>
-      <w:pPr>
-        <w:pStyle w:val="ListParagraph"/>
-        <w:ind w:left="780"/>
-        <w:rPr>
-          <w:rFonts w:ascii="Times New Roman" w:hAnsi="Times New Roman" w:cs="Times New Roman"/>
-          <w:sz w:val="28"/>
-          <w:szCs w:val="28"/>
-        </w:rPr>
-      </w:pPr>
-    </w:p>
-    <w:p>
-      <w:pPr>
-        <w:pStyle w:val="ListParagraph"/>
-        <w:ind w:left="780"/>
-        <w:rPr>
-          <w:rFonts w:ascii="Times New Roman" w:hAnsi="Times New Roman" w:cs="Times New Roman"/>
-          <w:sz w:val="28"/>
-          <w:szCs w:val="28"/>
-        </w:rPr>
-      </w:pPr>
-    </w:p>
-    <w:p>
-      <w:pPr>
-        <w:pStyle w:val="ListParagraph"/>
-        <w:ind w:left="780"/>
-        <w:rPr>
-          <w:rFonts w:ascii="Times New Roman" w:hAnsi="Times New Roman" w:cs="Times New Roman"/>
-          <w:sz w:val="28"/>
-          <w:szCs w:val="28"/>
-        </w:rPr>
-      </w:pPr>
-    </w:p>
-    <w:p>
-      <w:pPr>
-        <w:pStyle w:val="ListParagraph"/>
-        <w:ind w:left="780"/>
-        <w:rPr>
-          <w:rFonts w:ascii="Times New Roman" w:hAnsi="Times New Roman" w:cs="Times New Roman"/>
-          <w:sz w:val="28"/>
-          <w:szCs w:val="28"/>
-        </w:rPr>
-      </w:pPr>
-    </w:p>
-    <w:p>
-      <w:pPr>
-        <w:pStyle w:val="ListParagraph"/>
-        <w:ind w:left="780"/>
-        <w:rPr>
-          <w:rFonts w:ascii="Times New Roman" w:hAnsi="Times New Roman" w:cs="Times New Roman"/>
-          <w:sz w:val="28"/>
-          <w:szCs w:val="28"/>
-        </w:rPr>
-      </w:pPr>
-    </w:p>
-    <w:p>
-      <w:pPr>
-        <w:pStyle w:val="ListParagraph"/>
-        <w:ind w:left="780"/>
-        <w:rPr>
-          <w:rFonts w:ascii="Times New Roman" w:hAnsi="Times New Roman" w:cs="Times New Roman"/>
-          <w:sz w:val="28"/>
-          <w:szCs w:val="28"/>
-        </w:rPr>
-      </w:pPr>
-    </w:p>
-    <w:p>
-      <w:pPr>
-        <w:pStyle w:val="ListParagraph"/>
-        <w:ind w:left="780"/>
-        <w:rPr>
-          <w:rFonts w:ascii="Times New Roman" w:hAnsi="Times New Roman" w:cs="Times New Roman"/>
-          <w:sz w:val="28"/>
-          <w:szCs w:val="28"/>
-        </w:rPr>
-      </w:pPr>
-    </w:p>
-    <w:p>
-      <w:pPr>
-        <w:pStyle w:val="ListParagraph"/>
-        <w:ind w:left="780"/>
-        <w:rPr>
-          <w:rFonts w:ascii="Times New Roman" w:hAnsi="Times New Roman" w:cs="Times New Roman"/>
-          <w:sz w:val="28"/>
-          <w:szCs w:val="28"/>
-        </w:rPr>
-      </w:pPr>
-    </w:p>
-    <w:p>
-      <w:pPr>
-        <w:pStyle w:val="ListParagraph"/>
-        <w:ind w:left="780"/>
-        <w:rPr>
-          <w:rFonts w:ascii="Times New Roman" w:hAnsi="Times New Roman" w:cs="Times New Roman"/>
-          <w:sz w:val="28"/>
-          <w:szCs w:val="28"/>
-        </w:rPr>
-      </w:pPr>
-    </w:p>
-    <w:p>
-      <w:pPr>
-        <w:pStyle w:val="ListParagraph"/>
-        <w:ind w:left="780"/>
-        <w:rPr>
-          <w:rFonts w:ascii="Times New Roman" w:hAnsi="Times New Roman" w:cs="Times New Roman"/>
-          <w:sz w:val="28"/>
-          <w:szCs w:val="28"/>
-        </w:rPr>
-      </w:pPr>
-    </w:p>
-    <w:p>
-      <w:pPr>
-        <w:pStyle w:val="ListParagraph"/>
-        <w:ind w:left="780"/>
-        <w:rPr>
-          <w:rFonts w:ascii="Times New Roman" w:hAnsi="Times New Roman" w:cs="Times New Roman"/>
-          <w:sz w:val="28"/>
-          <w:szCs w:val="28"/>
-        </w:rPr>
-      </w:pPr>
-    </w:p>
-    <w:p>
-      <w:pPr>
-        <w:pStyle w:val="ListParagraph"/>
-        <w:ind w:left="780"/>
-        <w:rPr>
-          <w:rFonts w:ascii="Times New Roman" w:hAnsi="Times New Roman" w:cs="Times New Roman"/>
-          <w:sz w:val="28"/>
-          <w:szCs w:val="28"/>
-        </w:rPr>
-      </w:pPr>
-    </w:p>
-    <w:p>
-      <w:pPr>
-        <w:pStyle w:val="ListParagraph"/>
-        <w:ind w:left="780"/>
-        <w:rPr>
-          <w:rFonts w:ascii="Times New Roman" w:hAnsi="Times New Roman" w:cs="Times New Roman"/>
-          <w:sz w:val="28"/>
-          <w:szCs w:val="28"/>
-        </w:rPr>
-      </w:pPr>
-    </w:p>
-    <w:p>
-      <w:pPr>
-        <w:pStyle w:val="ListParagraph"/>
-        <w:ind w:left="780"/>
-        <w:rPr>
-          <w:rFonts w:ascii="Times New Roman" w:hAnsi="Times New Roman" w:cs="Times New Roman"/>
-          <w:sz w:val="28"/>
-          <w:szCs w:val="28"/>
-        </w:rPr>
-      </w:pPr>
-    </w:p>
-    <w:p>
-      <w:pPr>
-        <w:pStyle w:val="ListParagraph"/>
-        <w:ind w:left="780"/>
-        <w:rPr>
-          <w:rFonts w:ascii="Times New Roman" w:hAnsi="Times New Roman" w:cs="Times New Roman"/>
-          <w:sz w:val="28"/>
-          <w:szCs w:val="28"/>
-        </w:rPr>
-      </w:pPr>
-    </w:p>
-    <w:p>
-      <w:pPr>
-        <w:pStyle w:val="ListParagraph"/>
-        <w:ind w:left="780"/>
-        <w:rPr>
-          <w:rFonts w:ascii="Times New Roman" w:hAnsi="Times New Roman" w:cs="Times New Roman"/>
-          <w:sz w:val="28"/>
-          <w:szCs w:val="28"/>
-        </w:rPr>
-      </w:pPr>
-    </w:p>
-    <w:p>
-      <w:pPr>
-        <w:pStyle w:val="ListParagraph"/>
-        <w:ind w:left="780"/>
-        <w:rPr>
-          <w:rFonts w:ascii="Times New Roman" w:hAnsi="Times New Roman" w:cs="Times New Roman"/>
-          <w:sz w:val="28"/>
-          <w:szCs w:val="28"/>
-        </w:rPr>
-      </w:pPr>
-    </w:p>
-    <w:p>
-      <w:pPr>
-        <w:pStyle w:val="ListParagraph"/>
-        <w:ind w:left="780"/>
-        <w:rPr>
-          <w:rFonts w:ascii="Times New Roman" w:hAnsi="Times New Roman" w:cs="Times New Roman"/>
-          <w:sz w:val="28"/>
-          <w:szCs w:val="28"/>
-        </w:rPr>
-      </w:pPr>
-    </w:p>
-    <w:p>
-      <w:pPr>
-        <w:pStyle w:val="ListParagraph"/>
-        <w:ind w:left="780"/>
-        <w:rPr>
-          <w:rFonts w:ascii="Times New Roman" w:hAnsi="Times New Roman" w:cs="Times New Roman"/>
-          <w:sz w:val="28"/>
-          <w:szCs w:val="28"/>
-        </w:rPr>
-      </w:pPr>
-    </w:p>
-    <w:p>
-      <w:pPr>
-        <w:pStyle w:val="ListParagraph"/>
-        <w:ind w:left="780"/>
-        <w:rPr>
-          <w:rFonts w:ascii="Times New Roman" w:hAnsi="Times New Roman" w:cs="Times New Roman"/>
-          <w:sz w:val="28"/>
-          <w:szCs w:val="28"/>
-        </w:rPr>
-      </w:pPr>
-    </w:p>
-    <w:p>
-      <w:pPr>
-        <w:pStyle w:val="ListParagraph"/>
-        <w:ind w:left="780"/>
-        <w:rPr>
-          <w:rFonts w:ascii="Times New Roman" w:hAnsi="Times New Roman" w:cs="Times New Roman"/>
-          <w:sz w:val="28"/>
-          <w:szCs w:val="28"/>
-        </w:rPr>
-      </w:pPr>
-    </w:p>
-    <w:p>
-      <w:pPr>
-        <w:pStyle w:val="ListParagraph"/>
-        <w:ind w:left="780"/>
-        <w:rPr>
-          <w:rFonts w:ascii="Times New Roman" w:hAnsi="Times New Roman" w:cs="Times New Roman"/>
-          <w:sz w:val="28"/>
-          <w:szCs w:val="28"/>
-        </w:rPr>
-      </w:pPr>
-    </w:p>
-    <w:p>
-      <w:pPr>
-        <w:pStyle w:val="ListParagraph"/>
-        <w:ind w:left="780"/>
-        <w:rPr>
-          <w:rFonts w:ascii="Times New Roman" w:hAnsi="Times New Roman" w:cs="Times New Roman"/>
-          <w:sz w:val="28"/>
-          <w:szCs w:val="28"/>
-        </w:rPr>
-      </w:pPr>
-    </w:p>
-    <w:p>
-      <w:pPr>
-        <w:pStyle w:val="ListParagraph"/>
-        <w:ind w:left="780"/>
-        <w:rPr>
-          <w:rFonts w:ascii="Times New Roman" w:hAnsi="Times New Roman" w:cs="Times New Roman"/>
-          <w:sz w:val="28"/>
-          <w:szCs w:val="28"/>
-        </w:rPr>
-      </w:pPr>
-    </w:p>
-    <w:p>
-      <w:pPr>
-        <w:pStyle w:val="ListParagraph"/>
-        <w:ind w:left="780"/>
-        <w:rPr>
-          <w:rFonts w:ascii="Times New Roman" w:hAnsi="Times New Roman" w:cs="Times New Roman"/>
-          <w:sz w:val="28"/>
-          <w:szCs w:val="28"/>
-        </w:rPr>
-      </w:pPr>
-    </w:p>
-    <w:p>
-      <w:pPr>
-        <w:pStyle w:val="ListParagraph"/>
-        <w:ind w:left="780"/>
-        <w:rPr>
-          <w:rFonts w:ascii="Times New Roman" w:hAnsi="Times New Roman" w:cs="Times New Roman"/>
-          <w:sz w:val="28"/>
-          <w:szCs w:val="28"/>
-        </w:rPr>
-      </w:pPr>
-    </w:p>
-    <w:p>
-      <w:pPr>
-        <w:pStyle w:val="ListParagraph"/>
-        <w:ind w:left="780"/>
-        <w:rPr>
-          <w:rFonts w:ascii="Times New Roman" w:hAnsi="Times New Roman" w:cs="Times New Roman"/>
-          <w:sz w:val="28"/>
-          <w:szCs w:val="28"/>
-        </w:rPr>
-      </w:pPr>
-    </w:p>
-    <w:p>
-      <w:pPr>
-        <w:pStyle w:val="ListParagraph"/>
-        <w:ind w:left="780"/>
-        <w:rPr>
-          <w:rFonts w:ascii="Times New Roman" w:hAnsi="Times New Roman" w:cs="Times New Roman"/>
-          <w:sz w:val="28"/>
-          <w:szCs w:val="28"/>
-        </w:rPr>
-      </w:pPr>
-    </w:p>
-    <w:p>
-      <w:pPr>
-        <w:pStyle w:val="ListParagraph"/>
-        <w:ind w:left="780"/>
-        <w:rPr>
-          <w:rFonts w:ascii="Times New Roman" w:hAnsi="Times New Roman" w:cs="Times New Roman"/>
-          <w:sz w:val="28"/>
-          <w:szCs w:val="28"/>
-        </w:rPr>
-      </w:pPr>
-    </w:p>
-    <w:p>
-      <w:pPr>
-        <w:pStyle w:val="ListParagraph"/>
-        <w:ind w:left="780"/>
-        <w:rPr>
-          <w:rFonts w:ascii="Times New Roman" w:hAnsi="Times New Roman" w:cs="Times New Roman"/>
-          <w:sz w:val="28"/>
-          <w:szCs w:val="28"/>
-        </w:rPr>
-      </w:pPr>
-    </w:p>
-    <w:p>
-      <w:pPr>
-        <w:pStyle w:val="ListParagraph"/>
-        <w:ind w:left="780"/>
-        <w:rPr>
-          <w:rFonts w:ascii="Times New Roman" w:hAnsi="Times New Roman" w:cs="Times New Roman"/>
-          <w:sz w:val="28"/>
-          <w:szCs w:val="28"/>
-        </w:rPr>
-      </w:pPr>
-    </w:p>
-    <w:p>
-      <w:pPr>
-        <w:pStyle w:val="ListParagraph"/>
-        <w:ind w:left="780"/>
-        <w:rPr>
-          <w:rFonts w:ascii="Times New Roman" w:hAnsi="Times New Roman" w:cs="Times New Roman"/>
-          <w:sz w:val="28"/>
-          <w:szCs w:val="28"/>
-        </w:rPr>
-      </w:pPr>
-    </w:p>
-    <w:p>
-      <w:pPr>
-        <w:pStyle w:val="ListParagraph"/>
-        <w:ind w:left="780"/>
-        <w:rPr>
-          <w:rFonts w:ascii="Times New Roman" w:hAnsi="Times New Roman" w:cs="Times New Roman"/>
-          <w:sz w:val="28"/>
-          <w:szCs w:val="28"/>
-        </w:rPr>
-      </w:pPr>
-    </w:p>
-    <w:p>
-      <w:pPr>
-        <w:pStyle w:val="ListParagraph"/>
-        <w:ind w:left="780"/>
-        <w:rPr>
-          <w:rFonts w:ascii="Times New Roman" w:hAnsi="Times New Roman" w:cs="Times New Roman"/>
-          <w:sz w:val="28"/>
-          <w:szCs w:val="28"/>
-        </w:rPr>
-      </w:pPr>
-    </w:p>
-    <w:p>
-      <w:pPr>
-        <w:pStyle w:val="ListParagraph"/>
-        <w:ind w:left="780"/>
-        <w:rPr>
-          <w:rFonts w:ascii="Times New Roman" w:hAnsi="Times New Roman" w:cs="Times New Roman"/>
-          <w:sz w:val="28"/>
-          <w:szCs w:val="28"/>
-        </w:rPr>
-      </w:pPr>
-    </w:p>
-    <w:p>
-      <w:pPr>
-        <w:pStyle w:val="ListParagraph"/>
-        <w:ind w:left="780"/>
-        <w:rPr>
-          <w:rFonts w:ascii="Times New Roman" w:hAnsi="Times New Roman" w:cs="Times New Roman"/>
-          <w:sz w:val="28"/>
-          <w:szCs w:val="28"/>
-        </w:rPr>
-      </w:pPr>
-    </w:p>
-    <w:p>
-      <w:pPr>
-        <w:pStyle w:val="ListParagraph"/>
-        <w:ind w:left="780"/>
-        <w:rPr>
-          <w:rFonts w:ascii="Times New Roman" w:hAnsi="Times New Roman" w:cs="Times New Roman"/>
-          <w:sz w:val="28"/>
-          <w:szCs w:val="28"/>
-        </w:rPr>
-      </w:pPr>
-    </w:p>
-    <w:p>
-      <w:pPr>
-        <w:pStyle w:val="ListParagraph"/>
-        <w:ind w:left="780"/>
-        <w:rPr>
-          <w:rFonts w:ascii="Times New Roman" w:hAnsi="Times New Roman" w:cs="Times New Roman"/>
-          <w:sz w:val="28"/>
-          <w:szCs w:val="28"/>
-        </w:rPr>
-      </w:pPr>
-    </w:p>
-    <w:p>
-      <w:pPr>
-        <w:pStyle w:val="ListParagraph"/>
-        <w:ind w:left="780"/>
-        <w:rPr>
-          <w:rFonts w:ascii="Times New Roman" w:hAnsi="Times New Roman" w:cs="Times New Roman"/>
-          <w:sz w:val="28"/>
-          <w:szCs w:val="28"/>
-        </w:rPr>
-      </w:pPr>
-    </w:p>
-    <w:p>
-      <w:pPr>
-        <w:pStyle w:val="ListParagraph"/>
-        <w:ind w:left="780"/>
-        <w:rPr>
-          <w:rFonts w:ascii="Times New Roman" w:hAnsi="Times New Roman" w:cs="Times New Roman"/>
-          <w:sz w:val="28"/>
-          <w:szCs w:val="28"/>
-        </w:rPr>
-      </w:pPr>
-    </w:p>
-    <w:p>
-      <w:pPr>
-        <w:pStyle w:val="ListParagraph"/>
-        <w:ind w:left="780"/>
-        <w:rPr>
-          <w:rFonts w:ascii="Times New Roman" w:hAnsi="Times New Roman" w:cs="Times New Roman"/>
-          <w:sz w:val="28"/>
-          <w:szCs w:val="28"/>
-        </w:rPr>
-      </w:pPr>
-    </w:p>
-    <w:p>
-      <w:pPr>
-        <w:pStyle w:val="ListParagraph"/>
-        <w:ind w:left="780"/>
-        <w:rPr>
-          <w:rFonts w:ascii="Times New Roman" w:hAnsi="Times New Roman" w:cs="Times New Roman"/>
-          <w:sz w:val="28"/>
-          <w:szCs w:val="28"/>
-        </w:rPr>
-      </w:pPr>
-    </w:p>
-    <w:p>
-      <w:pPr>
-        <w:pStyle w:val="ListParagraph"/>
-        <w:ind w:left="780"/>
-        <w:rPr>
-          <w:rFonts w:ascii="Times New Roman" w:hAnsi="Times New Roman" w:cs="Times New Roman"/>
-          <w:sz w:val="28"/>
-          <w:szCs w:val="28"/>
-        </w:rPr>
-      </w:pPr>
-    </w:p>
-    <w:p>
-      <w:pPr>
-        <w:pStyle w:val="ListParagraph"/>
-        <w:ind w:left="780"/>
-        <w:rPr>
-          <w:rFonts w:ascii="Times New Roman" w:hAnsi="Times New Roman" w:cs="Times New Roman"/>
-          <w:sz w:val="28"/>
-          <w:szCs w:val="28"/>
-        </w:rPr>
-      </w:pPr>
-    </w:p>
-    <w:p>
-      <w:pPr>
-        <w:pStyle w:val="ListParagraph"/>
-        <w:ind w:left="780"/>
-        <w:rPr>
-          <w:rFonts w:ascii="Times New Roman" w:hAnsi="Times New Roman" w:cs="Times New Roman"/>
-          <w:sz w:val="28"/>
-          <w:szCs w:val="28"/>
-        </w:rPr>
-      </w:pPr>
-    </w:p>
-    <w:p>
-      <w:pPr>
-        <w:pStyle w:val="ListParagraph"/>
-        <w:ind w:left="780"/>
-        <w:rPr>
-          <w:rFonts w:ascii="Times New Roman" w:hAnsi="Times New Roman" w:cs="Times New Roman"/>
-          <w:sz w:val="28"/>
-          <w:szCs w:val="28"/>
-        </w:rPr>
-      </w:pPr>
-    </w:p>
-    <w:p>
-      <w:pPr>
-        <w:pStyle w:val="ListParagraph"/>
-        <w:ind w:left="780"/>
-        <w:rPr>
-          <w:rFonts w:ascii="Times New Roman" w:hAnsi="Times New Roman" w:cs="Times New Roman"/>
-          <w:sz w:val="28"/>
-          <w:szCs w:val="28"/>
-        </w:rPr>
-      </w:pPr>
-    </w:p>
-    <w:p>
-      <w:pPr>
-        <w:pStyle w:val="ListParagraph"/>
-        <w:ind w:left="780"/>
-        <w:rPr>
-          <w:rFonts w:ascii="Times New Roman" w:hAnsi="Times New Roman" w:cs="Times New Roman"/>
-          <w:sz w:val="28"/>
-          <w:szCs w:val="28"/>
-        </w:rPr>
-      </w:pPr>
-    </w:p>
-    <w:p>
-      <w:pPr>
-        <w:pStyle w:val="ListParagraph"/>
-        <w:ind w:left="780"/>
-        <w:rPr>
-          <w:rFonts w:ascii="Times New Roman" w:hAnsi="Times New Roman" w:cs="Times New Roman"/>
-          <w:sz w:val="28"/>
-          <w:szCs w:val="28"/>
-        </w:rPr>
-      </w:pPr>
-    </w:p>
-    <w:p>
-      <w:pPr>
-        <w:pStyle w:val="ListParagraph"/>
-        <w:ind w:left="780"/>
-        <w:rPr>
-          <w:rFonts w:ascii="Times New Roman" w:hAnsi="Times New Roman" w:cs="Times New Roman"/>
-          <w:sz w:val="28"/>
-          <w:szCs w:val="28"/>
-        </w:rPr>
-      </w:pPr>
-    </w:p>
-    <w:p>
-      <w:pPr>
-        <w:pStyle w:val="ListParagraph"/>
-        <w:ind w:left="780"/>
-        <w:rPr>
-          <w:rFonts w:ascii="Times New Roman" w:hAnsi="Times New Roman" w:cs="Times New Roman"/>
-          <w:sz w:val="28"/>
-          <w:szCs w:val="28"/>
-        </w:rPr>
-      </w:pPr>
-    </w:p>
-    <w:p>
-      <w:pPr>
-        <w:pStyle w:val="ListParagraph"/>
-        <w:ind w:left="780"/>
-        <w:rPr>
-          <w:rFonts w:ascii="Times New Roman" w:hAnsi="Times New Roman" w:cs="Times New Roman"/>
-          <w:sz w:val="28"/>
-          <w:szCs w:val="28"/>
-        </w:rPr>
-      </w:pPr>
-    </w:p>
-    <w:p>
-      <w:pPr>
-        <w:pStyle w:val="ListParagraph"/>
-        <w:ind w:left="780"/>
-        <w:rPr>
-          <w:rFonts w:ascii="Times New Roman" w:hAnsi="Times New Roman" w:cs="Times New Roman"/>
-          <w:sz w:val="28"/>
-          <w:szCs w:val="28"/>
-        </w:rPr>
-      </w:pPr>
-    </w:p>
-    <w:p>
-      <w:pPr>
-        <w:pStyle w:val="ListParagraph"/>
-        <w:ind w:left="780"/>
-        <w:rPr>
-          <w:rFonts w:ascii="Times New Roman" w:hAnsi="Times New Roman" w:cs="Times New Roman"/>
-          <w:sz w:val="28"/>
-          <w:szCs w:val="28"/>
-        </w:rPr>
-      </w:pPr>
-    </w:p>
-    <w:p>
-      <w:pPr>
-        <w:pStyle w:val="ListParagraph"/>
-        <w:ind w:left="780"/>
-        <w:rPr>
-          <w:rFonts w:ascii="Times New Roman" w:hAnsi="Times New Roman" w:cs="Times New Roman"/>
-          <w:sz w:val="28"/>
-          <w:szCs w:val="28"/>
-        </w:rPr>
-      </w:pPr>
-    </w:p>
-    <w:p>
-      <w:pPr>
-        <w:pStyle w:val="ListParagraph"/>
-        <w:ind w:left="780"/>
-        <w:rPr>
-          <w:rFonts w:ascii="Times New Roman" w:hAnsi="Times New Roman" w:cs="Times New Roman"/>
-          <w:sz w:val="28"/>
-          <w:szCs w:val="28"/>
-        </w:rPr>
-      </w:pPr>
-    </w:p>
-    <w:p>
-      <w:pPr>
-        <w:pStyle w:val="ListParagraph"/>
-        <w:ind w:left="780"/>
-        <w:rPr>
-          <w:rFonts w:ascii="Times New Roman" w:hAnsi="Times New Roman" w:cs="Times New Roman"/>
-          <w:sz w:val="28"/>
-          <w:szCs w:val="28"/>
-        </w:rPr>
-      </w:pPr>
-    </w:p>
-    <w:p>
-      <w:pPr>
-        <w:pStyle w:val="ListParagraph"/>
-        <w:ind w:left="780"/>
-        <w:rPr>
-          <w:rFonts w:ascii="Times New Roman" w:hAnsi="Times New Roman" w:cs="Times New Roman"/>
-          <w:sz w:val="28"/>
-          <w:szCs w:val="28"/>
-        </w:rPr>
-      </w:pPr>
-    </w:p>
-    <w:p>
-      <w:pPr>
-        <w:pStyle w:val="ListParagraph"/>
-        <w:ind w:left="780"/>
-        <w:rPr>
-          <w:rFonts w:ascii="Times New Roman" w:hAnsi="Times New Roman" w:cs="Times New Roman"/>
-          <w:sz w:val="28"/>
-          <w:szCs w:val="28"/>
-        </w:rPr>
-      </w:pPr>
-    </w:p>
-    <w:p>
-      <w:pPr>
-        <w:pStyle w:val="ListParagraph"/>
-        <w:ind w:left="780"/>
-        <w:rPr>
-          <w:rFonts w:ascii="Times New Roman" w:hAnsi="Times New Roman" w:cs="Times New Roman"/>
-          <w:sz w:val="28"/>
-          <w:szCs w:val="28"/>
-        </w:rPr>
-      </w:pPr>
-    </w:p>
-    <w:p>
-      <w:pPr>
-        <w:pStyle w:val="ListParagraph"/>
-        <w:ind w:left="780"/>
-        <w:rPr>
-          <w:rFonts w:ascii="Times New Roman" w:hAnsi="Times New Roman" w:cs="Times New Roman"/>
-          <w:sz w:val="28"/>
-          <w:szCs w:val="28"/>
-        </w:rPr>
-      </w:pPr>
-    </w:p>
-    <w:p>
-      <w:pPr>
-        <w:pStyle w:val="ListParagraph"/>
-        <w:ind w:left="780"/>
-        <w:rPr>
-          <w:rFonts w:ascii="Times New Roman" w:hAnsi="Times New Roman" w:cs="Times New Roman"/>
-          <w:sz w:val="28"/>
-          <w:szCs w:val="28"/>
-        </w:rPr>
-      </w:pPr>
-    </w:p>
-    <w:p>
-      <w:pPr>
-        <w:pStyle w:val="ListParagraph"/>
-        <w:ind w:left="780"/>
-        <w:rPr>
-          <w:rFonts w:ascii="Times New Roman" w:hAnsi="Times New Roman" w:cs="Times New Roman"/>
-          <w:sz w:val="28"/>
-          <w:szCs w:val="28"/>
-        </w:rPr>
-      </w:pPr>
-    </w:p>
-    <w:p>
-      <w:pPr>
-        <w:pStyle w:val="ListParagraph"/>
-        <w:ind w:left="780"/>
-        <w:rPr>
-          <w:rFonts w:ascii="Times New Roman" w:hAnsi="Times New Roman" w:cs="Times New Roman"/>
-          <w:sz w:val="28"/>
-          <w:szCs w:val="28"/>
-        </w:rPr>
-      </w:pPr>
-    </w:p>
-    <w:p>
-      <w:pPr>
-        <w:pStyle w:val="ListParagraph"/>
-        <w:ind w:left="780"/>
-        <w:rPr>
-          <w:rFonts w:ascii="Times New Roman" w:hAnsi="Times New Roman" w:cs="Times New Roman"/>
-          <w:sz w:val="28"/>
-          <w:szCs w:val="28"/>
-        </w:rPr>
-      </w:pPr>
-    </w:p>
-    <w:p>
-      <w:pPr>
-        <w:pStyle w:val="ListParagraph"/>
-        <w:ind w:left="780"/>
-        <w:rPr>
-          <w:rFonts w:ascii="Times New Roman" w:hAnsi="Times New Roman" w:cs="Times New Roman"/>
-          <w:sz w:val="28"/>
-          <w:szCs w:val="28"/>
-        </w:rPr>
-      </w:pPr>
-    </w:p>
-    <w:p>
-      <w:pPr>
-        <w:pStyle w:val="ListParagraph"/>
-        <w:ind w:left="780"/>
-        <w:rPr>
-          <w:rFonts w:ascii="Times New Roman" w:hAnsi="Times New Roman" w:cs="Times New Roman"/>
-          <w:sz w:val="28"/>
-          <w:szCs w:val="28"/>
-        </w:rPr>
-      </w:pPr>
-    </w:p>
-    <w:p>
-      <w:pPr>
-        <w:pStyle w:val="ListParagraph"/>
-        <w:ind w:left="780"/>
-        <w:rPr>
-          <w:rFonts w:ascii="Times New Roman" w:hAnsi="Times New Roman" w:cs="Times New Roman"/>
-          <w:sz w:val="28"/>
-          <w:szCs w:val="28"/>
-        </w:rPr>
-      </w:pPr>
-    </w:p>
-    <w:p>
-      <w:pPr>
-        <w:pStyle w:val="ListParagraph"/>
-        <w:ind w:left="780"/>
-        <w:rPr>
-          <w:rFonts w:ascii="Times New Roman" w:hAnsi="Times New Roman" w:cs="Times New Roman"/>
-          <w:sz w:val="28"/>
-          <w:szCs w:val="28"/>
-        </w:rPr>
-      </w:pPr>
-    </w:p>
-    <w:p>
-      <w:pPr>
-        <w:pStyle w:val="ListParagraph"/>
-        <w:ind w:left="780"/>
-        <w:rPr>
-          <w:rFonts w:ascii="Times New Roman" w:hAnsi="Times New Roman" w:cs="Times New Roman"/>
-          <w:sz w:val="28"/>
-          <w:szCs w:val="28"/>
-        </w:rPr>
-      </w:pPr>
-    </w:p>
-    <w:p>
-      <w:pPr>
-        <w:pStyle w:val="ListParagraph"/>
-        <w:ind w:left="780"/>
-        <w:rPr>
-          <w:rFonts w:ascii="Times New Roman" w:hAnsi="Times New Roman" w:cs="Times New Roman"/>
-          <w:sz w:val="28"/>
-          <w:szCs w:val="28"/>
-        </w:rPr>
-      </w:pPr>
-    </w:p>
-    <w:p>
-      <w:pPr>
-        <w:pStyle w:val="ListParagraph"/>
-        <w:ind w:left="780"/>
-        <w:rPr>
-          <w:rFonts w:ascii="Times New Roman" w:hAnsi="Times New Roman" w:cs="Times New Roman"/>
-          <w:sz w:val="28"/>
-          <w:szCs w:val="28"/>
-        </w:rPr>
-      </w:pPr>
-    </w:p>
-    <w:p>
-      <w:pPr>
-        <w:pStyle w:val="ListParagraph"/>
-        <w:ind w:left="780"/>
-        <w:rPr>
-          <w:rFonts w:ascii="Times New Roman" w:hAnsi="Times New Roman" w:cs="Times New Roman"/>
-          <w:sz w:val="28"/>
-          <w:szCs w:val="28"/>
-        </w:rPr>
-      </w:pPr>
-    </w:p>
-    <w:p>
-      <w:pPr>
-        <w:pStyle w:val="ListParagraph"/>
-        <w:ind w:left="780"/>
-        <w:rPr>
-          <w:rFonts w:ascii="Times New Roman" w:hAnsi="Times New Roman" w:cs="Times New Roman"/>
-          <w:sz w:val="28"/>
-          <w:szCs w:val="28"/>
-        </w:rPr>
-      </w:pPr>
-    </w:p>
-    <w:p>
-      <w:pPr>
-        <w:pStyle w:val="ListParagraph"/>
-        <w:ind w:left="780"/>
-        <w:rPr>
-          <w:rFonts w:ascii="Times New Roman" w:hAnsi="Times New Roman" w:cs="Times New Roman"/>
-          <w:sz w:val="28"/>
-          <w:szCs w:val="28"/>
-        </w:rPr>
-      </w:pPr>
-    </w:p>
-    <w:p>
-      <w:pPr>
-        <w:pStyle w:val="ListParagraph"/>
-        <w:ind w:left="780"/>
-        <w:rPr>
-          <w:rFonts w:ascii="Times New Roman" w:hAnsi="Times New Roman" w:cs="Times New Roman"/>
-          <w:sz w:val="28"/>
-          <w:szCs w:val="28"/>
-        </w:rPr>
-      </w:pPr>
-    </w:p>
-    <w:p>
-      <w:pPr>
-        <w:pStyle w:val="ListParagraph"/>
-        <w:ind w:left="780"/>
-        <w:rPr>
-          <w:rFonts w:ascii="Times New Roman" w:hAnsi="Times New Roman" w:cs="Times New Roman"/>
-          <w:sz w:val="28"/>
-          <w:szCs w:val="28"/>
-        </w:rPr>
-      </w:pPr>
-    </w:p>
-    <w:p>
-      <w:pPr>
-        <w:pStyle w:val="ListParagraph"/>
-        <w:ind w:left="780"/>
-        <w:rPr>
-          <w:rFonts w:ascii="Times New Roman" w:hAnsi="Times New Roman" w:cs="Times New Roman"/>
-          <w:sz w:val="28"/>
-          <w:szCs w:val="28"/>
-        </w:rPr>
-      </w:pPr>
-    </w:p>
-    <w:p>
-      <w:pPr>
-        <w:pStyle w:val="ListParagraph"/>
-        <w:ind w:left="780"/>
-        <w:rPr>
-          <w:rFonts w:ascii="Times New Roman" w:hAnsi="Times New Roman" w:cs="Times New Roman"/>
-          <w:sz w:val="28"/>
-          <w:szCs w:val="28"/>
-        </w:rPr>
-      </w:pPr>
-    </w:p>
-    <w:p>
-      <w:pPr>
-        <w:pStyle w:val="ListParagraph"/>
-        <w:ind w:left="780"/>
-        <w:rPr>
-          <w:rFonts w:ascii="Times New Roman" w:hAnsi="Times New Roman" w:cs="Times New Roman"/>
-          <w:sz w:val="28"/>
-          <w:szCs w:val="28"/>
-        </w:rPr>
-      </w:pPr>
-    </w:p>
-    <w:p>
-      <w:pPr>
-        <w:pStyle w:val="ListParagraph"/>
-        <w:ind w:left="780"/>
-        <w:rPr>
-          <w:rFonts w:ascii="Times New Roman" w:hAnsi="Times New Roman" w:cs="Times New Roman"/>
-          <w:sz w:val="28"/>
-          <w:szCs w:val="28"/>
-        </w:rPr>
-      </w:pPr>
-    </w:p>
-    <w:p>
-      <w:pPr>
-        <w:pStyle w:val="ListParagraph"/>
-        <w:ind w:left="780"/>
-        <w:rPr>
-          <w:rFonts w:ascii="Times New Roman" w:hAnsi="Times New Roman" w:cs="Times New Roman"/>
-          <w:sz w:val="28"/>
-          <w:szCs w:val="28"/>
-        </w:rPr>
-      </w:pPr>
-    </w:p>
-    <w:p>
-      <w:pPr>
-        <w:pStyle w:val="ListParagraph"/>
-        <w:ind w:left="780"/>
-        <w:rPr>
-          <w:rFonts w:ascii="Times New Roman" w:hAnsi="Times New Roman" w:cs="Times New Roman"/>
-          <w:sz w:val="28"/>
-          <w:szCs w:val="28"/>
-        </w:rPr>
-      </w:pPr>
-    </w:p>
-    <w:p>
-      <w:pPr>
-        <w:pStyle w:val="ListParagraph"/>
-        <w:ind w:left="780"/>
-        <w:rPr>
-          <w:rFonts w:ascii="Times New Roman" w:hAnsi="Times New Roman" w:cs="Times New Roman"/>
-          <w:sz w:val="28"/>
-          <w:szCs w:val="28"/>
-        </w:rPr>
-      </w:pPr>
-    </w:p>
-    <w:p>
-      <w:pPr>
-        <w:pStyle w:val="ListParagraph"/>
-        <w:ind w:left="780"/>
-        <w:rPr>
-          <w:rFonts w:ascii="Times New Roman" w:hAnsi="Times New Roman" w:cs="Times New Roman"/>
-          <w:sz w:val="28"/>
-          <w:szCs w:val="28"/>
-        </w:rPr>
-      </w:pPr>
-    </w:p>
-    <w:p>
-      <w:pPr>
-        <w:pStyle w:val="ListParagraph"/>
-        <w:ind w:left="780"/>
-        <w:rPr>
-          <w:rFonts w:ascii="Times New Roman" w:hAnsi="Times New Roman" w:cs="Times New Roman"/>
-          <w:sz w:val="28"/>
-          <w:szCs w:val="28"/>
-        </w:rPr>
-      </w:pPr>
-    </w:p>
-    <w:p>
-      <w:pPr>
-        <w:pStyle w:val="ListParagraph"/>
-        <w:ind w:left="780"/>
-        <w:rPr>
-          <w:rFonts w:ascii="Times New Roman" w:hAnsi="Times New Roman" w:cs="Times New Roman"/>
-          <w:sz w:val="28"/>
-          <w:szCs w:val="28"/>
-        </w:rPr>
-      </w:pPr>
-    </w:p>
-    <w:p>
-      <w:pPr>
-        <w:pStyle w:val="ListParagraph"/>
-        <w:ind w:left="780"/>
-        <w:rPr>
-          <w:rFonts w:ascii="Times New Roman" w:hAnsi="Times New Roman" w:cs="Times New Roman"/>
-          <w:sz w:val="28"/>
-          <w:szCs w:val="28"/>
-        </w:rPr>
-      </w:pPr>
-    </w:p>
-    <w:p>
-      <w:pPr>
-        <w:pStyle w:val="ListParagraph"/>
-        <w:ind w:left="780"/>
-        <w:rPr>
-          <w:rFonts w:ascii="Times New Roman" w:hAnsi="Times New Roman" w:cs="Times New Roman"/>
-          <w:sz w:val="28"/>
-          <w:szCs w:val="28"/>
-        </w:rPr>
-      </w:pPr>
-    </w:p>
-    <w:p>
-      <w:pPr>
-        <w:pStyle w:val="ListParagraph"/>
-        <w:ind w:left="780"/>
-        <w:rPr>
-          <w:rFonts w:ascii="Times New Roman" w:hAnsi="Times New Roman" w:cs="Times New Roman"/>
-          <w:sz w:val="28"/>
-          <w:szCs w:val="28"/>
-        </w:rPr>
-      </w:pPr>
-    </w:p>
-    <w:p>
-      <w:pPr>
-        <w:pStyle w:val="ListParagraph"/>
-        <w:ind w:left="780"/>
-        <w:rPr>
-          <w:rFonts w:ascii="Times New Roman" w:hAnsi="Times New Roman" w:cs="Times New Roman"/>
-          <w:sz w:val="28"/>
-          <w:szCs w:val="28"/>
-        </w:rPr>
-      </w:pPr>
-    </w:p>
-    <w:p>
-      <w:pPr>
-        <w:pStyle w:val="ListParagraph"/>
-        <w:ind w:left="780"/>
-        <w:rPr>
-          <w:rFonts w:ascii="Times New Roman" w:hAnsi="Times New Roman" w:cs="Times New Roman"/>
-          <w:sz w:val="28"/>
-          <w:szCs w:val="28"/>
-        </w:rPr>
-      </w:pPr>
-    </w:p>
-    <w:p>
-      <w:pPr>
-        <w:pStyle w:val="ListParagraph"/>
-        <w:ind w:left="780"/>
-        <w:rPr>
-          <w:rFonts w:ascii="Times New Roman" w:hAnsi="Times New Roman" w:cs="Times New Roman"/>
-          <w:sz w:val="28"/>
-          <w:szCs w:val="28"/>
-        </w:rPr>
-      </w:pPr>
-    </w:p>
-    <w:p>
-      <w:pPr>
-        <w:pStyle w:val="ListParagraph"/>
-        <w:ind w:left="780"/>
-        <w:rPr>
-          <w:rFonts w:ascii="Times New Roman" w:hAnsi="Times New Roman" w:cs="Times New Roman"/>
-          <w:sz w:val="28"/>
-          <w:szCs w:val="28"/>
-        </w:rPr>
-      </w:pPr>
-    </w:p>
-    <w:p>
-      <w:pPr>
-        <w:pStyle w:val="ListParagraph"/>
-        <w:ind w:left="780"/>
-        <w:rPr>
-          <w:rFonts w:ascii="Times New Roman" w:hAnsi="Times New Roman" w:cs="Times New Roman"/>
-          <w:sz w:val="28"/>
-          <w:szCs w:val="28"/>
-        </w:rPr>
-      </w:pPr>
-    </w:p>
-    <w:p>
-      <w:pPr>
-        <w:pStyle w:val="ListParagraph"/>
-        <w:ind w:left="780"/>
-        <w:rPr>
-          <w:rFonts w:ascii="Times New Roman" w:hAnsi="Times New Roman" w:cs="Times New Roman"/>
-          <w:sz w:val="28"/>
-          <w:szCs w:val="28"/>
-        </w:rPr>
-      </w:pPr>
-    </w:p>
-    <w:p>
-      <w:pPr>
-        <w:pStyle w:val="ListParagraph"/>
-        <w:ind w:left="780"/>
-        <w:rPr>
-          <w:rFonts w:ascii="Times New Roman" w:hAnsi="Times New Roman" w:cs="Times New Roman"/>
-          <w:sz w:val="28"/>
-          <w:szCs w:val="28"/>
-        </w:rPr>
-      </w:pPr>
-    </w:p>
-    <w:p>
-      <w:pPr>
-        <w:pStyle w:val="ListParagraph"/>
-        <w:ind w:left="780"/>
-        <w:rPr>
-          <w:rFonts w:ascii="Times New Roman" w:hAnsi="Times New Roman" w:cs="Times New Roman"/>
-          <w:sz w:val="28"/>
-          <w:szCs w:val="28"/>
-        </w:rPr>
-      </w:pPr>
-    </w:p>
-    <w:p>
-      <w:pPr>
-        <w:pStyle w:val="ListParagraph"/>
-        <w:ind w:left="780"/>
-        <w:rPr>
-          <w:rFonts w:ascii="Times New Roman" w:hAnsi="Times New Roman" w:cs="Times New Roman"/>
-          <w:sz w:val="28"/>
-          <w:szCs w:val="28"/>
-        </w:rPr>
-      </w:pPr>
-    </w:p>
-    <w:p>
-      <w:pPr>
-        <w:pStyle w:val="ListParagraph"/>
-        <w:ind w:left="780"/>
-        <w:rPr>
-          <w:rFonts w:ascii="Times New Roman" w:hAnsi="Times New Roman" w:cs="Times New Roman"/>
-          <w:sz w:val="28"/>
-          <w:szCs w:val="28"/>
-        </w:rPr>
-      </w:pPr>
-    </w:p>
-    <w:p>
-      <w:pPr>
-        <w:pStyle w:val="ListParagraph"/>
-        <w:ind w:left="780"/>
-        <w:rPr>
-          <w:rFonts w:ascii="Times New Roman" w:hAnsi="Times New Roman" w:cs="Times New Roman"/>
-          <w:sz w:val="28"/>
-          <w:szCs w:val="28"/>
-        </w:rPr>
-      </w:pPr>
-    </w:p>
-    <w:p>
-      <w:pPr>
-        <w:pStyle w:val="ListParagraph"/>
-        <w:ind w:left="780"/>
-        <w:rPr>
-          <w:rFonts w:ascii="Times New Roman" w:hAnsi="Times New Roman" w:cs="Times New Roman"/>
-          <w:sz w:val="28"/>
-          <w:szCs w:val="28"/>
-        </w:rPr>
-      </w:pPr>
-    </w:p>
-    <w:p>
-      <w:pPr>
-        <w:pStyle w:val="ListParagraph"/>
-        <w:ind w:left="780"/>
-        <w:rPr>
-          <w:rFonts w:ascii="Times New Roman" w:hAnsi="Times New Roman" w:cs="Times New Roman"/>
-          <w:sz w:val="28"/>
-          <w:szCs w:val="28"/>
-        </w:rPr>
-      </w:pPr>
-    </w:p>
-    <w:p>
-      <w:pPr>
-        <w:pStyle w:val="ListParagraph"/>
-        <w:ind w:left="780"/>
-        <w:rPr>
-          <w:rFonts w:ascii="Times New Roman" w:hAnsi="Times New Roman" w:cs="Times New Roman"/>
-          <w:sz w:val="28"/>
-          <w:szCs w:val="28"/>
-        </w:rPr>
-      </w:pPr>
-    </w:p>
-    <w:p>
-      <w:pPr>
-        <w:pStyle w:val="ListParagraph"/>
-        <w:ind w:left="780"/>
-        <w:rPr>
-          <w:rFonts w:ascii="Times New Roman" w:hAnsi="Times New Roman" w:cs="Times New Roman"/>
-          <w:sz w:val="28"/>
-          <w:szCs w:val="28"/>
-        </w:rPr>
-      </w:pPr>
-    </w:p>
-    <w:p>
-      <w:pPr>
-        <w:pStyle w:val="ListParagraph"/>
-        <w:ind w:left="780"/>
-        <w:rPr>
-          <w:rFonts w:ascii="Times New Roman" w:hAnsi="Times New Roman" w:cs="Times New Roman"/>
-          <w:sz w:val="28"/>
-          <w:szCs w:val="28"/>
-        </w:rPr>
-      </w:pPr>
-      <w:r>
-        <w:rPr>
-          <w:rFonts w:ascii="Times New Roman" w:hAnsi="Times New Roman" w:cs="Times New Roman"/>
-          <w:sz w:val="28"/>
-          <w:szCs w:val="28"/>
-        </w:rPr>
-        <w:t>k</w:t>
-      </w:r>
+        <w:numPr>
+          <w:ilvl w:val="1"/>
+          <w:numId w:val="2"/>
+        </w:numPr>
+        <w:rPr>
+          <w:rFonts w:ascii="Times New Roman" w:hAnsi="Times New Roman" w:cs="Times New Roman"/>
+          <w:b/>
+          <w:bCs/>
+          <w:sz w:val="28"/>
+          <w:szCs w:val="28"/>
+          <w:u w:val="single"/>
+        </w:rPr>
+      </w:pPr>
+      <w:r>
+        <w:rPr>
+          <w:rFonts w:ascii="Times New Roman" w:hAnsi="Times New Roman" w:cs="Times New Roman"/>
+          <w:b/>
+          <w:bCs/>
+          <w:sz w:val="28"/>
+          <w:szCs w:val="28"/>
+          <w:u w:val="single"/>
+        </w:rPr>
+        <w:lastRenderedPageBreak/>
+        <w:t>Update</w:t>
+      </w:r>
+      <w:r>
+        <w:rPr>
+          <w:rFonts w:ascii="Times New Roman" w:hAnsi="Times New Roman" w:cs="Times New Roman"/>
+          <w:b/>
+          <w:bCs/>
+          <w:sz w:val="28"/>
+          <w:szCs w:val="28"/>
+          <w:u w:val="single"/>
+        </w:rPr>
+        <w:t xml:space="preserve"> Array </w:t>
+      </w:r>
+      <w:r>
+        <w:rPr>
+          <w:rFonts w:ascii="Times New Roman" w:hAnsi="Times New Roman" w:cs="Times New Roman"/>
+          <w:b/>
+          <w:bCs/>
+          <w:sz w:val="28"/>
+          <w:szCs w:val="28"/>
+          <w:u w:val="single"/>
+        </w:rPr>
+        <w:t xml:space="preserve">Element </w:t>
+      </w:r>
+      <w:r>
+        <w:rPr>
+          <w:rFonts w:ascii="Times New Roman" w:hAnsi="Times New Roman" w:cs="Times New Roman"/>
+          <w:b/>
+          <w:bCs/>
+          <w:sz w:val="28"/>
+          <w:szCs w:val="28"/>
+          <w:u w:val="single"/>
+        </w:rPr>
+        <w:t>:</w:t>
+      </w:r>
+    </w:p>
+    <w:p>
+      <w:pPr>
+        <w:pStyle w:val="ListParagraph"/>
+        <w:ind w:left="780"/>
+        <w:rPr>
+          <w:rFonts w:ascii="Times New Roman" w:hAnsi="Times New Roman" w:cs="Times New Roman"/>
+          <w:b/>
+          <w:bCs/>
+        </w:rPr>
+      </w:pPr>
+    </w:p>
+    <w:p>
+      <w:pPr>
+        <w:pStyle w:val="ListParagraph"/>
+        <w:ind w:left="780"/>
+        <w:rPr>
+          <w:rFonts w:ascii="Times New Roman" w:hAnsi="Times New Roman" w:cs="Times New Roman"/>
+          <w:b/>
+          <w:bCs/>
+          <w:sz w:val="28"/>
+          <w:szCs w:val="28"/>
+        </w:rPr>
+      </w:pPr>
+      <w:r>
+        <w:rPr>
+          <w:rFonts w:ascii="Times New Roman" w:hAnsi="Times New Roman" w:cs="Times New Roman"/>
+          <w:b/>
+          <w:bCs/>
+          <w:sz w:val="28"/>
+          <w:szCs w:val="28"/>
+        </w:rPr>
+        <w:t>Code :</w:t>
+      </w:r>
+    </w:p>
+    <w:p>
+      <w:pPr>
+        <w:pStyle w:val="ListParagraph"/>
+        <w:ind w:left="780"/>
+        <w:rPr>
+          <w:rFonts w:ascii="Hack" w:hAnsi="Hack" w:cs="Times New Roman"/>
+        </w:rPr>
+      </w:pPr>
+      <w:r>
+        <w:rPr>
+          <w:rFonts w:ascii="Hack" w:hAnsi="Hack" w:cs="Times New Roman"/>
+        </w:rPr>
+        <w:t>#!/bin/bash</w:t>
+      </w:r>
+    </w:p>
+    <w:p>
+      <w:pPr>
+        <w:pStyle w:val="ListParagraph"/>
+        <w:ind w:left="780"/>
+        <w:rPr>
+          <w:rFonts w:ascii="Hack" w:hAnsi="Hack" w:cs="Times New Roman"/>
+        </w:rPr>
+      </w:pPr>
+    </w:p>
+    <w:p>
+      <w:pPr>
+        <w:pStyle w:val="ListParagraph"/>
+        <w:ind w:left="780"/>
+        <w:rPr>
+          <w:rFonts w:ascii="Hack" w:hAnsi="Hack" w:cs="Times New Roman"/>
+        </w:rPr>
+      </w:pPr>
+      <w:r>
+        <w:rPr>
+          <w:rFonts w:ascii="Hack" w:hAnsi="Hack" w:cs="Times New Roman"/>
+        </w:rPr>
+        <w:t>fruits[0]="Apple"</w:t>
+      </w:r>
+    </w:p>
+    <w:p>
+      <w:pPr>
+        <w:pStyle w:val="ListParagraph"/>
+        <w:ind w:left="780"/>
+        <w:rPr>
+          <w:rFonts w:ascii="Hack" w:hAnsi="Hack" w:cs="Times New Roman"/>
+        </w:rPr>
+      </w:pPr>
+      <w:r>
+        <w:rPr>
+          <w:rFonts w:ascii="Hack" w:hAnsi="Hack" w:cs="Times New Roman"/>
+        </w:rPr>
+        <w:t>fruits[1]="Banana"</w:t>
+      </w:r>
+    </w:p>
+    <w:p>
+      <w:pPr>
+        <w:pStyle w:val="ListParagraph"/>
+        <w:ind w:left="780"/>
+        <w:rPr>
+          <w:rFonts w:ascii="Hack" w:hAnsi="Hack" w:cs="Times New Roman"/>
+        </w:rPr>
+      </w:pPr>
+      <w:r>
+        <w:rPr>
+          <w:rFonts w:ascii="Hack" w:hAnsi="Hack" w:cs="Times New Roman"/>
+        </w:rPr>
+        <w:t>fruits[2]="Cherry"</w:t>
+      </w:r>
+    </w:p>
+    <w:p>
+      <w:pPr>
+        <w:pStyle w:val="ListParagraph"/>
+        <w:ind w:left="780"/>
+        <w:rPr>
+          <w:rFonts w:ascii="Hack" w:hAnsi="Hack" w:cs="Times New Roman"/>
+        </w:rPr>
+      </w:pPr>
+      <w:r>
+        <w:rPr>
+          <w:rFonts w:ascii="Hack" w:hAnsi="Hack" w:cs="Times New Roman"/>
+        </w:rPr>
+        <w:t>fruits[3]="Berry"</w:t>
+      </w:r>
+    </w:p>
+    <w:p>
+      <w:pPr>
+        <w:pStyle w:val="ListParagraph"/>
+        <w:ind w:left="780"/>
+        <w:rPr>
+          <w:rFonts w:ascii="Hack" w:hAnsi="Hack" w:cs="Times New Roman"/>
+        </w:rPr>
+      </w:pPr>
+    </w:p>
+    <w:p>
+      <w:pPr>
+        <w:pStyle w:val="ListParagraph"/>
+        <w:ind w:left="780"/>
+        <w:rPr>
+          <w:rFonts w:ascii="Hack" w:hAnsi="Hack" w:cs="Times New Roman"/>
+        </w:rPr>
+      </w:pPr>
+      <w:r>
+        <w:rPr>
+          <w:rFonts w:ascii="Hack" w:hAnsi="Hack" w:cs="Times New Roman"/>
+        </w:rPr>
+        <w:t>printf "\t\t\</w:t>
+      </w:r>
+      <w:proofErr w:type="spellStart"/>
+      <w:r>
+        <w:rPr>
+          <w:rFonts w:ascii="Hack" w:hAnsi="Hack" w:cs="Times New Roman"/>
+        </w:rPr>
+        <w:t>tUpdate</w:t>
+      </w:r>
+      <w:proofErr w:type="spellEnd"/>
+      <w:r>
+        <w:rPr>
+          <w:rFonts w:ascii="Hack" w:hAnsi="Hack" w:cs="Times New Roman"/>
+        </w:rPr>
+        <w:t xml:space="preserve"> Array Element\n"</w:t>
+      </w:r>
+    </w:p>
+    <w:p>
+      <w:pPr>
+        <w:pStyle w:val="ListParagraph"/>
+        <w:ind w:left="780"/>
+        <w:rPr>
+          <w:rFonts w:ascii="Hack" w:hAnsi="Hack" w:cs="Times New Roman"/>
+        </w:rPr>
+      </w:pPr>
+      <w:r>
+        <w:rPr>
+          <w:rFonts w:ascii="Hack" w:hAnsi="Hack" w:cs="Times New Roman"/>
+        </w:rPr>
+        <w:t>printf "In Shell Code:-\n\n"</w:t>
+      </w:r>
+    </w:p>
+    <w:p>
+      <w:pPr>
+        <w:pStyle w:val="ListParagraph"/>
+        <w:ind w:left="780"/>
+        <w:rPr>
+          <w:rFonts w:ascii="Hack" w:hAnsi="Hack" w:cs="Times New Roman"/>
+        </w:rPr>
+      </w:pPr>
+      <w:r>
+        <w:rPr>
+          <w:rFonts w:ascii="Hack" w:hAnsi="Hack" w:cs="Times New Roman"/>
+        </w:rPr>
+        <w:t>echo 'fruits[1]="blueberry"</w:t>
+      </w:r>
+    </w:p>
+    <w:p>
+      <w:pPr>
+        <w:pStyle w:val="ListParagraph"/>
+        <w:ind w:left="780"/>
+        <w:rPr>
+          <w:rFonts w:ascii="Hack" w:hAnsi="Hack" w:cs="Times New Roman"/>
+        </w:rPr>
+      </w:pPr>
+      <w:r>
+        <w:rPr>
+          <w:rFonts w:ascii="Hack" w:hAnsi="Hack" w:cs="Times New Roman"/>
+        </w:rPr>
+        <w:t>echo "Updated Array ${fruits[</w:t>
+      </w:r>
+      <w:proofErr w:type="gramStart"/>
+      <w:r>
+        <w:rPr>
+          <w:rFonts w:ascii="Hack" w:hAnsi="Hack" w:cs="Times New Roman"/>
+        </w:rPr>
+        <w:t>*]}</w:t>
+      </w:r>
+      <w:proofErr w:type="gramEnd"/>
+      <w:r>
+        <w:rPr>
+          <w:rFonts w:ascii="Hack" w:hAnsi="Hack" w:cs="Times New Roman"/>
+        </w:rPr>
+        <w:t>"'</w:t>
+      </w:r>
+    </w:p>
+    <w:p>
+      <w:pPr>
+        <w:pStyle w:val="ListParagraph"/>
+        <w:ind w:left="780"/>
+        <w:rPr>
+          <w:rFonts w:ascii="Hack" w:hAnsi="Hack" w:cs="Times New Roman"/>
+        </w:rPr>
+      </w:pPr>
+    </w:p>
+    <w:p>
+      <w:pPr>
+        <w:pStyle w:val="ListParagraph"/>
+        <w:ind w:left="780"/>
+        <w:rPr>
+          <w:rFonts w:ascii="Hack" w:hAnsi="Hack" w:cs="Times New Roman"/>
+        </w:rPr>
+      </w:pPr>
+      <w:r>
+        <w:rPr>
+          <w:rFonts w:ascii="Hack" w:hAnsi="Hack" w:cs="Times New Roman"/>
+        </w:rPr>
+        <w:t>printf "\</w:t>
+      </w:r>
+      <w:proofErr w:type="spellStart"/>
+      <w:r>
+        <w:rPr>
+          <w:rFonts w:ascii="Hack" w:hAnsi="Hack" w:cs="Times New Roman"/>
+        </w:rPr>
+        <w:t>nOutput</w:t>
+      </w:r>
+      <w:proofErr w:type="spellEnd"/>
+      <w:r>
+        <w:rPr>
+          <w:rFonts w:ascii="Hack" w:hAnsi="Hack" w:cs="Times New Roman"/>
+        </w:rPr>
+        <w:t>:-\n"</w:t>
+      </w:r>
+    </w:p>
+    <w:p>
+      <w:pPr>
+        <w:pStyle w:val="ListParagraph"/>
+        <w:ind w:left="780"/>
+        <w:rPr>
+          <w:rFonts w:ascii="Hack" w:hAnsi="Hack" w:cs="Times New Roman"/>
+        </w:rPr>
+      </w:pPr>
+      <w:r>
+        <w:rPr>
+          <w:rFonts w:ascii="Hack" w:hAnsi="Hack" w:cs="Times New Roman"/>
+        </w:rPr>
+        <w:t>fruits[1]="blueberry"</w:t>
+      </w:r>
+    </w:p>
+    <w:p>
+      <w:pPr>
+        <w:pStyle w:val="ListParagraph"/>
+        <w:ind w:left="780"/>
+        <w:rPr>
+          <w:rFonts w:ascii="Hack" w:hAnsi="Hack" w:cs="Times New Roman"/>
+        </w:rPr>
+      </w:pPr>
+      <w:r>
+        <w:rPr>
+          <w:rFonts w:ascii="Hack" w:hAnsi="Hack" w:cs="Times New Roman"/>
+        </w:rPr>
+        <w:t>echo "Updated Array : ${fruits[</w:t>
+      </w:r>
+      <w:proofErr w:type="gramStart"/>
+      <w:r>
+        <w:rPr>
+          <w:rFonts w:ascii="Hack" w:hAnsi="Hack" w:cs="Times New Roman"/>
+        </w:rPr>
+        <w:t>*]}</w:t>
+      </w:r>
+      <w:proofErr w:type="gramEnd"/>
+      <w:r>
+        <w:rPr>
+          <w:rFonts w:ascii="Hack" w:hAnsi="Hack" w:cs="Times New Roman"/>
+        </w:rPr>
+        <w:t>"  # Output: apple blueberry cherry</w:t>
+      </w:r>
+    </w:p>
+    <w:p>
+      <w:pPr>
+        <w:pStyle w:val="ListParagraph"/>
+        <w:ind w:left="780"/>
+        <w:rPr>
+          <w:rFonts w:ascii="Times New Roman" w:hAnsi="Times New Roman" w:cs="Times New Roman"/>
+          <w:b/>
+          <w:bCs/>
+          <w:sz w:val="28"/>
+          <w:szCs w:val="28"/>
+        </w:rPr>
+      </w:pPr>
+      <w:proofErr w:type="gramStart"/>
+      <w:r>
+        <w:rPr>
+          <w:rFonts w:ascii="Hack" w:hAnsi="Hack" w:cs="Times New Roman"/>
+        </w:rPr>
+        <w:t>echo ""</w:t>
+      </w:r>
+      <w:proofErr w:type="gramEnd"/>
+    </w:p>
+    <w:p>
+      <w:pPr>
+        <w:pStyle w:val="ListParagraph"/>
+        <w:ind w:left="780"/>
+        <w:rPr>
+          <w:rFonts w:ascii="Times New Roman" w:hAnsi="Times New Roman" w:cs="Times New Roman"/>
+          <w:b/>
+          <w:bCs/>
+          <w:sz w:val="28"/>
+          <w:szCs w:val="28"/>
+        </w:rPr>
+      </w:pPr>
+    </w:p>
+    <w:p>
+      <w:pPr>
+        <w:pStyle w:val="ListParagraph"/>
+        <w:ind w:left="780"/>
+        <w:rPr>
+          <w:rFonts w:ascii="Times New Roman" w:hAnsi="Times New Roman" w:cs="Times New Roman"/>
+          <w:b/>
+          <w:bCs/>
+          <w:sz w:val="28"/>
+          <w:szCs w:val="28"/>
+        </w:rPr>
+      </w:pPr>
+      <w:r>
+        <w:rPr>
+          <w:rFonts w:ascii="Times New Roman" w:hAnsi="Times New Roman" w:cs="Times New Roman"/>
+          <w:b/>
+          <w:bCs/>
+          <w:sz w:val="28"/>
+          <w:szCs w:val="28"/>
+        </w:rPr>
+        <w:t>Output :</w:t>
+      </w:r>
+    </w:p>
+    <w:p>
+      <w:pPr>
+        <w:pStyle w:val="ListParagraph"/>
+        <w:ind w:left="780"/>
+        <w:rPr>
+          <w:rFonts w:ascii="Times New Roman" w:hAnsi="Times New Roman" w:cs="Times New Roman"/>
+          <w:sz w:val="28"/>
+          <w:szCs w:val="28"/>
+        </w:rPr>
+      </w:pPr>
+      <w:r>
+        <w:rPr>
+          <w:noProof/>
+        </w:rPr>
+        <mc:AlternateContent>
+          <mc:Choice Requires="wps">
+            <w:drawing>
+              <wp:anchor distT="0" distB="0" distL="114300" distR="114300" simplePos="0" relativeHeight="251717632" behindDoc="1" locked="0" layoutInCell="1" allowOverlap="1" wp14:anchorId="393277B6" wp14:editId="22F86712">
+                <wp:simplePos x="0" y="0"/>
+                <wp:positionH relativeFrom="column">
+                  <wp:posOffset>398780</wp:posOffset>
+                </wp:positionH>
+                <wp:positionV relativeFrom="paragraph">
+                  <wp:posOffset>3411220</wp:posOffset>
+                </wp:positionV>
+                <wp:extent cx="4928235" cy="635"/>
+                <wp:effectExtent l="0" t="0" r="0" b="0"/>
+                <wp:wrapNone/>
+                <wp:docPr id="1100775219" name="Text Box 1"/>
+                <wp:cNvGraphicFramePr/>
+                <a:graphic xmlns:a="http://schemas.openxmlformats.org/drawingml/2006/main">
+                  <a:graphicData uri="http://schemas.microsoft.com/office/word/2010/wordprocessingShape">
+                    <wps:wsp>
+                      <wps:cNvSpPr txBox="1"/>
+                      <wps:spPr>
+                        <a:xfrm>
+                          <a:off x="0" y="0"/>
+                          <a:ext cx="4928235" cy="635"/>
+                        </a:xfrm>
+                        <a:prstGeom prst="rect">
+                          <a:avLst/>
+                        </a:prstGeom>
+                        <a:solidFill>
+                          <a:prstClr val="white"/>
+                        </a:solidFill>
+                        <a:ln>
+                          <a:noFill/>
+                        </a:ln>
+                      </wps:spPr>
+                      <wps:txbx>
+                        <w:txbxContent>
+                          <w:p>
+                            <w:pPr>
+                              <w:pStyle w:val="Caption"/>
+                              <w:jc w:val="center"/>
+                              <w:rPr>
+                                <w:noProof/>
+                                <w:sz w:val="22"/>
+                                <w:szCs w:val="22"/>
+                              </w:rPr>
+                            </w:pPr>
+                            <w:r>
+                              <w:t>Fig 2.19 : Update element</w:t>
+                            </w:r>
+                          </w:p>
+                        </w:txbxContent>
+                      </wps:txbx>
+                      <wps:bodyPr rot="0" spcFirstLastPara="0" vertOverflow="overflow" horzOverflow="overflow" vert="horz" wrap="square" lIns="0" tIns="0" rIns="0" bIns="0" numCol="1" spcCol="0" rtlCol="0" fromWordArt="0" anchor="t" anchorCtr="0" forceAA="0" compatLnSpc="1">
+                        <a:prstTxWarp prst="textNoShape">
+                          <a:avLst/>
+                        </a:prstTxWarp>
+                        <a:spAutoFit/>
+                      </wps:bodyPr>
+                    </wps:wsp>
+                  </a:graphicData>
+                </a:graphic>
+              </wp:anchor>
+            </w:drawing>
+          </mc:Choice>
+          <mc:Fallback>
+            <w:pict>
+              <v:shape w14:anchorId="393277B6" id="_x0000_s1044" type="#_x0000_t202" style="position:absolute;left:0;text-align:left;margin-left:31.4pt;margin-top:268.6pt;width:388.05pt;height:.05pt;z-index:-251598848;visibility:visible;mso-wrap-style:square;mso-wrap-distance-left:9pt;mso-wrap-distance-top:0;mso-wrap-distance-right:9pt;mso-wrap-distance-bottom:0;mso-position-horizontal:absolute;mso-position-horizontal-relative:text;mso-position-vertical:absolute;mso-position-vertical-relative:text;v-text-anchor:top" o:gfxdata="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" stroked="f">
+                <v:textbox style="mso-fit-shape-to-text:t" inset="0,0,0,0">
+                  <w:txbxContent>
+                    <w:p>
+                      <w:pPr>
+                        <w:pStyle w:val="Caption"/>
+                        <w:jc w:val="center"/>
+                        <w:rPr>
+                          <w:noProof/>
+                          <w:sz w:val="22"/>
+                          <w:szCs w:val="22"/>
+                        </w:rPr>
+                      </w:pPr>
+                      <w:r>
+                        <w:t>Fig 2.19 : Update element</w:t>
+                      </w:r>
+                    </w:p>
+                  </w:txbxContent>
+                </v:textbox>
+              </v:shape>
+            </w:pict>
+          </mc:Fallback>
+        </mc:AlternateContent>
+      </w:r>
+      <w:r>
+        <w:rPr>
+          <w:noProof/>
+        </w:rPr>
+        <w:drawing>
+          <wp:anchor distT="0" distB="0" distL="114300" distR="114300" simplePos="0" relativeHeight="251715584" behindDoc="1" locked="0" layoutInCell="1" allowOverlap="1" wp14:anchorId="73EC15EE" wp14:editId="4FDEE733">
+            <wp:simplePos x="0" y="0"/>
+            <wp:positionH relativeFrom="margin">
+              <wp:align>center</wp:align>
+            </wp:positionH>
+            <wp:positionV relativeFrom="page">
+              <wp:posOffset>5025635</wp:posOffset>
+            </wp:positionV>
+            <wp:extent cx="4928235" cy="3282315"/>
+            <wp:effectExtent l="0" t="0" r="5715" b="0"/>
+            <wp:wrapNone/>
+            <wp:docPr id="275614115" name="Picture 19" descr="A screenshot of a computer program&#10;&#10;AI-generated content may be incorrect."/>
+            <wp:cNvGraphicFramePr>
+              <a:graphicFrameLocks xmlns:a="http://schemas.openxmlformats.org/drawingml/2006/main" noChangeAspect="1"/>
+            </wp:cNvGraphicFramePr>
+            <a:graphic xmlns:a="http://schemas.openxmlformats.org/drawingml/2006/main">
+              <a:graphicData uri="http://schemas.openxmlformats.org/drawingml/2006/picture">
+                <pic:pic xmlns:pic="http://schemas.openxmlformats.org/drawingml/2006/picture">
+                  <pic:nvPicPr>
+                    <pic:cNvPr id="275614115" name="Picture 19" descr="A screenshot of a computer program&#10;&#10;AI-generated content may be incorrect."/>
+                    <pic:cNvPicPr>
+                      <a:picLocks noChangeAspect="1" noChangeArrowheads="1"/>
+                    </pic:cNvPicPr>
+                  </pic:nvPicPr>
+                  <pic:blipFill>
+                    <a:blip r:embed="rId24" cstate="print">
+                      <a:extLst>
+                        <a:ext uri="{28A0092B-C50C-407E-A947-70E740481C1C}">
+                          <a14:useLocalDpi xmlns:a14="http://schemas.microsoft.com/office/drawing/2010/main" val="0"/>
+                        </a:ext>
+                      </a:extLst>
+                    </a:blip>
+                    <a:srcRect/>
+                    <a:stretch>
+                      <a:fillRect/>
+                    </a:stretch>
+                  </pic:blipFill>
+                  <pic:spPr bwMode="auto">
+                    <a:xfrm>
+                      <a:off x="0" y="0"/>
+                      <a:ext cx="4928235" cy="3282315"/>
+                    </a:xfrm>
+                    <a:prstGeom prst="rect">
+                      <a:avLst/>
+                    </a:prstGeom>
+                    <a:noFill/>
+                    <a:ln>
+                      <a:noFill/>
+                    </a:ln>
+                  </pic:spPr>
+                </pic:pic>
+              </a:graphicData>
+            </a:graphic>
+            <wp14:sizeRelH relativeFrom="page">
+              <wp14:pctWidth>0</wp14:pctWidth>
+            </wp14:sizeRelH>
+            <wp14:sizeRelV relativeFrom="page">
+              <wp14:pctHeight>0</wp14:pctHeight>
+            </wp14:sizeRelV>
+          </wp:anchor>
+        </w:drawing>
+      </w:r>
+    </w:p>
+    <w:p>
+      <w:pPr>
+        <w:pStyle w:val="ListParagraph"/>
+        <w:ind w:left="780"/>
+        <w:rPr>
+          <w:rFonts w:ascii="Times New Roman" w:hAnsi="Times New Roman" w:cs="Times New Roman"/>
+          <w:sz w:val="28"/>
+          <w:szCs w:val="28"/>
+        </w:rPr>
+      </w:pPr>
+    </w:p>
+    <w:p>
+      <w:pPr>
+        <w:pStyle w:val="ListParagraph"/>
+        <w:ind w:left="780"/>
+        <w:rPr>
+          <w:rFonts w:ascii="Times New Roman" w:hAnsi="Times New Roman" w:cs="Times New Roman"/>
+          <w:sz w:val="28"/>
+          <w:szCs w:val="28"/>
+        </w:rPr>
+      </w:pPr>
+    </w:p>
+    <w:p>
+      <w:pPr>
+        <w:pStyle w:val="ListParagraph"/>
+        <w:ind w:left="780"/>
+        <w:rPr>
+          <w:rFonts w:ascii="Times New Roman" w:hAnsi="Times New Roman" w:cs="Times New Roman"/>
+          <w:sz w:val="28"/>
+          <w:szCs w:val="28"/>
+        </w:rPr>
+      </w:pPr>
+    </w:p>
+    <w:p>
+      <w:pPr>
+        <w:pStyle w:val="ListParagraph"/>
+        <w:ind w:left="780"/>
+        <w:rPr>
+          <w:rFonts w:ascii="Times New Roman" w:hAnsi="Times New Roman" w:cs="Times New Roman"/>
+          <w:sz w:val="28"/>
+          <w:szCs w:val="28"/>
+        </w:rPr>
+      </w:pPr>
+    </w:p>
+    <w:p>
+      <w:pPr>
+        <w:pStyle w:val="ListParagraph"/>
+        <w:ind w:left="780"/>
+        <w:rPr>
+          <w:rFonts w:ascii="Times New Roman" w:hAnsi="Times New Roman" w:cs="Times New Roman"/>
+          <w:sz w:val="28"/>
+          <w:szCs w:val="28"/>
+        </w:rPr>
+      </w:pPr>
+    </w:p>
+    <w:p>
+      <w:pPr>
+        <w:pStyle w:val="ListParagraph"/>
+        <w:ind w:left="780"/>
+        <w:rPr>
+          <w:rFonts w:ascii="Times New Roman" w:hAnsi="Times New Roman" w:cs="Times New Roman"/>
+          <w:sz w:val="28"/>
+          <w:szCs w:val="28"/>
+        </w:rPr>
+      </w:pPr>
+    </w:p>
+    <w:p>
+      <w:pPr>
+        <w:pStyle w:val="ListParagraph"/>
+        <w:ind w:left="780"/>
+        <w:rPr>
+          <w:rFonts w:ascii="Times New Roman" w:hAnsi="Times New Roman" w:cs="Times New Roman"/>
+          <w:sz w:val="28"/>
+          <w:szCs w:val="28"/>
+        </w:rPr>
+      </w:pPr>
+    </w:p>
+    <w:p>
+      <w:pPr>
+        <w:pStyle w:val="ListParagraph"/>
+        <w:ind w:left="780"/>
+        <w:rPr>
+          <w:rFonts w:ascii="Times New Roman" w:hAnsi="Times New Roman" w:cs="Times New Roman"/>
+          <w:sz w:val="28"/>
+          <w:szCs w:val="28"/>
+        </w:rPr>
+      </w:pPr>
+    </w:p>
+    <w:p>
+      <w:pPr>
+        <w:pStyle w:val="ListParagraph"/>
+        <w:ind w:left="780"/>
+        <w:rPr>
+          <w:rFonts w:ascii="Times New Roman" w:hAnsi="Times New Roman" w:cs="Times New Roman"/>
+          <w:sz w:val="28"/>
+          <w:szCs w:val="28"/>
+        </w:rPr>
+      </w:pPr>
+    </w:p>
+    <w:p>
+      <w:pPr>
+        <w:pStyle w:val="ListParagraph"/>
+        <w:ind w:left="780"/>
+        <w:rPr>
+          <w:rFonts w:ascii="Times New Roman" w:hAnsi="Times New Roman" w:cs="Times New Roman"/>
+          <w:sz w:val="28"/>
+          <w:szCs w:val="28"/>
+        </w:rPr>
+      </w:pPr>
+    </w:p>
+    <w:p>
+      <w:pPr>
+        <w:pStyle w:val="ListParagraph"/>
+        <w:ind w:left="780"/>
+        <w:rPr>
+          <w:rFonts w:ascii="Times New Roman" w:hAnsi="Times New Roman" w:cs="Times New Roman"/>
+          <w:sz w:val="28"/>
+          <w:szCs w:val="28"/>
+        </w:rPr>
+      </w:pPr>
+    </w:p>
+    <w:p>
+      <w:pPr>
+        <w:pStyle w:val="ListParagraph"/>
+        <w:ind w:left="780"/>
+        <w:rPr>
+          <w:rFonts w:ascii="Times New Roman" w:hAnsi="Times New Roman" w:cs="Times New Roman"/>
+          <w:sz w:val="28"/>
+          <w:szCs w:val="28"/>
+        </w:rPr>
+      </w:pPr>
+    </w:p>
+    <w:p>
+      <w:pPr>
+        <w:pStyle w:val="ListParagraph"/>
+        <w:ind w:left="780"/>
+        <w:rPr>
+          <w:rFonts w:ascii="Times New Roman" w:hAnsi="Times New Roman" w:cs="Times New Roman"/>
+          <w:sz w:val="28"/>
+          <w:szCs w:val="28"/>
+        </w:rPr>
+      </w:pPr>
+    </w:p>
+    <w:p>
+      <w:pPr>
+        <w:pStyle w:val="ListParagraph"/>
+        <w:ind w:left="780"/>
+        <w:rPr>
+          <w:rFonts w:ascii="Times New Roman" w:hAnsi="Times New Roman" w:cs="Times New Roman"/>
+          <w:sz w:val="28"/>
+          <w:szCs w:val="28"/>
+        </w:rPr>
+      </w:pPr>
+    </w:p>
+    <w:p>
+      <w:pPr>
+        <w:pStyle w:val="ListParagraph"/>
+        <w:ind w:left="780"/>
+        <w:rPr>
+          <w:rFonts w:ascii="Times New Roman" w:hAnsi="Times New Roman" w:cs="Times New Roman"/>
+          <w:sz w:val="28"/>
+          <w:szCs w:val="28"/>
+        </w:rPr>
+      </w:pPr>
+    </w:p>
+    <w:p>
+      <w:pPr>
+        <w:pStyle w:val="ListParagraph"/>
+        <w:ind w:left="780"/>
+        <w:rPr>
+          <w:rFonts w:ascii="Times New Roman" w:hAnsi="Times New Roman" w:cs="Times New Roman"/>
+          <w:sz w:val="28"/>
+          <w:szCs w:val="28"/>
+        </w:rPr>
+      </w:pPr>
+    </w:p>
+    <w:p>
+      <w:pPr>
+        <w:pStyle w:val="ListParagraph"/>
+        <w:ind w:left="780"/>
+        <w:rPr>
+          <w:rFonts w:ascii="Times New Roman" w:hAnsi="Times New Roman" w:cs="Times New Roman"/>
+          <w:sz w:val="28"/>
+          <w:szCs w:val="28"/>
+        </w:rPr>
+      </w:pPr>
+    </w:p>
+    <w:p>
+      <w:pPr>
+        <w:pStyle w:val="ListParagraph"/>
+        <w:ind w:left="780"/>
+        <w:rPr>
+          <w:rFonts w:ascii="Times New Roman" w:hAnsi="Times New Roman" w:cs="Times New Roman"/>
+          <w:sz w:val="28"/>
+          <w:szCs w:val="28"/>
+        </w:rPr>
+      </w:pPr>
+    </w:p>
+    <w:p>
+      <w:pPr>
+        <w:pStyle w:val="ListParagraph"/>
+        <w:ind w:left="780"/>
+        <w:rPr>
+          <w:rFonts w:ascii="Times New Roman" w:hAnsi="Times New Roman" w:cs="Times New Roman"/>
+          <w:sz w:val="28"/>
+          <w:szCs w:val="28"/>
+        </w:rPr>
+      </w:pPr>
+    </w:p>
+    <w:p>
+      <w:pPr>
+        <w:pStyle w:val="ListParagraph"/>
+        <w:ind w:left="780"/>
+        <w:rPr>
+          <w:rFonts w:ascii="Times New Roman" w:hAnsi="Times New Roman" w:cs="Times New Roman"/>
+          <w:sz w:val="28"/>
+          <w:szCs w:val="28"/>
+        </w:rPr>
+      </w:pPr>
+    </w:p>
+    <w:p>
+      <w:pPr>
+        <w:pStyle w:val="ListParagraph"/>
+        <w:numPr>
+          <w:ilvl w:val="1"/>
+          <w:numId w:val="2"/>
+        </w:numPr>
+        <w:rPr>
+          <w:rFonts w:ascii="Times New Roman" w:hAnsi="Times New Roman" w:cs="Times New Roman"/>
+          <w:b/>
+          <w:bCs/>
+          <w:sz w:val="28"/>
+          <w:szCs w:val="28"/>
+          <w:u w:val="single"/>
+        </w:rPr>
+      </w:pPr>
+      <w:r>
+        <w:rPr>
+          <w:rFonts w:ascii="Times New Roman" w:hAnsi="Times New Roman" w:cs="Times New Roman"/>
+          <w:b/>
+          <w:bCs/>
+          <w:sz w:val="28"/>
+          <w:szCs w:val="28"/>
+          <w:u w:val="single"/>
+        </w:rPr>
+        <w:lastRenderedPageBreak/>
+        <w:t xml:space="preserve">Insert </w:t>
+      </w:r>
+      <w:r>
+        <w:rPr>
+          <w:rFonts w:ascii="Times New Roman" w:hAnsi="Times New Roman" w:cs="Times New Roman"/>
+          <w:b/>
+          <w:bCs/>
+          <w:sz w:val="28"/>
+          <w:szCs w:val="28"/>
+          <w:u w:val="single"/>
+        </w:rPr>
+        <w:t>Element</w:t>
+      </w:r>
+      <w:r>
+        <w:rPr>
+          <w:rFonts w:ascii="Times New Roman" w:hAnsi="Times New Roman" w:cs="Times New Roman"/>
+          <w:b/>
+          <w:bCs/>
+          <w:sz w:val="28"/>
+          <w:szCs w:val="28"/>
+          <w:u w:val="single"/>
+        </w:rPr>
+        <w:t xml:space="preserve"> in</w:t>
+      </w:r>
+      <w:r>
+        <w:rPr>
+          <w:rFonts w:ascii="Times New Roman" w:hAnsi="Times New Roman" w:cs="Times New Roman"/>
+          <w:b/>
+          <w:bCs/>
+          <w:sz w:val="28"/>
+          <w:szCs w:val="28"/>
+          <w:u w:val="single"/>
+        </w:rPr>
+        <w:t xml:space="preserve"> Array</w:t>
+      </w:r>
+      <w:r>
+        <w:rPr>
+          <w:rFonts w:ascii="Times New Roman" w:hAnsi="Times New Roman" w:cs="Times New Roman"/>
+          <w:b/>
+          <w:bCs/>
+          <w:sz w:val="28"/>
+          <w:szCs w:val="28"/>
+          <w:u w:val="single"/>
+        </w:rPr>
+        <w:t xml:space="preserve"> </w:t>
+      </w:r>
+      <w:r>
+        <w:rPr>
+          <w:rFonts w:ascii="Times New Roman" w:hAnsi="Times New Roman" w:cs="Times New Roman"/>
+          <w:b/>
+          <w:bCs/>
+          <w:sz w:val="28"/>
+          <w:szCs w:val="28"/>
+          <w:u w:val="single"/>
+        </w:rPr>
+        <w:t>:</w:t>
+      </w:r>
+    </w:p>
+    <w:p>
+      <w:pPr>
+        <w:pStyle w:val="ListParagraph"/>
+        <w:ind w:left="780"/>
+        <w:rPr>
+          <w:rFonts w:ascii="Times New Roman" w:hAnsi="Times New Roman" w:cs="Times New Roman"/>
+          <w:b/>
+          <w:bCs/>
+        </w:rPr>
+      </w:pPr>
+    </w:p>
+    <w:p>
+      <w:pPr>
+        <w:pStyle w:val="ListParagraph"/>
+        <w:ind w:left="780"/>
+        <w:rPr>
+          <w:rFonts w:ascii="Times New Roman" w:hAnsi="Times New Roman" w:cs="Times New Roman"/>
+          <w:b/>
+          <w:bCs/>
+          <w:sz w:val="28"/>
+          <w:szCs w:val="28"/>
+        </w:rPr>
+      </w:pPr>
+      <w:r>
+        <w:rPr>
+          <w:rFonts w:ascii="Times New Roman" w:hAnsi="Times New Roman" w:cs="Times New Roman"/>
+          <w:b/>
+          <w:bCs/>
+          <w:sz w:val="28"/>
+          <w:szCs w:val="28"/>
+        </w:rPr>
+        <w:t>Code :</w:t>
+      </w:r>
+    </w:p>
+    <w:p>
+      <w:pPr>
+        <w:pStyle w:val="ListParagraph"/>
+        <w:ind w:left="780"/>
+        <w:rPr>
+          <w:rFonts w:ascii="Hack" w:hAnsi="Hack" w:cs="Times New Roman"/>
+        </w:rPr>
+      </w:pPr>
+      <w:r>
+        <w:rPr>
+          <w:rFonts w:ascii="Hack" w:hAnsi="Hack" w:cs="Times New Roman"/>
+        </w:rPr>
+        <w:t>#!/bin/bash</w:t>
+      </w:r>
+    </w:p>
+    <w:p>
+      <w:pPr>
+        <w:pStyle w:val="ListParagraph"/>
+        <w:ind w:left="780"/>
+        <w:rPr>
+          <w:rFonts w:ascii="Hack" w:hAnsi="Hack" w:cs="Times New Roman"/>
+        </w:rPr>
+      </w:pPr>
+    </w:p>
+    <w:p>
+      <w:pPr>
+        <w:pStyle w:val="ListParagraph"/>
+        <w:ind w:left="780"/>
+        <w:rPr>
+          <w:rFonts w:ascii="Hack" w:hAnsi="Hack" w:cs="Times New Roman"/>
+        </w:rPr>
+      </w:pPr>
+      <w:r>
+        <w:rPr>
+          <w:rFonts w:ascii="Hack" w:hAnsi="Hack" w:cs="Times New Roman"/>
+        </w:rPr>
+        <w:t>fruits[0]="Apple"</w:t>
+      </w:r>
+    </w:p>
+    <w:p>
+      <w:pPr>
+        <w:pStyle w:val="ListParagraph"/>
+        <w:ind w:left="780"/>
+        <w:rPr>
+          <w:rFonts w:ascii="Hack" w:hAnsi="Hack" w:cs="Times New Roman"/>
+        </w:rPr>
+      </w:pPr>
+      <w:r>
+        <w:rPr>
+          <w:rFonts w:ascii="Hack" w:hAnsi="Hack" w:cs="Times New Roman"/>
+        </w:rPr>
+        <w:t>fruits[1]="Banana"</w:t>
+      </w:r>
+    </w:p>
+    <w:p>
+      <w:pPr>
+        <w:pStyle w:val="ListParagraph"/>
+        <w:ind w:left="780"/>
+        <w:rPr>
+          <w:rFonts w:ascii="Hack" w:hAnsi="Hack" w:cs="Times New Roman"/>
+        </w:rPr>
+      </w:pPr>
+      <w:r>
+        <w:rPr>
+          <w:rFonts w:ascii="Hack" w:hAnsi="Hack" w:cs="Times New Roman"/>
+        </w:rPr>
+        <w:t>fruits[2]="Cherry"</w:t>
+      </w:r>
+    </w:p>
+    <w:p>
+      <w:pPr>
+        <w:pStyle w:val="ListParagraph"/>
+        <w:ind w:left="780"/>
+        <w:rPr>
+          <w:rFonts w:ascii="Hack" w:hAnsi="Hack" w:cs="Times New Roman"/>
+        </w:rPr>
+      </w:pPr>
+      <w:r>
+        <w:rPr>
+          <w:rFonts w:ascii="Hack" w:hAnsi="Hack" w:cs="Times New Roman"/>
+        </w:rPr>
+        <w:t>fruits[3]="Berry"</w:t>
+      </w:r>
+    </w:p>
+    <w:p>
+      <w:pPr>
+        <w:pStyle w:val="ListParagraph"/>
+        <w:ind w:left="780"/>
+        <w:rPr>
+          <w:rFonts w:ascii="Hack" w:hAnsi="Hack" w:cs="Times New Roman"/>
+        </w:rPr>
+      </w:pPr>
+    </w:p>
+    <w:p>
+      <w:pPr>
+        <w:pStyle w:val="ListParagraph"/>
+        <w:ind w:left="780"/>
+        <w:rPr>
+          <w:rFonts w:ascii="Hack" w:hAnsi="Hack" w:cs="Times New Roman"/>
+        </w:rPr>
+      </w:pPr>
+      <w:r>
+        <w:rPr>
+          <w:rFonts w:ascii="Hack" w:hAnsi="Hack" w:cs="Times New Roman"/>
+        </w:rPr>
+        <w:t>printf "\t\t\</w:t>
+      </w:r>
+      <w:proofErr w:type="spellStart"/>
+      <w:r>
+        <w:rPr>
+          <w:rFonts w:ascii="Hack" w:hAnsi="Hack" w:cs="Times New Roman"/>
+        </w:rPr>
+        <w:t>tInsert</w:t>
+      </w:r>
+      <w:proofErr w:type="spellEnd"/>
+      <w:r>
+        <w:rPr>
+          <w:rFonts w:ascii="Hack" w:hAnsi="Hack" w:cs="Times New Roman"/>
+        </w:rPr>
+        <w:t xml:space="preserve"> New Element\n"</w:t>
+      </w:r>
+    </w:p>
+    <w:p>
+      <w:pPr>
+        <w:pStyle w:val="ListParagraph"/>
+        <w:ind w:left="780"/>
+        <w:rPr>
+          <w:rFonts w:ascii="Hack" w:hAnsi="Hack" w:cs="Times New Roman"/>
+        </w:rPr>
+      </w:pPr>
+      <w:r>
+        <w:rPr>
+          <w:rFonts w:ascii="Hack" w:hAnsi="Hack" w:cs="Times New Roman"/>
+        </w:rPr>
+        <w:t>printf "In Shell Code:-\n\n"</w:t>
+      </w:r>
+    </w:p>
+    <w:p>
+      <w:pPr>
+        <w:pStyle w:val="ListParagraph"/>
+        <w:ind w:left="780"/>
+        <w:rPr>
+          <w:rFonts w:ascii="Hack" w:hAnsi="Hack" w:cs="Times New Roman"/>
+        </w:rPr>
+      </w:pPr>
+      <w:r>
+        <w:rPr>
+          <w:rFonts w:ascii="Hack" w:hAnsi="Hack" w:cs="Times New Roman"/>
+        </w:rPr>
+        <w:t>echo 'fruits+=($</w:t>
+      </w:r>
+      <w:proofErr w:type="spellStart"/>
+      <w:proofErr w:type="gramStart"/>
+      <w:r>
+        <w:rPr>
+          <w:rFonts w:ascii="Hack" w:hAnsi="Hack" w:cs="Times New Roman"/>
+        </w:rPr>
+        <w:t>newElement</w:t>
+      </w:r>
+      <w:proofErr w:type="spellEnd"/>
+      <w:r>
+        <w:rPr>
+          <w:rFonts w:ascii="Hack" w:hAnsi="Hack" w:cs="Times New Roman"/>
+        </w:rPr>
+        <w:t>) #</w:t>
+      </w:r>
+      <w:proofErr w:type="gramEnd"/>
+      <w:r>
+        <w:rPr>
+          <w:rFonts w:ascii="Hack" w:hAnsi="Hack" w:cs="Times New Roman"/>
+        </w:rPr>
+        <w:t>OR</w:t>
+      </w:r>
+    </w:p>
+    <w:p>
+      <w:pPr>
+        <w:pStyle w:val="ListParagraph"/>
+        <w:ind w:left="780"/>
+        <w:rPr>
+          <w:rFonts w:ascii="Hack" w:hAnsi="Hack" w:cs="Times New Roman"/>
+        </w:rPr>
+      </w:pPr>
+      <w:r>
+        <w:rPr>
+          <w:rFonts w:ascii="Hack" w:hAnsi="Hack" w:cs="Times New Roman"/>
+        </w:rPr>
+        <w:t>fruits+=("date")</w:t>
+      </w:r>
+    </w:p>
+    <w:p>
+      <w:pPr>
+        <w:pStyle w:val="ListParagraph"/>
+        <w:ind w:left="780"/>
+        <w:rPr>
+          <w:rFonts w:ascii="Hack" w:hAnsi="Hack" w:cs="Times New Roman"/>
+        </w:rPr>
+      </w:pPr>
+      <w:r>
+        <w:rPr>
+          <w:rFonts w:ascii="Hack" w:hAnsi="Hack" w:cs="Times New Roman"/>
+        </w:rPr>
+        <w:t>echo ${fruits[</w:t>
+      </w:r>
+      <w:proofErr w:type="gramStart"/>
+      <w:r>
+        <w:rPr>
+          <w:rFonts w:ascii="Hack" w:hAnsi="Hack" w:cs="Times New Roman"/>
+        </w:rPr>
+        <w:t>*]}</w:t>
+      </w:r>
+      <w:proofErr w:type="gramEnd"/>
+      <w:r>
+        <w:rPr>
+          <w:rFonts w:ascii="Hack" w:hAnsi="Hack" w:cs="Times New Roman"/>
+        </w:rPr>
+        <w:t>'</w:t>
+      </w:r>
+    </w:p>
+    <w:p>
+      <w:pPr>
+        <w:pStyle w:val="ListParagraph"/>
+        <w:ind w:left="780"/>
+        <w:rPr>
+          <w:rFonts w:ascii="Hack" w:hAnsi="Hack" w:cs="Times New Roman"/>
+        </w:rPr>
+      </w:pPr>
+      <w:r>
+        <w:rPr>
+          <w:rFonts w:ascii="Hack" w:hAnsi="Hack" w:cs="Times New Roman"/>
+        </w:rPr>
+        <w:t>printf "\</w:t>
+      </w:r>
+      <w:proofErr w:type="spellStart"/>
+      <w:r>
+        <w:rPr>
+          <w:rFonts w:ascii="Hack" w:hAnsi="Hack" w:cs="Times New Roman"/>
+        </w:rPr>
+        <w:t>nOutput</w:t>
+      </w:r>
+      <w:proofErr w:type="spellEnd"/>
+      <w:r>
+        <w:rPr>
+          <w:rFonts w:ascii="Hack" w:hAnsi="Hack" w:cs="Times New Roman"/>
+        </w:rPr>
+        <w:t>:-\n"</w:t>
+      </w:r>
+    </w:p>
+    <w:p>
+      <w:pPr>
+        <w:pStyle w:val="ListParagraph"/>
+        <w:ind w:left="780"/>
+        <w:rPr>
+          <w:rFonts w:ascii="Hack" w:hAnsi="Hack" w:cs="Times New Roman"/>
+        </w:rPr>
+      </w:pPr>
+      <w:proofErr w:type="gramStart"/>
+      <w:r>
+        <w:rPr>
+          <w:rFonts w:ascii="Hack" w:hAnsi="Hack" w:cs="Times New Roman"/>
+        </w:rPr>
+        <w:t>read -p</w:t>
+      </w:r>
+      <w:proofErr w:type="gramEnd"/>
+      <w:r>
+        <w:rPr>
+          <w:rFonts w:ascii="Hack" w:hAnsi="Hack" w:cs="Times New Roman"/>
+        </w:rPr>
+        <w:t xml:space="preserve"> "Enter New Element : " </w:t>
+      </w:r>
+      <w:proofErr w:type="spellStart"/>
+      <w:r>
+        <w:rPr>
+          <w:rFonts w:ascii="Hack" w:hAnsi="Hack" w:cs="Times New Roman"/>
+        </w:rPr>
+        <w:t>nw</w:t>
+      </w:r>
+      <w:proofErr w:type="spellEnd"/>
+    </w:p>
+    <w:p>
+      <w:pPr>
+        <w:pStyle w:val="ListParagraph"/>
+        <w:ind w:left="780"/>
+        <w:rPr>
+          <w:rFonts w:ascii="Hack" w:hAnsi="Hack" w:cs="Times New Roman"/>
+        </w:rPr>
+      </w:pPr>
+      <w:r>
+        <w:rPr>
+          <w:rFonts w:ascii="Hack" w:hAnsi="Hack" w:cs="Times New Roman"/>
+        </w:rPr>
+        <w:t>fruits+=($</w:t>
+      </w:r>
+      <w:proofErr w:type="spellStart"/>
+      <w:r>
+        <w:rPr>
+          <w:rFonts w:ascii="Hack" w:hAnsi="Hack" w:cs="Times New Roman"/>
+        </w:rPr>
+        <w:t>nw</w:t>
+      </w:r>
+      <w:proofErr w:type="spellEnd"/>
+      <w:r>
+        <w:rPr>
+          <w:rFonts w:ascii="Hack" w:hAnsi="Hack" w:cs="Times New Roman"/>
+        </w:rPr>
+        <w:t>)</w:t>
+      </w:r>
+    </w:p>
+    <w:p>
+      <w:pPr>
+        <w:pStyle w:val="ListParagraph"/>
+        <w:ind w:left="780"/>
+        <w:rPr>
+          <w:rFonts w:ascii="Hack" w:hAnsi="Hack" w:cs="Times New Roman"/>
+        </w:rPr>
+      </w:pPr>
+      <w:r>
+        <w:rPr>
+          <w:rFonts w:ascii="Hack" w:hAnsi="Hack" w:cs="Times New Roman"/>
+        </w:rPr>
+        <w:t>echo ${fruits[</w:t>
+      </w:r>
+      <w:proofErr w:type="gramStart"/>
+      <w:r>
+        <w:rPr>
+          <w:rFonts w:ascii="Hack" w:hAnsi="Hack" w:cs="Times New Roman"/>
+        </w:rPr>
+        <w:t>*]}</w:t>
+      </w:r>
+      <w:proofErr w:type="gramEnd"/>
+    </w:p>
+    <w:p>
+      <w:pPr>
+        <w:pStyle w:val="ListParagraph"/>
+        <w:ind w:left="780"/>
+        <w:rPr>
+          <w:rFonts w:ascii="Times New Roman" w:hAnsi="Times New Roman" w:cs="Times New Roman"/>
+          <w:b/>
+          <w:bCs/>
+          <w:sz w:val="28"/>
+          <w:szCs w:val="28"/>
+        </w:rPr>
+      </w:pPr>
+      <w:proofErr w:type="gramStart"/>
+      <w:r>
+        <w:rPr>
+          <w:rFonts w:ascii="Hack" w:hAnsi="Hack" w:cs="Times New Roman"/>
+        </w:rPr>
+        <w:t>echo ""</w:t>
+      </w:r>
+      <w:proofErr w:type="gramEnd"/>
+    </w:p>
+    <w:p>
+      <w:pPr>
+        <w:pStyle w:val="ListParagraph"/>
+        <w:ind w:left="780"/>
+        <w:rPr>
+          <w:rFonts w:ascii="Times New Roman" w:hAnsi="Times New Roman" w:cs="Times New Roman"/>
+          <w:b/>
+          <w:bCs/>
+          <w:sz w:val="28"/>
+          <w:szCs w:val="28"/>
+        </w:rPr>
+      </w:pPr>
+    </w:p>
+    <w:p>
+      <w:pPr>
+        <w:pStyle w:val="ListParagraph"/>
+        <w:ind w:left="780"/>
+        <w:rPr>
+          <w:rFonts w:ascii="Times New Roman" w:hAnsi="Times New Roman" w:cs="Times New Roman"/>
+          <w:b/>
+          <w:bCs/>
+          <w:sz w:val="28"/>
+          <w:szCs w:val="28"/>
+        </w:rPr>
+      </w:pPr>
+      <w:r>
+        <w:rPr>
+          <w:rFonts w:ascii="Times New Roman" w:hAnsi="Times New Roman" w:cs="Times New Roman"/>
+          <w:b/>
+          <w:bCs/>
+          <w:sz w:val="28"/>
+          <w:szCs w:val="28"/>
+        </w:rPr>
+        <w:t>Output :</w:t>
+      </w:r>
+    </w:p>
+    <w:p>
+      <w:pPr>
+        <w:pStyle w:val="ListParagraph"/>
+        <w:ind w:left="780"/>
+        <w:rPr>
+          <w:rFonts w:ascii="Times New Roman" w:hAnsi="Times New Roman" w:cs="Times New Roman"/>
+          <w:sz w:val="28"/>
+          <w:szCs w:val="28"/>
+        </w:rPr>
+      </w:pPr>
+      <w:r>
+        <w:rPr>
+          <w:noProof/>
+        </w:rPr>
+        <mc:AlternateContent>
+          <mc:Choice Requires="wps">
+            <w:drawing>
+              <wp:anchor distT="0" distB="0" distL="114300" distR="114300" simplePos="0" relativeHeight="251720704" behindDoc="1" locked="0" layoutInCell="1" allowOverlap="1" wp14:anchorId="6E989079" wp14:editId="72D4A973">
+                <wp:simplePos x="0" y="0"/>
+                <wp:positionH relativeFrom="column">
+                  <wp:posOffset>398780</wp:posOffset>
+                </wp:positionH>
+                <wp:positionV relativeFrom="paragraph">
+                  <wp:posOffset>3432810</wp:posOffset>
+                </wp:positionV>
+                <wp:extent cx="4928235" cy="635"/>
+                <wp:effectExtent l="0" t="0" r="0" b="0"/>
+                <wp:wrapNone/>
+                <wp:docPr id="1286902430" name="Text Box 1"/>
+                <wp:cNvGraphicFramePr/>
+                <a:graphic xmlns:a="http://schemas.openxmlformats.org/drawingml/2006/main">
+                  <a:graphicData uri="http://schemas.microsoft.com/office/word/2010/wordprocessingShape">
+                    <wps:wsp>
+                      <wps:cNvSpPr txBox="1"/>
+                      <wps:spPr>
+                        <a:xfrm>
+                          <a:off x="0" y="0"/>
+                          <a:ext cx="4928235" cy="635"/>
+                        </a:xfrm>
+                        <a:prstGeom prst="rect">
+                          <a:avLst/>
+                        </a:prstGeom>
+                        <a:solidFill>
+                          <a:prstClr val="white"/>
+                        </a:solidFill>
+                        <a:ln>
+                          <a:noFill/>
+                        </a:ln>
+                      </wps:spPr>
+                      <wps:txbx>
+                        <w:txbxContent>
+                          <w:p>
+                            <w:pPr>
+                              <w:pStyle w:val="Caption"/>
+                              <w:jc w:val="center"/>
+                              <w:rPr>
+                                <w:noProof/>
+                                <w:sz w:val="22"/>
+                                <w:szCs w:val="22"/>
+                              </w:rPr>
+                            </w:pPr>
+                            <w:r>
+                              <w:t xml:space="preserve">Fig 2.20 : </w:t>
+                            </w:r>
+                            <w:r>
+                              <w:t>Insert New Element</w:t>
+                            </w:r>
+                          </w:p>
+                        </w:txbxContent>
+                      </wps:txbx>
+                      <wps:bodyPr rot="0" spcFirstLastPara="0" vertOverflow="overflow" horzOverflow="overflow" vert="horz" wrap="square" lIns="0" tIns="0" rIns="0" bIns="0" numCol="1" spcCol="0" rtlCol="0" fromWordArt="0" anchor="t" anchorCtr="0" forceAA="0" compatLnSpc="1">
+                        <a:prstTxWarp prst="textNoShape">
+                          <a:avLst/>
+                        </a:prstTxWarp>
+                        <a:spAutoFit/>
+                      </wps:bodyPr>
+                    </wps:wsp>
+                  </a:graphicData>
+                </a:graphic>
+              </wp:anchor>
+            </w:drawing>
+          </mc:Choice>
+          <mc:Fallback>
+            <w:pict>
+              <v:shape w14:anchorId="6E989079" id="_x0000_s1045" type="#_x0000_t202" style="position:absolute;left:0;text-align:left;margin-left:31.4pt;margin-top:270.3pt;width:388.05pt;height:.05pt;z-index:-251595776;visibility:visible;mso-wrap-style:square;mso-wrap-distance-left:9pt;mso-wrap-distance-top:0;mso-wrap-distance-right:9pt;mso-wrap-distance-bottom:0;mso-position-horizontal:absolute;mso-position-horizontal-relative:text;mso-position-vertical:absolute;mso-position-vertical-relative:text;v-text-anchor:top" o:gfxdata="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" stroked="f">
+                <v:textbox style="mso-fit-shape-to-text:t" inset="0,0,0,0">
+                  <w:txbxContent>
+                    <w:p>
+                      <w:pPr>
+                        <w:pStyle w:val="Caption"/>
+                        <w:jc w:val="center"/>
+                        <w:rPr>
+                          <w:noProof/>
+                          <w:sz w:val="22"/>
+                          <w:szCs w:val="22"/>
+                        </w:rPr>
+                      </w:pPr>
+                      <w:r>
+                        <w:t xml:space="preserve">Fig 2.20 : </w:t>
+                      </w:r>
+                      <w:r>
+                        <w:t>Insert New Element</w:t>
+                      </w:r>
+                    </w:p>
+                  </w:txbxContent>
+                </v:textbox>
+              </v:shape>
+            </w:pict>
+          </mc:Fallback>
+        </mc:AlternateContent>
+      </w:r>
+      <w:r>
+        <w:rPr>
+          <w:noProof/>
+        </w:rPr>
+        <w:drawing>
+          <wp:anchor distT="0" distB="0" distL="114300" distR="114300" simplePos="0" relativeHeight="251718656" behindDoc="1" locked="0" layoutInCell="1" allowOverlap="1" wp14:anchorId="0DF8DA95" wp14:editId="018C5FE3">
+            <wp:simplePos x="0" y="0"/>
+            <wp:positionH relativeFrom="margin">
+              <wp:align>center</wp:align>
+            </wp:positionH>
+            <wp:positionV relativeFrom="page">
+              <wp:posOffset>5047235</wp:posOffset>
+            </wp:positionV>
+            <wp:extent cx="4928616" cy="3282696"/>
+            <wp:effectExtent l="0" t="0" r="5715" b="0"/>
+            <wp:wrapNone/>
+            <wp:docPr id="853032534" name="Picture 20" descr="A screenshot of a computer program&#10;&#10;AI-generated content may be incorrect."/>
+            <wp:cNvGraphicFramePr>
+              <a:graphicFrameLocks xmlns:a="http://schemas.openxmlformats.org/drawingml/2006/main" noChangeAspect="1"/>
+            </wp:cNvGraphicFramePr>
+            <a:graphic xmlns:a="http://schemas.openxmlformats.org/drawingml/2006/main">
+              <a:graphicData uri="http://schemas.openxmlformats.org/drawingml/2006/picture">
+                <pic:pic xmlns:pic="http://schemas.openxmlformats.org/drawingml/2006/picture">
+                  <pic:nvPicPr>
+                    <pic:cNvPr id="853032534" name="Picture 20" descr="A screenshot of a computer program&#10;&#10;AI-generated content may be incorrect."/>
+                    <pic:cNvPicPr>
+                      <a:picLocks noChangeAspect="1" noChangeArrowheads="1"/>
+                    </pic:cNvPicPr>
+                  </pic:nvPicPr>
+                  <pic:blipFill>
+                    <a:blip r:embed="rId25" cstate="print">
+                      <a:extLst>
+                        <a:ext uri="{28A0092B-C50C-407E-A947-70E740481C1C}">
+                          <a14:useLocalDpi xmlns:a14="http://schemas.microsoft.com/office/drawing/2010/main" val="0"/>
+                        </a:ext>
+                      </a:extLst>
+                    </a:blip>
+                    <a:srcRect/>
+                    <a:stretch>
+                      <a:fillRect/>
+                    </a:stretch>
+                  </pic:blipFill>
+                  <pic:spPr bwMode="auto">
+                    <a:xfrm>
+                      <a:off x="0" y="0"/>
+                      <a:ext cx="4928616" cy="3282696"/>
+                    </a:xfrm>
+                    <a:prstGeom prst="rect">
+                      <a:avLst/>
+                    </a:prstGeom>
+                    <a:noFill/>
+                    <a:ln>
+                      <a:noFill/>
+                    </a:ln>
+                  </pic:spPr>
+                </pic:pic>
+              </a:graphicData>
+            </a:graphic>
+            <wp14:sizeRelH relativeFrom="page">
+              <wp14:pctWidth>0</wp14:pctWidth>
+            </wp14:sizeRelH>
+            <wp14:sizeRelV relativeFrom="page">
+              <wp14:pctHeight>0</wp14:pctHeight>
+            </wp14:sizeRelV>
+          </wp:anchor>
+        </w:drawing>
+      </w:r>
+    </w:p>
+    <w:p>
+      <w:pPr>
+        <w:pStyle w:val="ListParagraph"/>
+        <w:ind w:left="780"/>
+        <w:rPr>
+          <w:rFonts w:ascii="Times New Roman" w:hAnsi="Times New Roman" w:cs="Times New Roman"/>
+          <w:sz w:val="28"/>
+          <w:szCs w:val="28"/>
+        </w:rPr>
+      </w:pPr>
+    </w:p>
+    <w:p>
+      <w:pPr>
+        <w:pStyle w:val="ListParagraph"/>
+        <w:ind w:left="780"/>
+        <w:rPr>
+          <w:rFonts w:ascii="Times New Roman" w:hAnsi="Times New Roman" w:cs="Times New Roman"/>
+          <w:sz w:val="28"/>
+          <w:szCs w:val="28"/>
+        </w:rPr>
+      </w:pPr>
+    </w:p>
+    <w:p>
+      <w:pPr>
+        <w:pStyle w:val="ListParagraph"/>
+        <w:ind w:left="780"/>
+        <w:rPr>
+          <w:rFonts w:ascii="Times New Roman" w:hAnsi="Times New Roman" w:cs="Times New Roman"/>
+          <w:sz w:val="28"/>
+          <w:szCs w:val="28"/>
+        </w:rPr>
+      </w:pPr>
+    </w:p>
+    <w:p>
+      <w:pPr>
+        <w:pStyle w:val="ListParagraph"/>
+        <w:ind w:left="780"/>
+        <w:rPr>
+          <w:rFonts w:ascii="Times New Roman" w:hAnsi="Times New Roman" w:cs="Times New Roman"/>
+          <w:sz w:val="28"/>
+          <w:szCs w:val="28"/>
+        </w:rPr>
+      </w:pPr>
+    </w:p>
+    <w:p>
+      <w:pPr>
+        <w:pStyle w:val="ListParagraph"/>
+        <w:ind w:left="780"/>
+        <w:rPr>
+          <w:rFonts w:ascii="Times New Roman" w:hAnsi="Times New Roman" w:cs="Times New Roman"/>
+          <w:sz w:val="28"/>
+          <w:szCs w:val="28"/>
+        </w:rPr>
+      </w:pPr>
+    </w:p>
+    <w:p>
+      <w:pPr>
+        <w:pStyle w:val="ListParagraph"/>
+        <w:ind w:left="780"/>
+        <w:rPr>
+          <w:rFonts w:ascii="Times New Roman" w:hAnsi="Times New Roman" w:cs="Times New Roman"/>
+          <w:sz w:val="28"/>
+          <w:szCs w:val="28"/>
+        </w:rPr>
+      </w:pPr>
+    </w:p>
+    <w:p>
+      <w:pPr>
+        <w:pStyle w:val="ListParagraph"/>
+        <w:ind w:left="780"/>
+        <w:rPr>
+          <w:rFonts w:ascii="Times New Roman" w:hAnsi="Times New Roman" w:cs="Times New Roman"/>
+          <w:sz w:val="28"/>
+          <w:szCs w:val="28"/>
+        </w:rPr>
+      </w:pPr>
+    </w:p>
+    <w:p>
+      <w:pPr>
+        <w:pStyle w:val="ListParagraph"/>
+        <w:ind w:left="780"/>
+        <w:rPr>
+          <w:rFonts w:ascii="Times New Roman" w:hAnsi="Times New Roman" w:cs="Times New Roman"/>
+          <w:sz w:val="28"/>
+          <w:szCs w:val="28"/>
+        </w:rPr>
+      </w:pPr>
+    </w:p>
+    <w:p>
+      <w:pPr>
+        <w:pStyle w:val="ListParagraph"/>
+        <w:ind w:left="780"/>
+        <w:rPr>
+          <w:rFonts w:ascii="Times New Roman" w:hAnsi="Times New Roman" w:cs="Times New Roman"/>
+          <w:sz w:val="28"/>
+          <w:szCs w:val="28"/>
+        </w:rPr>
+      </w:pPr>
+    </w:p>
+    <w:p>
+      <w:pPr>
+        <w:pStyle w:val="ListParagraph"/>
+        <w:ind w:left="780"/>
+        <w:rPr>
+          <w:rFonts w:ascii="Times New Roman" w:hAnsi="Times New Roman" w:cs="Times New Roman"/>
+          <w:sz w:val="28"/>
+          <w:szCs w:val="28"/>
+        </w:rPr>
+      </w:pPr>
+    </w:p>
+    <w:p>
+      <w:pPr>
+        <w:pStyle w:val="ListParagraph"/>
+        <w:ind w:left="780"/>
+        <w:rPr>
+          <w:rFonts w:ascii="Times New Roman" w:hAnsi="Times New Roman" w:cs="Times New Roman"/>
+          <w:sz w:val="28"/>
+          <w:szCs w:val="28"/>
+        </w:rPr>
+      </w:pPr>
+    </w:p>
+    <w:p>
+      <w:pPr>
+        <w:pStyle w:val="ListParagraph"/>
+        <w:ind w:left="780"/>
+        <w:rPr>
+          <w:rFonts w:ascii="Times New Roman" w:hAnsi="Times New Roman" w:cs="Times New Roman"/>
+          <w:sz w:val="28"/>
+          <w:szCs w:val="28"/>
+        </w:rPr>
+      </w:pPr>
+    </w:p>
+    <w:p>
+      <w:pPr>
+        <w:pStyle w:val="ListParagraph"/>
+        <w:ind w:left="780"/>
+        <w:rPr>
+          <w:rFonts w:ascii="Times New Roman" w:hAnsi="Times New Roman" w:cs="Times New Roman"/>
+          <w:sz w:val="28"/>
+          <w:szCs w:val="28"/>
+        </w:rPr>
+      </w:pPr>
+    </w:p>
+    <w:p>
+      <w:pPr>
+        <w:pStyle w:val="ListParagraph"/>
+        <w:ind w:left="780"/>
+        <w:rPr>
+          <w:rFonts w:ascii="Times New Roman" w:hAnsi="Times New Roman" w:cs="Times New Roman"/>
+          <w:sz w:val="28"/>
+          <w:szCs w:val="28"/>
+        </w:rPr>
+      </w:pPr>
+    </w:p>
+    <w:p>
+      <w:pPr>
+        <w:pStyle w:val="ListParagraph"/>
+        <w:ind w:left="780"/>
+        <w:rPr>
+          <w:rFonts w:ascii="Times New Roman" w:hAnsi="Times New Roman" w:cs="Times New Roman"/>
+          <w:sz w:val="28"/>
+          <w:szCs w:val="28"/>
+        </w:rPr>
+      </w:pPr>
+    </w:p>
+    <w:p>
+      <w:pPr>
+        <w:pStyle w:val="ListParagraph"/>
+        <w:ind w:left="780"/>
+        <w:rPr>
+          <w:rFonts w:ascii="Times New Roman" w:hAnsi="Times New Roman" w:cs="Times New Roman"/>
+          <w:sz w:val="28"/>
+          <w:szCs w:val="28"/>
+        </w:rPr>
+      </w:pPr>
+    </w:p>
+    <w:p>
+      <w:pPr>
+        <w:pStyle w:val="ListParagraph"/>
+        <w:ind w:left="780"/>
+        <w:rPr>
+          <w:rFonts w:ascii="Times New Roman" w:hAnsi="Times New Roman" w:cs="Times New Roman"/>
+          <w:sz w:val="28"/>
+          <w:szCs w:val="28"/>
+        </w:rPr>
+      </w:pPr>
+    </w:p>
+    <w:p>
+      <w:pPr>
+        <w:pStyle w:val="ListParagraph"/>
+        <w:ind w:left="780"/>
+        <w:rPr>
+          <w:rFonts w:ascii="Times New Roman" w:hAnsi="Times New Roman" w:cs="Times New Roman"/>
+          <w:sz w:val="28"/>
+          <w:szCs w:val="28"/>
+        </w:rPr>
+      </w:pPr>
+    </w:p>
+    <w:p>
+      <w:pPr>
+        <w:pStyle w:val="ListParagraph"/>
+        <w:ind w:left="780"/>
+        <w:rPr>
+          <w:rFonts w:ascii="Times New Roman" w:hAnsi="Times New Roman" w:cs="Times New Roman"/>
+          <w:sz w:val="28"/>
+          <w:szCs w:val="28"/>
+        </w:rPr>
+      </w:pPr>
+    </w:p>
+    <w:p>
+      <w:pPr>
+        <w:pStyle w:val="ListParagraph"/>
+        <w:ind w:left="780"/>
+        <w:rPr>
+          <w:rFonts w:ascii="Times New Roman" w:hAnsi="Times New Roman" w:cs="Times New Roman"/>
+          <w:sz w:val="28"/>
+          <w:szCs w:val="28"/>
+        </w:rPr>
+      </w:pPr>
+    </w:p>
+    <w:p>
+      <w:pPr>
+        <w:pStyle w:val="ListParagraph"/>
+        <w:numPr>
+          <w:ilvl w:val="1"/>
+          <w:numId w:val="2"/>
+        </w:numPr>
+        <w:rPr>
+          <w:rFonts w:ascii="Times New Roman" w:hAnsi="Times New Roman" w:cs="Times New Roman"/>
+          <w:b/>
+          <w:bCs/>
+          <w:sz w:val="28"/>
+          <w:szCs w:val="28"/>
+          <w:u w:val="single"/>
+        </w:rPr>
+      </w:pPr>
+      <w:r>
+        <w:rPr>
+          <w:rFonts w:ascii="Times New Roman" w:hAnsi="Times New Roman" w:cs="Times New Roman"/>
+          <w:b/>
+          <w:bCs/>
+          <w:sz w:val="28"/>
+          <w:szCs w:val="28"/>
+          <w:u w:val="single"/>
+        </w:rPr>
+        <w:lastRenderedPageBreak/>
+        <w:t>Delete</w:t>
+      </w:r>
+      <w:r>
+        <w:rPr>
+          <w:rFonts w:ascii="Times New Roman" w:hAnsi="Times New Roman" w:cs="Times New Roman"/>
+          <w:b/>
+          <w:bCs/>
+          <w:sz w:val="28"/>
+          <w:szCs w:val="28"/>
+          <w:u w:val="single"/>
+        </w:rPr>
+        <w:t xml:space="preserve"> Element in Array :</w:t>
+      </w:r>
+    </w:p>
+    <w:p>
+      <w:pPr>
+        <w:pStyle w:val="ListParagraph"/>
+        <w:ind w:left="780"/>
+        <w:rPr>
+          <w:rFonts w:ascii="Times New Roman" w:hAnsi="Times New Roman" w:cs="Times New Roman"/>
+          <w:b/>
+          <w:bCs/>
+        </w:rPr>
+      </w:pPr>
+    </w:p>
+    <w:p>
+      <w:pPr>
+        <w:pStyle w:val="ListParagraph"/>
+        <w:ind w:left="780"/>
+        <w:rPr>
+          <w:rFonts w:ascii="Times New Roman" w:hAnsi="Times New Roman" w:cs="Times New Roman"/>
+          <w:b/>
+          <w:bCs/>
+          <w:sz w:val="28"/>
+          <w:szCs w:val="28"/>
+        </w:rPr>
+      </w:pPr>
+      <w:r>
+        <w:rPr>
+          <w:rFonts w:ascii="Times New Roman" w:hAnsi="Times New Roman" w:cs="Times New Roman"/>
+          <w:b/>
+          <w:bCs/>
+          <w:sz w:val="28"/>
+          <w:szCs w:val="28"/>
+        </w:rPr>
+        <w:t>Code :</w:t>
+      </w:r>
+    </w:p>
+    <w:p>
+      <w:pPr>
+        <w:pStyle w:val="ListParagraph"/>
+        <w:ind w:left="780"/>
+        <w:rPr>
+          <w:rFonts w:ascii="Hack" w:hAnsi="Hack" w:cs="Times New Roman"/>
+        </w:rPr>
+      </w:pPr>
+      <w:r>
+        <w:rPr>
+          <w:rFonts w:ascii="Hack" w:hAnsi="Hack" w:cs="Times New Roman"/>
+        </w:rPr>
+        <w:t>#!/bin/bash</w:t>
+      </w:r>
+    </w:p>
+    <w:p>
+      <w:pPr>
+        <w:pStyle w:val="ListParagraph"/>
+        <w:ind w:left="780"/>
+        <w:rPr>
+          <w:rFonts w:ascii="Hack" w:hAnsi="Hack" w:cs="Times New Roman"/>
+        </w:rPr>
+      </w:pPr>
+    </w:p>
+    <w:p>
+      <w:pPr>
+        <w:pStyle w:val="ListParagraph"/>
+        <w:ind w:left="780"/>
+        <w:rPr>
+          <w:rFonts w:ascii="Hack" w:hAnsi="Hack" w:cs="Times New Roman"/>
+        </w:rPr>
+      </w:pPr>
+      <w:r>
+        <w:rPr>
+          <w:rFonts w:ascii="Hack" w:hAnsi="Hack" w:cs="Times New Roman"/>
+        </w:rPr>
+        <w:t>fruits[0]="Apple"</w:t>
+      </w:r>
+    </w:p>
+    <w:p>
+      <w:pPr>
+        <w:pStyle w:val="ListParagraph"/>
+        <w:ind w:left="780"/>
+        <w:rPr>
+          <w:rFonts w:ascii="Hack" w:hAnsi="Hack" w:cs="Times New Roman"/>
+        </w:rPr>
+      </w:pPr>
+      <w:r>
+        <w:rPr>
+          <w:rFonts w:ascii="Hack" w:hAnsi="Hack" w:cs="Times New Roman"/>
+        </w:rPr>
+        <w:t>fruits[1]="Banana"</w:t>
+      </w:r>
+    </w:p>
+    <w:p>
+      <w:pPr>
+        <w:pStyle w:val="ListParagraph"/>
+        <w:ind w:left="780"/>
+        <w:rPr>
+          <w:rFonts w:ascii="Hack" w:hAnsi="Hack" w:cs="Times New Roman"/>
+        </w:rPr>
+      </w:pPr>
+      <w:r>
+        <w:rPr>
+          <w:rFonts w:ascii="Hack" w:hAnsi="Hack" w:cs="Times New Roman"/>
+        </w:rPr>
+        <w:t>fruits[2]="Cherry"</w:t>
+      </w:r>
+    </w:p>
+    <w:p>
+      <w:pPr>
+        <w:pStyle w:val="ListParagraph"/>
+        <w:ind w:left="780"/>
+        <w:rPr>
+          <w:rFonts w:ascii="Hack" w:hAnsi="Hack" w:cs="Times New Roman"/>
+        </w:rPr>
+      </w:pPr>
+      <w:r>
+        <w:rPr>
+          <w:rFonts w:ascii="Hack" w:hAnsi="Hack" w:cs="Times New Roman"/>
+        </w:rPr>
+        <w:t>fruits[3]="Berry"</w:t>
+      </w:r>
+    </w:p>
+    <w:p>
+      <w:pPr>
+        <w:pStyle w:val="ListParagraph"/>
+        <w:ind w:left="780"/>
+        <w:rPr>
+          <w:rFonts w:ascii="Hack" w:hAnsi="Hack" w:cs="Times New Roman"/>
+        </w:rPr>
+      </w:pPr>
+    </w:p>
+    <w:p>
+      <w:pPr>
+        <w:pStyle w:val="ListParagraph"/>
+        <w:ind w:left="780"/>
+        <w:rPr>
+          <w:rFonts w:ascii="Hack" w:hAnsi="Hack" w:cs="Times New Roman"/>
+        </w:rPr>
+      </w:pPr>
+      <w:r>
+        <w:rPr>
+          <w:rFonts w:ascii="Hack" w:hAnsi="Hack" w:cs="Times New Roman"/>
+        </w:rPr>
+        <w:t>printf "\t\t\</w:t>
+      </w:r>
+      <w:proofErr w:type="spellStart"/>
+      <w:r>
+        <w:rPr>
+          <w:rFonts w:ascii="Hack" w:hAnsi="Hack" w:cs="Times New Roman"/>
+        </w:rPr>
+        <w:t>tDelete</w:t>
+      </w:r>
+      <w:proofErr w:type="spellEnd"/>
+      <w:r>
+        <w:rPr>
+          <w:rFonts w:ascii="Hack" w:hAnsi="Hack" w:cs="Times New Roman"/>
+        </w:rPr>
+        <w:t xml:space="preserve"> Array Element\n"</w:t>
+      </w:r>
+    </w:p>
+    <w:p>
+      <w:pPr>
+        <w:pStyle w:val="ListParagraph"/>
+        <w:ind w:left="780"/>
+        <w:rPr>
+          <w:rFonts w:ascii="Hack" w:hAnsi="Hack" w:cs="Times New Roman"/>
+        </w:rPr>
+      </w:pPr>
+      <w:r>
+        <w:rPr>
+          <w:rFonts w:ascii="Hack" w:hAnsi="Hack" w:cs="Times New Roman"/>
+        </w:rPr>
+        <w:t>printf "In Shell Code:-\n\n"</w:t>
+      </w:r>
+    </w:p>
+    <w:p>
+      <w:pPr>
+        <w:pStyle w:val="ListParagraph"/>
+        <w:ind w:left="780"/>
+        <w:rPr>
+          <w:rFonts w:ascii="Hack" w:hAnsi="Hack" w:cs="Times New Roman"/>
+        </w:rPr>
+      </w:pPr>
+      <w:r>
+        <w:rPr>
+          <w:rFonts w:ascii="Hack" w:hAnsi="Hack" w:cs="Times New Roman"/>
+        </w:rPr>
+        <w:t>echo 'unset fruits[1]</w:t>
+      </w:r>
+    </w:p>
+    <w:p>
+      <w:pPr>
+        <w:pStyle w:val="ListParagraph"/>
+        <w:ind w:left="780"/>
+        <w:rPr>
+          <w:rFonts w:ascii="Hack" w:hAnsi="Hack" w:cs="Times New Roman"/>
+        </w:rPr>
+      </w:pPr>
+      <w:r>
+        <w:rPr>
+          <w:rFonts w:ascii="Hack" w:hAnsi="Hack" w:cs="Times New Roman"/>
+        </w:rPr>
+        <w:t>echo ${fruits[</w:t>
+      </w:r>
+      <w:proofErr w:type="gramStart"/>
+      <w:r>
+        <w:rPr>
+          <w:rFonts w:ascii="Hack" w:hAnsi="Hack" w:cs="Times New Roman"/>
+        </w:rPr>
+        <w:t>*]}</w:t>
+      </w:r>
+      <w:proofErr w:type="gramEnd"/>
+    </w:p>
+    <w:p>
+      <w:pPr>
+        <w:pStyle w:val="ListParagraph"/>
+        <w:ind w:left="780"/>
+        <w:rPr>
+          <w:rFonts w:ascii="Hack" w:hAnsi="Hack" w:cs="Times New Roman"/>
+        </w:rPr>
+      </w:pPr>
+      <w:r>
+        <w:rPr>
+          <w:rFonts w:ascii="Hack" w:hAnsi="Hack" w:cs="Times New Roman"/>
+        </w:rPr>
+        <w:t>'</w:t>
+      </w:r>
+    </w:p>
+    <w:p>
+      <w:pPr>
+        <w:pStyle w:val="ListParagraph"/>
+        <w:ind w:left="780"/>
+        <w:rPr>
+          <w:rFonts w:ascii="Hack" w:hAnsi="Hack" w:cs="Times New Roman"/>
+        </w:rPr>
+      </w:pPr>
+      <w:r>
+        <w:rPr>
+          <w:rFonts w:ascii="Hack" w:hAnsi="Hack" w:cs="Times New Roman"/>
+        </w:rPr>
+        <w:t>printf "\</w:t>
+      </w:r>
+      <w:proofErr w:type="spellStart"/>
+      <w:r>
+        <w:rPr>
+          <w:rFonts w:ascii="Hack" w:hAnsi="Hack" w:cs="Times New Roman"/>
+        </w:rPr>
+        <w:t>nOutput</w:t>
+      </w:r>
+      <w:proofErr w:type="spellEnd"/>
+      <w:r>
+        <w:rPr>
+          <w:rFonts w:ascii="Hack" w:hAnsi="Hack" w:cs="Times New Roman"/>
+        </w:rPr>
+        <w:t>:-\n"</w:t>
+      </w:r>
+    </w:p>
+    <w:p>
+      <w:pPr>
+        <w:pStyle w:val="ListParagraph"/>
+        <w:ind w:left="780"/>
+        <w:rPr>
+          <w:rFonts w:ascii="Hack" w:hAnsi="Hack" w:cs="Times New Roman"/>
+        </w:rPr>
+      </w:pPr>
+      <w:r>
+        <w:rPr>
+          <w:rFonts w:ascii="Hack" w:hAnsi="Hack" w:cs="Times New Roman"/>
+        </w:rPr>
+        <w:t>echo "Array Elements : ${fruits[</w:t>
+      </w:r>
+      <w:proofErr w:type="gramStart"/>
+      <w:r>
+        <w:rPr>
+          <w:rFonts w:ascii="Hack" w:hAnsi="Hack" w:cs="Times New Roman"/>
+        </w:rPr>
+        <w:t>*]}</w:t>
+      </w:r>
+      <w:proofErr w:type="gramEnd"/>
+      <w:r>
+        <w:rPr>
+          <w:rFonts w:ascii="Hack" w:hAnsi="Hack" w:cs="Times New Roman"/>
+        </w:rPr>
+        <w:t>"</w:t>
+      </w:r>
+    </w:p>
+    <w:p>
+      <w:pPr>
+        <w:pStyle w:val="ListParagraph"/>
+        <w:ind w:left="780"/>
+        <w:rPr>
+          <w:rFonts w:ascii="Hack" w:hAnsi="Hack" w:cs="Times New Roman"/>
+        </w:rPr>
+      </w:pPr>
+      <w:r>
+        <w:rPr>
+          <w:rFonts w:ascii="Hack" w:hAnsi="Hack" w:cs="Times New Roman"/>
+        </w:rPr>
+        <w:t>echo "After Deleting fruits[1]"</w:t>
+      </w:r>
+    </w:p>
+    <w:p>
+      <w:pPr>
+        <w:pStyle w:val="ListParagraph"/>
+        <w:ind w:left="780"/>
+        <w:rPr>
+          <w:rFonts w:ascii="Hack" w:hAnsi="Hack" w:cs="Times New Roman"/>
+        </w:rPr>
+      </w:pPr>
+      <w:r>
+        <w:rPr>
+          <w:rFonts w:ascii="Hack" w:hAnsi="Hack" w:cs="Times New Roman"/>
+        </w:rPr>
+        <w:t>unset fruits[1]</w:t>
+      </w:r>
+    </w:p>
+    <w:p>
+      <w:pPr>
+        <w:pStyle w:val="ListParagraph"/>
+        <w:ind w:left="780"/>
+        <w:rPr>
+          <w:rFonts w:ascii="Hack" w:hAnsi="Hack" w:cs="Times New Roman"/>
+        </w:rPr>
+      </w:pPr>
+      <w:r>
+        <w:rPr>
+          <w:rFonts w:ascii="Hack" w:hAnsi="Hack" w:cs="Times New Roman"/>
+        </w:rPr>
+        <w:t>echo "Remaining Elements : ${fruits[</w:t>
+      </w:r>
+      <w:proofErr w:type="gramStart"/>
+      <w:r>
+        <w:rPr>
+          <w:rFonts w:ascii="Hack" w:hAnsi="Hack" w:cs="Times New Roman"/>
+        </w:rPr>
+        <w:t>*]}</w:t>
+      </w:r>
+      <w:proofErr w:type="gramEnd"/>
+      <w:r>
+        <w:rPr>
+          <w:rFonts w:ascii="Hack" w:hAnsi="Hack" w:cs="Times New Roman"/>
+        </w:rPr>
+        <w:t>"</w:t>
+      </w:r>
+    </w:p>
+    <w:p>
+      <w:pPr>
+        <w:pStyle w:val="ListParagraph"/>
+        <w:ind w:left="780"/>
+        <w:rPr>
+          <w:rFonts w:ascii="Times New Roman" w:hAnsi="Times New Roman" w:cs="Times New Roman"/>
+          <w:b/>
+          <w:bCs/>
+          <w:sz w:val="28"/>
+          <w:szCs w:val="28"/>
+        </w:rPr>
+      </w:pPr>
+      <w:proofErr w:type="gramStart"/>
+      <w:r>
+        <w:rPr>
+          <w:rFonts w:ascii="Hack" w:hAnsi="Hack" w:cs="Times New Roman"/>
+        </w:rPr>
+        <w:t>echo ""</w:t>
+      </w:r>
+      <w:proofErr w:type="gramEnd"/>
+    </w:p>
+    <w:p>
+      <w:pPr>
+        <w:pStyle w:val="ListParagraph"/>
+        <w:ind w:left="780"/>
+        <w:rPr>
+          <w:rFonts w:ascii="Times New Roman" w:hAnsi="Times New Roman" w:cs="Times New Roman"/>
+          <w:b/>
+          <w:bCs/>
+          <w:sz w:val="28"/>
+          <w:szCs w:val="28"/>
+        </w:rPr>
+      </w:pPr>
+    </w:p>
+    <w:p>
+      <w:pPr>
+        <w:pStyle w:val="ListParagraph"/>
+        <w:ind w:left="780"/>
+        <w:rPr>
+          <w:rFonts w:ascii="Times New Roman" w:hAnsi="Times New Roman" w:cs="Times New Roman"/>
+          <w:b/>
+          <w:bCs/>
+          <w:sz w:val="28"/>
+          <w:szCs w:val="28"/>
+        </w:rPr>
+      </w:pPr>
+      <w:r>
+        <w:rPr>
+          <w:rFonts w:ascii="Times New Roman" w:hAnsi="Times New Roman" w:cs="Times New Roman"/>
+          <w:b/>
+          <w:bCs/>
+          <w:sz w:val="28"/>
+          <w:szCs w:val="28"/>
+        </w:rPr>
+        <w:t>Output :</w:t>
+      </w:r>
+    </w:p>
+    <w:p>
+      <w:pPr>
+        <w:pStyle w:val="ListParagraph"/>
+        <w:ind w:left="780"/>
+        <w:rPr>
+          <w:rFonts w:ascii="Times New Roman" w:hAnsi="Times New Roman" w:cs="Times New Roman"/>
+          <w:sz w:val="28"/>
+          <w:szCs w:val="28"/>
+        </w:rPr>
+      </w:pPr>
+      <w:r>
+        <w:rPr>
+          <w:noProof/>
+        </w:rPr>
+        <mc:AlternateContent>
+          <mc:Choice Requires="wps">
+            <w:drawing>
+              <wp:anchor distT="0" distB="0" distL="114300" distR="114300" simplePos="0" relativeHeight="251723776" behindDoc="1" locked="0" layoutInCell="1" allowOverlap="1" wp14:anchorId="68682F75" wp14:editId="29FD6314">
+                <wp:simplePos x="0" y="0"/>
+                <wp:positionH relativeFrom="column">
+                  <wp:posOffset>398780</wp:posOffset>
+                </wp:positionH>
+                <wp:positionV relativeFrom="paragraph">
+                  <wp:posOffset>3430905</wp:posOffset>
+                </wp:positionV>
+                <wp:extent cx="4928235" cy="635"/>
+                <wp:effectExtent l="0" t="0" r="0" b="0"/>
+                <wp:wrapNone/>
+                <wp:docPr id="2081004520" name="Text Box 1"/>
+                <wp:cNvGraphicFramePr/>
+                <a:graphic xmlns:a="http://schemas.openxmlformats.org/drawingml/2006/main">
+                  <a:graphicData uri="http://schemas.microsoft.com/office/word/2010/wordprocessingShape">
+                    <wps:wsp>
+                      <wps:cNvSpPr txBox="1"/>
+                      <wps:spPr>
+                        <a:xfrm>
+                          <a:off x="0" y="0"/>
+                          <a:ext cx="4928235" cy="635"/>
+                        </a:xfrm>
+                        <a:prstGeom prst="rect">
+                          <a:avLst/>
+                        </a:prstGeom>
+                        <a:solidFill>
+                          <a:prstClr val="white"/>
+                        </a:solidFill>
+                        <a:ln>
+                          <a:noFill/>
+                        </a:ln>
+                      </wps:spPr>
+                      <wps:txbx>
+                        <w:txbxContent>
+                          <w:p>
+                            <w:pPr>
+                              <w:pStyle w:val="Caption"/>
+                              <w:jc w:val="center"/>
+                              <w:rPr>
+                                <w:noProof/>
+                                <w:sz w:val="22"/>
+                                <w:szCs w:val="22"/>
+                              </w:rPr>
+                            </w:pPr>
+                            <w:r>
+                              <w:t>Fig 2.21 : Delete Element</w:t>
+                            </w:r>
+                          </w:p>
+                        </w:txbxContent>
+                      </wps:txbx>
+                      <wps:bodyPr rot="0" spcFirstLastPara="0" vertOverflow="overflow" horzOverflow="overflow" vert="horz" wrap="square" lIns="0" tIns="0" rIns="0" bIns="0" numCol="1" spcCol="0" rtlCol="0" fromWordArt="0" anchor="t" anchorCtr="0" forceAA="0" compatLnSpc="1">
+                        <a:prstTxWarp prst="textNoShape">
+                          <a:avLst/>
+                        </a:prstTxWarp>
+                        <a:spAutoFit/>
+                      </wps:bodyPr>
+                    </wps:wsp>
+                  </a:graphicData>
+                </a:graphic>
+              </wp:anchor>
+            </w:drawing>
+          </mc:Choice>
+          <mc:Fallback>
+            <w:pict>
+              <v:shape w14:anchorId="68682F75" id="_x0000_s1046" type="#_x0000_t202" style="position:absolute;left:0;text-align:left;margin-left:31.4pt;margin-top:270.15pt;width:388.05pt;height:.05pt;z-index:-251592704;visibility:visible;mso-wrap-style:square;mso-wrap-distance-left:9pt;mso-wrap-distance-top:0;mso-wrap-distance-right:9pt;mso-wrap-distance-bottom:0;mso-position-horizontal:absolute;mso-position-horizontal-relative:text;mso-position-vertical:absolute;mso-position-vertical-relative:text;v-text-anchor:top" o:gfxdata="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" stroked="f">
+                <v:textbox style="mso-fit-shape-to-text:t" inset="0,0,0,0">
+                  <w:txbxContent>
+                    <w:p>
+                      <w:pPr>
+                        <w:pStyle w:val="Caption"/>
+                        <w:jc w:val="center"/>
+                        <w:rPr>
+                          <w:noProof/>
+                          <w:sz w:val="22"/>
+                          <w:szCs w:val="22"/>
+                        </w:rPr>
+                      </w:pPr>
+                      <w:r>
+                        <w:t>Fig 2.21 : Delete Element</w:t>
+                      </w:r>
+                    </w:p>
+                  </w:txbxContent>
+                </v:textbox>
+              </v:shape>
+            </w:pict>
+          </mc:Fallback>
+        </mc:AlternateContent>
+      </w:r>
+      <w:r>
+        <w:rPr>
+          <w:noProof/>
+        </w:rPr>
+        <w:drawing>
+          <wp:anchor distT="0" distB="0" distL="114300" distR="114300" simplePos="0" relativeHeight="251721728" behindDoc="1" locked="0" layoutInCell="1" allowOverlap="1" wp14:anchorId="0E7CD930" wp14:editId="6B174A2B">
+            <wp:simplePos x="0" y="0"/>
+            <wp:positionH relativeFrom="margin">
+              <wp:align>center</wp:align>
+            </wp:positionH>
+            <wp:positionV relativeFrom="page">
+              <wp:posOffset>5220590</wp:posOffset>
+            </wp:positionV>
+            <wp:extent cx="4928616" cy="3282696"/>
+            <wp:effectExtent l="0" t="0" r="5715" b="0"/>
+            <wp:wrapNone/>
+            <wp:docPr id="1580933369" name="Picture 21" descr="A screenshot of a computer program&#10;&#10;AI-generated content may be incorrect."/>
+            <wp:cNvGraphicFramePr>
+              <a:graphicFrameLocks xmlns:a="http://schemas.openxmlformats.org/drawingml/2006/main" noChangeAspect="1"/>
+            </wp:cNvGraphicFramePr>
+            <a:graphic xmlns:a="http://schemas.openxmlformats.org/drawingml/2006/main">
+              <a:graphicData uri="http://schemas.openxmlformats.org/drawingml/2006/picture">
+                <pic:pic xmlns:pic="http://schemas.openxmlformats.org/drawingml/2006/picture">
+                  <pic:nvPicPr>
+                    <pic:cNvPr id="1580933369" name="Picture 21" descr="A screenshot of a computer program&#10;&#10;AI-generated content may be incorrect."/>
+                    <pic:cNvPicPr>
+                      <a:picLocks noChangeAspect="1" noChangeArrowheads="1"/>
+                    </pic:cNvPicPr>
+                  </pic:nvPicPr>
+                  <pic:blipFill>
+                    <a:blip r:embed="rId26" cstate="print">
+                      <a:extLst>
+                        <a:ext uri="{28A0092B-C50C-407E-A947-70E740481C1C}">
+                          <a14:useLocalDpi xmlns:a14="http://schemas.microsoft.com/office/drawing/2010/main" val="0"/>
+                        </a:ext>
+                      </a:extLst>
+                    </a:blip>
+                    <a:srcRect/>
+                    <a:stretch>
+                      <a:fillRect/>
+                    </a:stretch>
+                  </pic:blipFill>
+                  <pic:spPr bwMode="auto">
+                    <a:xfrm>
+                      <a:off x="0" y="0"/>
+                      <a:ext cx="4928616" cy="3282696"/>
+                    </a:xfrm>
+                    <a:prstGeom prst="rect">
+                      <a:avLst/>
+                    </a:prstGeom>
+                    <a:noFill/>
+                    <a:ln>
+                      <a:noFill/>
+                    </a:ln>
+                  </pic:spPr>
+                </pic:pic>
+              </a:graphicData>
+            </a:graphic>
+            <wp14:sizeRelH relativeFrom="page">
+              <wp14:pctWidth>0</wp14:pctWidth>
+            </wp14:sizeRelH>
+            <wp14:sizeRelV relativeFrom="page">
+              <wp14:pctHeight>0</wp14:pctHeight>
+            </wp14:sizeRelV>
+          </wp:anchor>
+        </w:drawing>
+      </w:r>
+    </w:p>
+    <w:p>
+      <w:pPr>
+        <w:pStyle w:val="ListParagraph"/>
+        <w:ind w:left="780"/>
+        <w:rPr>
+          <w:rFonts w:ascii="Times New Roman" w:hAnsi="Times New Roman" w:cs="Times New Roman"/>
+          <w:sz w:val="28"/>
+          <w:szCs w:val="28"/>
+        </w:rPr>
+      </w:pPr>
+    </w:p>
+    <w:p>
+      <w:pPr>
+        <w:pStyle w:val="ListParagraph"/>
+        <w:ind w:left="780"/>
+        <w:rPr>
+          <w:rFonts w:ascii="Times New Roman" w:hAnsi="Times New Roman" w:cs="Times New Roman"/>
+          <w:sz w:val="28"/>
+          <w:szCs w:val="28"/>
+        </w:rPr>
+      </w:pPr>
+    </w:p>
+    <w:p>
+      <w:pPr>
+        <w:pStyle w:val="ListParagraph"/>
+        <w:ind w:left="780"/>
+        <w:rPr>
+          <w:rFonts w:ascii="Times New Roman" w:hAnsi="Times New Roman" w:cs="Times New Roman"/>
+          <w:sz w:val="28"/>
+          <w:szCs w:val="28"/>
+        </w:rPr>
+      </w:pPr>
+    </w:p>
+    <w:p>
+      <w:pPr>
+        <w:pStyle w:val="ListParagraph"/>
+        <w:ind w:left="780"/>
+        <w:rPr>
+          <w:rFonts w:ascii="Times New Roman" w:hAnsi="Times New Roman" w:cs="Times New Roman"/>
+          <w:sz w:val="28"/>
+          <w:szCs w:val="28"/>
+        </w:rPr>
+      </w:pPr>
+    </w:p>
+    <w:p>
+      <w:pPr>
+        <w:pStyle w:val="ListParagraph"/>
+        <w:ind w:left="780"/>
+        <w:rPr>
+          <w:rFonts w:ascii="Times New Roman" w:hAnsi="Times New Roman" w:cs="Times New Roman"/>
+          <w:sz w:val="28"/>
+          <w:szCs w:val="28"/>
+        </w:rPr>
+      </w:pPr>
+    </w:p>
+    <w:p>
+      <w:pPr>
+        <w:pStyle w:val="ListParagraph"/>
+        <w:ind w:left="780"/>
+        <w:rPr>
+          <w:rFonts w:ascii="Times New Roman" w:hAnsi="Times New Roman" w:cs="Times New Roman"/>
+          <w:sz w:val="28"/>
+          <w:szCs w:val="28"/>
+        </w:rPr>
+      </w:pPr>
+    </w:p>
+    <w:p>
+      <w:pPr>
+        <w:pStyle w:val="ListParagraph"/>
+        <w:ind w:left="780"/>
+        <w:rPr>
+          <w:rFonts w:ascii="Times New Roman" w:hAnsi="Times New Roman" w:cs="Times New Roman"/>
+          <w:sz w:val="28"/>
+          <w:szCs w:val="28"/>
+        </w:rPr>
+      </w:pPr>
+    </w:p>
+    <w:p>
+      <w:pPr>
+        <w:pStyle w:val="ListParagraph"/>
+        <w:ind w:left="780"/>
+        <w:rPr>
+          <w:rFonts w:ascii="Times New Roman" w:hAnsi="Times New Roman" w:cs="Times New Roman"/>
+          <w:sz w:val="28"/>
+          <w:szCs w:val="28"/>
+        </w:rPr>
+      </w:pPr>
+    </w:p>
+    <w:p>
+      <w:pPr>
+        <w:pStyle w:val="ListParagraph"/>
+        <w:ind w:left="780"/>
+        <w:rPr>
+          <w:rFonts w:ascii="Times New Roman" w:hAnsi="Times New Roman" w:cs="Times New Roman"/>
+          <w:sz w:val="28"/>
+          <w:szCs w:val="28"/>
+        </w:rPr>
+      </w:pPr>
+    </w:p>
+    <w:p>
+      <w:pPr>
+        <w:pStyle w:val="ListParagraph"/>
+        <w:ind w:left="780"/>
+        <w:rPr>
+          <w:rFonts w:ascii="Times New Roman" w:hAnsi="Times New Roman" w:cs="Times New Roman"/>
+          <w:sz w:val="28"/>
+          <w:szCs w:val="28"/>
+        </w:rPr>
+      </w:pPr>
+    </w:p>
+    <w:p>
+      <w:pPr>
+        <w:pStyle w:val="ListParagraph"/>
+        <w:ind w:left="780"/>
+        <w:rPr>
+          <w:rFonts w:ascii="Times New Roman" w:hAnsi="Times New Roman" w:cs="Times New Roman"/>
+          <w:sz w:val="28"/>
+          <w:szCs w:val="28"/>
+        </w:rPr>
+      </w:pPr>
+    </w:p>
+    <w:p>
+      <w:pPr>
+        <w:pStyle w:val="ListParagraph"/>
+        <w:ind w:left="780"/>
+        <w:rPr>
+          <w:rFonts w:ascii="Times New Roman" w:hAnsi="Times New Roman" w:cs="Times New Roman"/>
+          <w:sz w:val="28"/>
+          <w:szCs w:val="28"/>
+        </w:rPr>
+      </w:pPr>
+    </w:p>
+    <w:p>
+      <w:pPr>
+        <w:pStyle w:val="ListParagraph"/>
+        <w:ind w:left="780"/>
+        <w:rPr>
+          <w:rFonts w:ascii="Times New Roman" w:hAnsi="Times New Roman" w:cs="Times New Roman"/>
+          <w:sz w:val="28"/>
+          <w:szCs w:val="28"/>
+        </w:rPr>
+      </w:pPr>
+    </w:p>
+    <w:p>
+      <w:pPr>
+        <w:pStyle w:val="ListParagraph"/>
+        <w:ind w:left="780"/>
+        <w:rPr>
+          <w:rFonts w:ascii="Times New Roman" w:hAnsi="Times New Roman" w:cs="Times New Roman"/>
+          <w:sz w:val="28"/>
+          <w:szCs w:val="28"/>
+        </w:rPr>
+      </w:pPr>
+    </w:p>
+    <w:p>
+      <w:pPr>
+        <w:pStyle w:val="ListParagraph"/>
+        <w:ind w:left="780"/>
+        <w:rPr>
+          <w:rFonts w:ascii="Times New Roman" w:hAnsi="Times New Roman" w:cs="Times New Roman"/>
+          <w:sz w:val="28"/>
+          <w:szCs w:val="28"/>
+        </w:rPr>
+      </w:pPr>
+    </w:p>
+    <w:p>
+      <w:pPr>
+        <w:pStyle w:val="ListParagraph"/>
+        <w:ind w:left="780"/>
+        <w:rPr>
+          <w:rFonts w:ascii="Times New Roman" w:hAnsi="Times New Roman" w:cs="Times New Roman"/>
+          <w:sz w:val="28"/>
+          <w:szCs w:val="28"/>
+        </w:rPr>
+      </w:pPr>
+    </w:p>
+    <w:p>
+      <w:pPr>
+        <w:pStyle w:val="ListParagraph"/>
+        <w:ind w:left="780"/>
+        <w:rPr>
+          <w:rFonts w:ascii="Times New Roman" w:hAnsi="Times New Roman" w:cs="Times New Roman"/>
+          <w:sz w:val="28"/>
+          <w:szCs w:val="28"/>
+        </w:rPr>
+      </w:pPr>
+    </w:p>
+    <w:p>
+      <w:pPr>
+        <w:pStyle w:val="ListParagraph"/>
+        <w:ind w:left="780"/>
+        <w:rPr>
+          <w:rFonts w:ascii="Times New Roman" w:hAnsi="Times New Roman" w:cs="Times New Roman"/>
+          <w:sz w:val="28"/>
+          <w:szCs w:val="28"/>
+        </w:rPr>
+      </w:pPr>
+    </w:p>
+    <w:p>
+      <w:pPr>
+        <w:pStyle w:val="ListParagraph"/>
+        <w:ind w:left="780"/>
+        <w:rPr>
+          <w:rFonts w:ascii="Times New Roman" w:hAnsi="Times New Roman" w:cs="Times New Roman"/>
+          <w:sz w:val="28"/>
+          <w:szCs w:val="28"/>
+        </w:rPr>
+      </w:pPr>
+    </w:p>
+    <w:p>
+      <w:pPr>
+        <w:pStyle w:val="ListParagraph"/>
+        <w:ind w:left="780"/>
+        <w:rPr>
+          <w:rFonts w:ascii="Times New Roman" w:hAnsi="Times New Roman" w:cs="Times New Roman"/>
+          <w:sz w:val="28"/>
+          <w:szCs w:val="28"/>
+        </w:rPr>
+      </w:pPr>
+    </w:p>
+    <w:p>
+      <w:pPr>
+        <w:pStyle w:val="ListParagraph"/>
+        <w:numPr>
+          <w:ilvl w:val="1"/>
+          <w:numId w:val="2"/>
+        </w:numPr>
+        <w:rPr>
+          <w:rFonts w:ascii="Times New Roman" w:hAnsi="Times New Roman" w:cs="Times New Roman"/>
+          <w:b/>
+          <w:bCs/>
+          <w:sz w:val="28"/>
+          <w:szCs w:val="28"/>
+          <w:u w:val="single"/>
+        </w:rPr>
+      </w:pPr>
+      <w:r>
+        <w:rPr>
+          <w:rFonts w:ascii="Times New Roman" w:hAnsi="Times New Roman" w:cs="Times New Roman"/>
+          <w:b/>
+          <w:bCs/>
+          <w:sz w:val="28"/>
+          <w:szCs w:val="28"/>
+          <w:u w:val="single"/>
+        </w:rPr>
+        <w:lastRenderedPageBreak/>
+        <w:t>Delete E</w:t>
+      </w:r>
+      <w:r>
+        <w:rPr>
+          <w:rFonts w:ascii="Times New Roman" w:hAnsi="Times New Roman" w:cs="Times New Roman"/>
+          <w:b/>
+          <w:bCs/>
+          <w:sz w:val="28"/>
+          <w:szCs w:val="28"/>
+          <w:u w:val="single"/>
+        </w:rPr>
+        <w:t>ntire</w:t>
+      </w:r>
+      <w:r>
+        <w:rPr>
+          <w:rFonts w:ascii="Times New Roman" w:hAnsi="Times New Roman" w:cs="Times New Roman"/>
+          <w:b/>
+          <w:bCs/>
+          <w:sz w:val="28"/>
+          <w:szCs w:val="28"/>
+          <w:u w:val="single"/>
+        </w:rPr>
+        <w:t xml:space="preserve"> Array :</w:t>
+      </w:r>
+    </w:p>
+    <w:p>
+      <w:pPr>
+        <w:pStyle w:val="ListParagraph"/>
+        <w:ind w:left="780"/>
+        <w:rPr>
+          <w:rFonts w:ascii="Times New Roman" w:hAnsi="Times New Roman" w:cs="Times New Roman"/>
+          <w:b/>
+          <w:bCs/>
+        </w:rPr>
+      </w:pPr>
+    </w:p>
+    <w:p>
+      <w:pPr>
+        <w:pStyle w:val="ListParagraph"/>
+        <w:ind w:left="780"/>
+        <w:rPr>
+          <w:rFonts w:ascii="Times New Roman" w:hAnsi="Times New Roman" w:cs="Times New Roman"/>
+          <w:b/>
+          <w:bCs/>
+          <w:sz w:val="28"/>
+          <w:szCs w:val="28"/>
+        </w:rPr>
+      </w:pPr>
+      <w:r>
+        <w:rPr>
+          <w:rFonts w:ascii="Times New Roman" w:hAnsi="Times New Roman" w:cs="Times New Roman"/>
+          <w:b/>
+          <w:bCs/>
+          <w:sz w:val="28"/>
+          <w:szCs w:val="28"/>
+        </w:rPr>
+        <w:t>Code :</w:t>
+      </w:r>
+    </w:p>
+    <w:p>
+      <w:pPr>
+        <w:pStyle w:val="ListParagraph"/>
+        <w:ind w:left="780"/>
+        <w:rPr>
+          <w:rFonts w:ascii="Hack" w:hAnsi="Hack" w:cs="Times New Roman"/>
+        </w:rPr>
+      </w:pPr>
+      <w:r>
+        <w:rPr>
+          <w:rFonts w:ascii="Hack" w:hAnsi="Hack" w:cs="Times New Roman"/>
+        </w:rPr>
+        <w:t>#!/bin/bash</w:t>
+      </w:r>
+    </w:p>
+    <w:p>
+      <w:pPr>
+        <w:pStyle w:val="ListParagraph"/>
+        <w:ind w:left="780"/>
+        <w:rPr>
+          <w:rFonts w:ascii="Hack" w:hAnsi="Hack" w:cs="Times New Roman"/>
+        </w:rPr>
+      </w:pPr>
+    </w:p>
+    <w:p>
+      <w:pPr>
+        <w:pStyle w:val="ListParagraph"/>
+        <w:ind w:left="780"/>
+        <w:rPr>
+          <w:rFonts w:ascii="Hack" w:hAnsi="Hack" w:cs="Times New Roman"/>
+        </w:rPr>
+      </w:pPr>
+      <w:r>
+        <w:rPr>
+          <w:rFonts w:ascii="Hack" w:hAnsi="Hack" w:cs="Times New Roman"/>
+        </w:rPr>
+        <w:t>fruits[0]="Apple"</w:t>
+      </w:r>
+    </w:p>
+    <w:p>
+      <w:pPr>
+        <w:pStyle w:val="ListParagraph"/>
+        <w:ind w:left="780"/>
+        <w:rPr>
+          <w:rFonts w:ascii="Hack" w:hAnsi="Hack" w:cs="Times New Roman"/>
+        </w:rPr>
+      </w:pPr>
+      <w:r>
+        <w:rPr>
+          <w:rFonts w:ascii="Hack" w:hAnsi="Hack" w:cs="Times New Roman"/>
+        </w:rPr>
+        <w:t>fruits[1]="Banana"</w:t>
+      </w:r>
+    </w:p>
+    <w:p>
+      <w:pPr>
+        <w:pStyle w:val="ListParagraph"/>
+        <w:ind w:left="780"/>
+        <w:rPr>
+          <w:rFonts w:ascii="Hack" w:hAnsi="Hack" w:cs="Times New Roman"/>
+        </w:rPr>
+      </w:pPr>
+      <w:r>
+        <w:rPr>
+          <w:rFonts w:ascii="Hack" w:hAnsi="Hack" w:cs="Times New Roman"/>
+        </w:rPr>
+        <w:t>fruits[2]="Cherry"</w:t>
+      </w:r>
+    </w:p>
+    <w:p>
+      <w:pPr>
+        <w:pStyle w:val="ListParagraph"/>
+        <w:ind w:left="780"/>
+        <w:rPr>
+          <w:rFonts w:ascii="Hack" w:hAnsi="Hack" w:cs="Times New Roman"/>
+        </w:rPr>
+      </w:pPr>
+      <w:r>
+        <w:rPr>
+          <w:rFonts w:ascii="Hack" w:hAnsi="Hack" w:cs="Times New Roman"/>
+        </w:rPr>
+        <w:t>fruits[3]="Berry"</w:t>
+      </w:r>
+    </w:p>
+    <w:p>
+      <w:pPr>
+        <w:pStyle w:val="ListParagraph"/>
+        <w:ind w:left="780"/>
+        <w:rPr>
+          <w:rFonts w:ascii="Hack" w:hAnsi="Hack" w:cs="Times New Roman"/>
+        </w:rPr>
+      </w:pPr>
+    </w:p>
+    <w:p>
+      <w:pPr>
+        <w:pStyle w:val="ListParagraph"/>
+        <w:ind w:left="780"/>
+        <w:rPr>
+          <w:rFonts w:ascii="Hack" w:hAnsi="Hack" w:cs="Times New Roman"/>
+        </w:rPr>
+      </w:pPr>
+      <w:r>
+        <w:rPr>
+          <w:rFonts w:ascii="Hack" w:hAnsi="Hack" w:cs="Times New Roman"/>
+        </w:rPr>
+        <w:t>printf "\t\t\</w:t>
+      </w:r>
+      <w:proofErr w:type="spellStart"/>
+      <w:r>
+        <w:rPr>
+          <w:rFonts w:ascii="Hack" w:hAnsi="Hack" w:cs="Times New Roman"/>
+        </w:rPr>
+        <w:t>tDelete</w:t>
+      </w:r>
+      <w:proofErr w:type="spellEnd"/>
+      <w:r>
+        <w:rPr>
+          <w:rFonts w:ascii="Hack" w:hAnsi="Hack" w:cs="Times New Roman"/>
+        </w:rPr>
+        <w:t xml:space="preserve"> Entire Array\n"</w:t>
+      </w:r>
+    </w:p>
+    <w:p>
+      <w:pPr>
+        <w:pStyle w:val="ListParagraph"/>
+        <w:ind w:left="780"/>
+        <w:rPr>
+          <w:rFonts w:ascii="Hack" w:hAnsi="Hack" w:cs="Times New Roman"/>
+        </w:rPr>
+      </w:pPr>
+      <w:r>
+        <w:rPr>
+          <w:rFonts w:ascii="Hack" w:hAnsi="Hack" w:cs="Times New Roman"/>
+        </w:rPr>
+        <w:t>printf "In Shell Code:-\n\n"</w:t>
+      </w:r>
+    </w:p>
+    <w:p>
+      <w:pPr>
+        <w:pStyle w:val="ListParagraph"/>
+        <w:ind w:left="780"/>
+        <w:rPr>
+          <w:rFonts w:ascii="Hack" w:hAnsi="Hack" w:cs="Times New Roman"/>
+        </w:rPr>
+      </w:pPr>
+      <w:r>
+        <w:rPr>
+          <w:rFonts w:ascii="Hack" w:hAnsi="Hack" w:cs="Times New Roman"/>
+        </w:rPr>
+        <w:t>echo 'unset fruits'</w:t>
+      </w:r>
+    </w:p>
+    <w:p>
+      <w:pPr>
+        <w:pStyle w:val="ListParagraph"/>
+        <w:ind w:left="780"/>
+        <w:rPr>
+          <w:rFonts w:ascii="Hack" w:hAnsi="Hack" w:cs="Times New Roman"/>
+        </w:rPr>
+      </w:pPr>
+      <w:r>
+        <w:rPr>
+          <w:rFonts w:ascii="Hack" w:hAnsi="Hack" w:cs="Times New Roman"/>
+        </w:rPr>
+        <w:t>printf "\</w:t>
+      </w:r>
+      <w:proofErr w:type="spellStart"/>
+      <w:r>
+        <w:rPr>
+          <w:rFonts w:ascii="Hack" w:hAnsi="Hack" w:cs="Times New Roman"/>
+        </w:rPr>
+        <w:t>nOutput</w:t>
+      </w:r>
+      <w:proofErr w:type="spellEnd"/>
+      <w:r>
+        <w:rPr>
+          <w:rFonts w:ascii="Hack" w:hAnsi="Hack" w:cs="Times New Roman"/>
+        </w:rPr>
+        <w:t>:-\n"</w:t>
+      </w:r>
+    </w:p>
+    <w:p>
+      <w:pPr>
+        <w:pStyle w:val="ListParagraph"/>
+        <w:ind w:left="780"/>
+        <w:rPr>
+          <w:rFonts w:ascii="Hack" w:hAnsi="Hack" w:cs="Times New Roman"/>
+        </w:rPr>
+      </w:pPr>
+      <w:r>
+        <w:rPr>
+          <w:rFonts w:ascii="Hack" w:hAnsi="Hack" w:cs="Times New Roman"/>
+        </w:rPr>
+        <w:t>echo "Before Deleting Array : ${fruits[</w:t>
+      </w:r>
+      <w:proofErr w:type="gramStart"/>
+      <w:r>
+        <w:rPr>
+          <w:rFonts w:ascii="Hack" w:hAnsi="Hack" w:cs="Times New Roman"/>
+        </w:rPr>
+        <w:t>*]}</w:t>
+      </w:r>
+      <w:proofErr w:type="gramEnd"/>
+      <w:r>
+        <w:rPr>
+          <w:rFonts w:ascii="Hack" w:hAnsi="Hack" w:cs="Times New Roman"/>
+        </w:rPr>
+        <w:t>"</w:t>
+      </w:r>
+    </w:p>
+    <w:p>
+      <w:pPr>
+        <w:pStyle w:val="ListParagraph"/>
+        <w:ind w:left="780"/>
+        <w:rPr>
+          <w:rFonts w:ascii="Hack" w:hAnsi="Hack" w:cs="Times New Roman"/>
+        </w:rPr>
+      </w:pPr>
+      <w:r>
+        <w:rPr>
+          <w:rFonts w:ascii="Hack" w:hAnsi="Hack" w:cs="Times New Roman"/>
+        </w:rPr>
+        <w:t>echo "After Deleting Array :"</w:t>
+      </w:r>
+    </w:p>
+    <w:p>
+      <w:pPr>
+        <w:pStyle w:val="ListParagraph"/>
+        <w:ind w:left="780"/>
+        <w:rPr>
+          <w:rFonts w:ascii="Hack" w:hAnsi="Hack" w:cs="Times New Roman"/>
+        </w:rPr>
+      </w:pPr>
+      <w:r>
+        <w:rPr>
+          <w:rFonts w:ascii="Hack" w:hAnsi="Hack" w:cs="Times New Roman"/>
+        </w:rPr>
+        <w:t>unset fruits</w:t>
+      </w:r>
+    </w:p>
+    <w:p>
+      <w:pPr>
+        <w:pStyle w:val="ListParagraph"/>
+        <w:ind w:left="780"/>
+        <w:rPr>
+          <w:rFonts w:ascii="Hack" w:hAnsi="Hack" w:cs="Times New Roman"/>
+        </w:rPr>
+      </w:pPr>
+      <w:r>
+        <w:rPr>
+          <w:rFonts w:ascii="Hack" w:hAnsi="Hack" w:cs="Times New Roman"/>
+        </w:rPr>
+        <w:t>echo "array : ${fruits[</w:t>
+      </w:r>
+      <w:proofErr w:type="gramStart"/>
+      <w:r>
+        <w:rPr>
+          <w:rFonts w:ascii="Hack" w:hAnsi="Hack" w:cs="Times New Roman"/>
+        </w:rPr>
+        <w:t>*]}</w:t>
+      </w:r>
+      <w:proofErr w:type="gramEnd"/>
+      <w:r>
+        <w:rPr>
+          <w:rFonts w:ascii="Hack" w:hAnsi="Hack" w:cs="Times New Roman"/>
+        </w:rPr>
+        <w:t>"</w:t>
+      </w:r>
+    </w:p>
+    <w:p>
+      <w:pPr>
+        <w:pStyle w:val="ListParagraph"/>
+        <w:ind w:left="780"/>
+        <w:rPr>
+          <w:rFonts w:ascii="Times New Roman" w:hAnsi="Times New Roman" w:cs="Times New Roman"/>
+          <w:b/>
+          <w:bCs/>
+          <w:sz w:val="28"/>
+          <w:szCs w:val="28"/>
+        </w:rPr>
+      </w:pPr>
+      <w:proofErr w:type="gramStart"/>
+      <w:r>
+        <w:rPr>
+          <w:rFonts w:ascii="Hack" w:hAnsi="Hack" w:cs="Times New Roman"/>
+        </w:rPr>
+        <w:t>echo ""</w:t>
+      </w:r>
+      <w:proofErr w:type="gramEnd"/>
+    </w:p>
+    <w:p>
+      <w:pPr>
+        <w:pStyle w:val="ListParagraph"/>
+        <w:ind w:left="780"/>
+        <w:rPr>
+          <w:rFonts w:ascii="Times New Roman" w:hAnsi="Times New Roman" w:cs="Times New Roman"/>
+          <w:b/>
+          <w:bCs/>
+          <w:sz w:val="28"/>
+          <w:szCs w:val="28"/>
+        </w:rPr>
+      </w:pPr>
+    </w:p>
+    <w:p>
+      <w:pPr>
+        <w:pStyle w:val="ListParagraph"/>
+        <w:ind w:left="780"/>
+        <w:rPr>
+          <w:rFonts w:ascii="Times New Roman" w:hAnsi="Times New Roman" w:cs="Times New Roman"/>
+          <w:b/>
+          <w:bCs/>
+          <w:sz w:val="28"/>
+          <w:szCs w:val="28"/>
+        </w:rPr>
+      </w:pPr>
+      <w:r>
+        <w:rPr>
+          <w:rFonts w:ascii="Times New Roman" w:hAnsi="Times New Roman" w:cs="Times New Roman"/>
+          <w:b/>
+          <w:bCs/>
+          <w:sz w:val="28"/>
+          <w:szCs w:val="28"/>
+        </w:rPr>
+        <w:t>Output :</w:t>
+      </w:r>
+    </w:p>
+    <w:p>
+      <w:pPr>
+        <w:pStyle w:val="ListParagraph"/>
+        <w:ind w:left="780"/>
+        <w:rPr>
+          <w:rFonts w:ascii="Times New Roman" w:hAnsi="Times New Roman" w:cs="Times New Roman"/>
+          <w:sz w:val="28"/>
+          <w:szCs w:val="28"/>
+        </w:rPr>
+      </w:pPr>
+      <w:r>
+        <w:rPr>
+          <w:noProof/>
+        </w:rPr>
+        <mc:AlternateContent>
+          <mc:Choice Requires="wps">
+            <w:drawing>
+              <wp:anchor distT="0" distB="0" distL="114300" distR="114300" simplePos="0" relativeHeight="251726848" behindDoc="1" locked="0" layoutInCell="1" allowOverlap="1" wp14:anchorId="076FD362" wp14:editId="654BE7E3">
+                <wp:simplePos x="0" y="0"/>
+                <wp:positionH relativeFrom="column">
+                  <wp:posOffset>398780</wp:posOffset>
+                </wp:positionH>
+                <wp:positionV relativeFrom="paragraph">
+                  <wp:posOffset>3390900</wp:posOffset>
+                </wp:positionV>
+                <wp:extent cx="4928235" cy="635"/>
+                <wp:effectExtent l="0" t="0" r="0" b="0"/>
+                <wp:wrapNone/>
+                <wp:docPr id="1857148459" name="Text Box 1"/>
+                <wp:cNvGraphicFramePr/>
+                <a:graphic xmlns:a="http://schemas.openxmlformats.org/drawingml/2006/main">
+                  <a:graphicData uri="http://schemas.microsoft.com/office/word/2010/wordprocessingShape">
+                    <wps:wsp>
+                      <wps:cNvSpPr txBox="1"/>
+                      <wps:spPr>
+                        <a:xfrm>
+                          <a:off x="0" y="0"/>
+                          <a:ext cx="4928235" cy="635"/>
+                        </a:xfrm>
+                        <a:prstGeom prst="rect">
+                          <a:avLst/>
+                        </a:prstGeom>
+                        <a:solidFill>
+                          <a:prstClr val="white"/>
+                        </a:solidFill>
+                        <a:ln>
+                          <a:noFill/>
+                        </a:ln>
+                      </wps:spPr>
+                      <wps:txbx>
+                        <w:txbxContent>
+                          <w:p>
+                            <w:pPr>
+                              <w:pStyle w:val="Caption"/>
+                              <w:jc w:val="center"/>
+                              <w:rPr>
+                                <w:noProof/>
+                                <w:sz w:val="22"/>
+                                <w:szCs w:val="22"/>
+                              </w:rPr>
+                            </w:pPr>
+                            <w:r>
+                              <w:t>Fig 2.22 : Delete an Array</w:t>
+                            </w:r>
+                          </w:p>
+                        </w:txbxContent>
+                      </wps:txbx>
+                      <wps:bodyPr rot="0" spcFirstLastPara="0" vertOverflow="overflow" horzOverflow="overflow" vert="horz" wrap="square" lIns="0" tIns="0" rIns="0" bIns="0" numCol="1" spcCol="0" rtlCol="0" fromWordArt="0" anchor="t" anchorCtr="0" forceAA="0" compatLnSpc="1">
+                        <a:prstTxWarp prst="textNoShape">
+                          <a:avLst/>
+                        </a:prstTxWarp>
+                        <a:spAutoFit/>
+                      </wps:bodyPr>
+                    </wps:wsp>
+                  </a:graphicData>
+                </a:graphic>
+              </wp:anchor>
+            </w:drawing>
+          </mc:Choice>
+          <mc:Fallback>
+            <w:pict>
+              <v:shape w14:anchorId="076FD362" id="_x0000_s1047" type="#_x0000_t202" style="position:absolute;left:0;text-align:left;margin-left:31.4pt;margin-top:267pt;width:388.05pt;height:.05pt;z-index:-251589632;visibility:visible;mso-wrap-style:square;mso-wrap-distance-left:9pt;mso-wrap-distance-top:0;mso-wrap-distance-right:9pt;mso-wrap-distance-bottom:0;mso-position-horizontal:absolute;mso-position-horizontal-relative:text;mso-position-vertical:absolute;mso-position-vertical-relative:text;v-text-anchor:top" o:gfxdata="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" stroked="f">
+                <v:textbox style="mso-fit-shape-to-text:t" inset="0,0,0,0">
+                  <w:txbxContent>
+                    <w:p>
+                      <w:pPr>
+                        <w:pStyle w:val="Caption"/>
+                        <w:jc w:val="center"/>
+                        <w:rPr>
+                          <w:noProof/>
+                          <w:sz w:val="22"/>
+                          <w:szCs w:val="22"/>
+                        </w:rPr>
+                      </w:pPr>
+                      <w:r>
+                        <w:t>Fig 2.22 : Delete an Array</w:t>
+                      </w:r>
+                    </w:p>
+                  </w:txbxContent>
+                </v:textbox>
+              </v:shape>
+            </w:pict>
+          </mc:Fallback>
+        </mc:AlternateContent>
+      </w:r>
+      <w:r>
+        <w:rPr>
+          <w:noProof/>
+        </w:rPr>
+        <w:drawing>
+          <wp:anchor distT="0" distB="0" distL="114300" distR="114300" simplePos="0" relativeHeight="251724800" behindDoc="1" locked="0" layoutInCell="1" allowOverlap="1" wp14:anchorId="3ECB931F" wp14:editId="1B15A140">
+            <wp:simplePos x="0" y="0"/>
+            <wp:positionH relativeFrom="margin">
+              <wp:align>center</wp:align>
+            </wp:positionH>
+            <wp:positionV relativeFrom="page">
+              <wp:posOffset>4830045</wp:posOffset>
+            </wp:positionV>
+            <wp:extent cx="4928616" cy="3282696"/>
+            <wp:effectExtent l="0" t="0" r="5715" b="0"/>
+            <wp:wrapNone/>
+            <wp:docPr id="1984594213" name="Picture 22"/>
+            <wp:cNvGraphicFramePr>
+              <a:graphicFrameLocks xmlns:a="http://schemas.openxmlformats.org/drawingml/2006/main" noChangeAspect="1"/>
+            </wp:cNvGraphicFramePr>
+            <a:graphic xmlns:a="http://schemas.openxmlformats.org/drawingml/2006/main">
+              <a:graphicData uri="http://schemas.openxmlformats.org/drawingml/2006/picture">
+                <pic:pic xmlns:pic="http://schemas.openxmlformats.org/drawingml/2006/picture">
+                  <pic:nvPicPr>
+                    <pic:cNvPr id="0" name="Picture 7"/>
+                    <pic:cNvPicPr>
+                      <a:picLocks noChangeAspect="1" noChangeArrowheads="1"/>
+                    </pic:cNvPicPr>
+                  </pic:nvPicPr>
+                  <pic:blipFill>
+                    <a:blip r:embed="rId27" cstate="print">
+                      <a:extLst>
+                        <a:ext uri="{28A0092B-C50C-407E-A947-70E740481C1C}">
+                          <a14:useLocalDpi xmlns:a14="http://schemas.microsoft.com/office/drawing/2010/main" val="0"/>
+                        </a:ext>
+                      </a:extLst>
+                    </a:blip>
+                    <a:srcRect/>
+                    <a:stretch>
+                      <a:fillRect/>
+                    </a:stretch>
+                  </pic:blipFill>
+                  <pic:spPr bwMode="auto">
+                    <a:xfrm>
+                      <a:off x="0" y="0"/>
+                      <a:ext cx="4928616" cy="3282696"/>
+                    </a:xfrm>
+                    <a:prstGeom prst="rect">
+                      <a:avLst/>
+                    </a:prstGeom>
+                    <a:noFill/>
+                    <a:ln>
+                      <a:noFill/>
+                    </a:ln>
+                  </pic:spPr>
+                </pic:pic>
+              </a:graphicData>
+            </a:graphic>
+            <wp14:sizeRelH relativeFrom="page">
+              <wp14:pctWidth>0</wp14:pctWidth>
+            </wp14:sizeRelH>
+            <wp14:sizeRelV relativeFrom="page">
+              <wp14:pctHeight>0</wp14:pctHeight>
+            </wp14:sizeRelV>
+          </wp:anchor>
+        </w:drawing>
+      </w:r>
+    </w:p>
+    <w:p>
+      <w:pPr>
+        <w:pStyle w:val="ListParagraph"/>
+        <w:ind w:left="780"/>
+        <w:rPr>
+          <w:rFonts w:ascii="Times New Roman" w:hAnsi="Times New Roman" w:cs="Times New Roman"/>
+          <w:sz w:val="28"/>
+          <w:szCs w:val="28"/>
+        </w:rPr>
+      </w:pPr>
+    </w:p>
+    <w:p>
+      <w:pPr>
+        <w:pStyle w:val="ListParagraph"/>
+        <w:ind w:left="780"/>
+        <w:rPr>
+          <w:rFonts w:ascii="Times New Roman" w:hAnsi="Times New Roman" w:cs="Times New Roman"/>
+          <w:sz w:val="28"/>
+          <w:szCs w:val="28"/>
+        </w:rPr>
+      </w:pPr>
+    </w:p>
+    <w:p>
+      <w:pPr>
+        <w:pStyle w:val="ListParagraph"/>
+        <w:ind w:left="780"/>
+        <w:rPr>
+          <w:rFonts w:ascii="Times New Roman" w:hAnsi="Times New Roman" w:cs="Times New Roman"/>
+          <w:sz w:val="28"/>
+          <w:szCs w:val="28"/>
+        </w:rPr>
+      </w:pPr>
+    </w:p>
+    <w:p>
+      <w:pPr>
+        <w:pStyle w:val="ListParagraph"/>
+        <w:ind w:left="780"/>
+        <w:rPr>
+          <w:rFonts w:ascii="Times New Roman" w:hAnsi="Times New Roman" w:cs="Times New Roman"/>
+          <w:sz w:val="28"/>
+          <w:szCs w:val="28"/>
+        </w:rPr>
+      </w:pPr>
+    </w:p>
+    <w:p>
+      <w:pPr>
+        <w:pStyle w:val="ListParagraph"/>
+        <w:ind w:left="780"/>
+        <w:rPr>
+          <w:rFonts w:ascii="Times New Roman" w:hAnsi="Times New Roman" w:cs="Times New Roman"/>
+          <w:sz w:val="28"/>
+          <w:szCs w:val="28"/>
+        </w:rPr>
+      </w:pPr>
+    </w:p>
+    <w:p>
+      <w:pPr>
+        <w:pStyle w:val="ListParagraph"/>
+        <w:ind w:left="780"/>
+        <w:rPr>
+          <w:rFonts w:ascii="Times New Roman" w:hAnsi="Times New Roman" w:cs="Times New Roman"/>
+          <w:sz w:val="28"/>
+          <w:szCs w:val="28"/>
+        </w:rPr>
+      </w:pPr>
+    </w:p>
+    <w:p>
+      <w:pPr>
+        <w:pStyle w:val="ListParagraph"/>
+        <w:ind w:left="780"/>
+        <w:rPr>
+          <w:rFonts w:ascii="Times New Roman" w:hAnsi="Times New Roman" w:cs="Times New Roman"/>
+          <w:sz w:val="28"/>
+          <w:szCs w:val="28"/>
+        </w:rPr>
+      </w:pPr>
+    </w:p>
+    <w:p>
+      <w:pPr>
+        <w:pStyle w:val="ListParagraph"/>
+        <w:ind w:left="780"/>
+        <w:rPr>
+          <w:rFonts w:ascii="Times New Roman" w:hAnsi="Times New Roman" w:cs="Times New Roman"/>
+          <w:sz w:val="28"/>
+          <w:szCs w:val="28"/>
+        </w:rPr>
+      </w:pPr>
+    </w:p>
+    <w:p>
+      <w:pPr>
+        <w:pStyle w:val="ListParagraph"/>
+        <w:ind w:left="780"/>
+        <w:rPr>
+          <w:rFonts w:ascii="Times New Roman" w:hAnsi="Times New Roman" w:cs="Times New Roman"/>
+          <w:sz w:val="28"/>
+          <w:szCs w:val="28"/>
+        </w:rPr>
+      </w:pPr>
+    </w:p>
+    <w:p>
+      <w:pPr>
+        <w:pStyle w:val="ListParagraph"/>
+        <w:ind w:left="780"/>
+        <w:rPr>
+          <w:rFonts w:ascii="Times New Roman" w:hAnsi="Times New Roman" w:cs="Times New Roman"/>
+          <w:sz w:val="28"/>
+          <w:szCs w:val="28"/>
+        </w:rPr>
+      </w:pPr>
+    </w:p>
+    <w:p>
+      <w:pPr>
+        <w:pStyle w:val="ListParagraph"/>
+        <w:ind w:left="780"/>
+        <w:rPr>
+          <w:rFonts w:ascii="Times New Roman" w:hAnsi="Times New Roman" w:cs="Times New Roman"/>
+          <w:sz w:val="28"/>
+          <w:szCs w:val="28"/>
+        </w:rPr>
+      </w:pPr>
+    </w:p>
+    <w:p>
+      <w:pPr>
+        <w:pStyle w:val="ListParagraph"/>
+        <w:ind w:left="780"/>
+        <w:rPr>
+          <w:rFonts w:ascii="Times New Roman" w:hAnsi="Times New Roman" w:cs="Times New Roman"/>
+          <w:sz w:val="28"/>
+          <w:szCs w:val="28"/>
+        </w:rPr>
+      </w:pPr>
+    </w:p>
+    <w:p>
+      <w:pPr>
+        <w:pStyle w:val="ListParagraph"/>
+        <w:ind w:left="780"/>
+        <w:rPr>
+          <w:rFonts w:ascii="Times New Roman" w:hAnsi="Times New Roman" w:cs="Times New Roman"/>
+          <w:sz w:val="28"/>
+          <w:szCs w:val="28"/>
+        </w:rPr>
+      </w:pPr>
+    </w:p>
+    <w:p>
+      <w:pPr>
+        <w:pStyle w:val="ListParagraph"/>
+        <w:ind w:left="780"/>
+        <w:rPr>
+          <w:rFonts w:ascii="Times New Roman" w:hAnsi="Times New Roman" w:cs="Times New Roman"/>
+          <w:sz w:val="28"/>
+          <w:szCs w:val="28"/>
+        </w:rPr>
+      </w:pPr>
+    </w:p>
+    <w:p>
+      <w:pPr>
+        <w:pStyle w:val="ListParagraph"/>
+        <w:ind w:left="780"/>
+        <w:rPr>
+          <w:rFonts w:ascii="Times New Roman" w:hAnsi="Times New Roman" w:cs="Times New Roman"/>
+          <w:sz w:val="28"/>
+          <w:szCs w:val="28"/>
+        </w:rPr>
+      </w:pPr>
+    </w:p>
+    <w:p>
+      <w:pPr>
+        <w:pStyle w:val="ListParagraph"/>
+        <w:ind w:left="780"/>
+        <w:rPr>
+          <w:rFonts w:ascii="Times New Roman" w:hAnsi="Times New Roman" w:cs="Times New Roman"/>
+          <w:sz w:val="28"/>
+          <w:szCs w:val="28"/>
+        </w:rPr>
+      </w:pPr>
+    </w:p>
+    <w:p>
+      <w:pPr>
+        <w:pStyle w:val="ListParagraph"/>
+        <w:ind w:left="780"/>
+        <w:rPr>
+          <w:rFonts w:ascii="Times New Roman" w:hAnsi="Times New Roman" w:cs="Times New Roman"/>
+          <w:sz w:val="28"/>
+          <w:szCs w:val="28"/>
+        </w:rPr>
+      </w:pPr>
+    </w:p>
+    <w:p>
+      <w:pPr>
+        <w:pStyle w:val="ListParagraph"/>
+        <w:ind w:left="780"/>
+        <w:rPr>
+          <w:rFonts w:ascii="Times New Roman" w:hAnsi="Times New Roman" w:cs="Times New Roman"/>
+          <w:sz w:val="28"/>
+          <w:szCs w:val="28"/>
+        </w:rPr>
+      </w:pPr>
+    </w:p>
+    <w:p>
+      <w:pPr>
+        <w:pStyle w:val="ListParagraph"/>
+        <w:ind w:left="780"/>
+        <w:rPr>
+          <w:rFonts w:ascii="Times New Roman" w:hAnsi="Times New Roman" w:cs="Times New Roman"/>
+          <w:sz w:val="28"/>
+          <w:szCs w:val="28"/>
+        </w:rPr>
+      </w:pPr>
+    </w:p>
+    <w:p>
+      <w:pPr>
+        <w:pStyle w:val="ListParagraph"/>
+        <w:ind w:left="780"/>
+        <w:rPr>
+          <w:rFonts w:ascii="Times New Roman" w:hAnsi="Times New Roman" w:cs="Times New Roman"/>
+          <w:sz w:val="28"/>
+          <w:szCs w:val="28"/>
+        </w:rPr>
+      </w:pPr>
+    </w:p>
+    <w:p>
+      <w:pPr>
+        <w:pStyle w:val="ListParagraph"/>
+        <w:ind w:left="780"/>
+        <w:rPr>
+          <w:rFonts w:ascii="Times New Roman" w:hAnsi="Times New Roman" w:cs="Times New Roman"/>
+          <w:sz w:val="28"/>
+          <w:szCs w:val="28"/>
+        </w:rPr>
+      </w:pPr>
+    </w:p>
+    <w:p>
+      <w:pPr>
+        <w:pStyle w:val="ListParagraph"/>
+        <w:numPr>
+          <w:ilvl w:val="1"/>
+          <w:numId w:val="2"/>
+        </w:numPr>
+        <w:rPr>
+          <w:rFonts w:ascii="Times New Roman" w:hAnsi="Times New Roman" w:cs="Times New Roman"/>
+          <w:b/>
+          <w:bCs/>
+          <w:sz w:val="28"/>
+          <w:szCs w:val="28"/>
+          <w:u w:val="single"/>
+        </w:rPr>
+      </w:pPr>
+      <w:bookmarkStart w:id="0" w:name="_Hlk191074278"/>
+      <w:r>
+        <w:rPr>
+          <w:rFonts w:ascii="Times New Roman" w:hAnsi="Times New Roman" w:cs="Times New Roman"/>
+          <w:b/>
+          <w:bCs/>
+          <w:sz w:val="28"/>
+          <w:szCs w:val="28"/>
+          <w:u w:val="single"/>
+        </w:rPr>
+        <w:lastRenderedPageBreak/>
+        <w:t>De</w:t>
+      </w:r>
+      <w:r>
+        <w:rPr>
+          <w:rFonts w:ascii="Times New Roman" w:hAnsi="Times New Roman" w:cs="Times New Roman"/>
+          <w:b/>
+          <w:bCs/>
+          <w:sz w:val="28"/>
+          <w:szCs w:val="28"/>
+          <w:u w:val="single"/>
+        </w:rPr>
+        <w:t>claring</w:t>
+      </w:r>
+      <w:r>
+        <w:rPr>
+          <w:rFonts w:ascii="Times New Roman" w:hAnsi="Times New Roman" w:cs="Times New Roman"/>
+          <w:b/>
+          <w:bCs/>
+          <w:sz w:val="28"/>
+          <w:szCs w:val="28"/>
+          <w:u w:val="single"/>
+        </w:rPr>
+        <w:t xml:space="preserve"> </w:t>
+      </w:r>
+      <w:r>
+        <w:rPr>
+          <w:rFonts w:ascii="Times New Roman" w:hAnsi="Times New Roman" w:cs="Times New Roman"/>
+          <w:b/>
+          <w:bCs/>
+          <w:sz w:val="28"/>
+          <w:szCs w:val="28"/>
+          <w:u w:val="single"/>
+        </w:rPr>
+        <w:t xml:space="preserve">Associative </w:t>
+      </w:r>
+      <w:r>
+        <w:rPr>
+          <w:rFonts w:ascii="Times New Roman" w:hAnsi="Times New Roman" w:cs="Times New Roman"/>
+          <w:b/>
+          <w:bCs/>
+          <w:sz w:val="28"/>
+          <w:szCs w:val="28"/>
+          <w:u w:val="single"/>
+        </w:rPr>
+        <w:t>Array :</w:t>
+      </w:r>
+    </w:p>
+    <w:p>
+      <w:pPr>
+        <w:pStyle w:val="ListParagraph"/>
+        <w:ind w:left="780"/>
+        <w:rPr>
+          <w:rFonts w:ascii="Times New Roman" w:hAnsi="Times New Roman" w:cs="Times New Roman"/>
+          <w:b/>
+          <w:bCs/>
+        </w:rPr>
+      </w:pPr>
+    </w:p>
+    <w:p>
+      <w:pPr>
+        <w:pStyle w:val="ListParagraph"/>
+        <w:ind w:left="780"/>
+        <w:rPr>
+          <w:rFonts w:ascii="Times New Roman" w:hAnsi="Times New Roman" w:cs="Times New Roman"/>
+          <w:b/>
+          <w:bCs/>
+          <w:sz w:val="28"/>
+          <w:szCs w:val="28"/>
+        </w:rPr>
+      </w:pPr>
+      <w:r>
+        <w:rPr>
+          <w:rFonts w:ascii="Times New Roman" w:hAnsi="Times New Roman" w:cs="Times New Roman"/>
+          <w:b/>
+          <w:bCs/>
+          <w:sz w:val="28"/>
+          <w:szCs w:val="28"/>
+        </w:rPr>
+        <w:t>Code :</w:t>
+      </w:r>
+    </w:p>
+    <w:p>
+      <w:pPr>
+        <w:pStyle w:val="ListParagraph"/>
+        <w:ind w:left="780"/>
+        <w:rPr>
+          <w:rFonts w:ascii="Hack" w:hAnsi="Hack" w:cs="Times New Roman"/>
+        </w:rPr>
+      </w:pPr>
+      <w:r>
+        <w:rPr>
+          <w:rFonts w:ascii="Hack" w:hAnsi="Hack" w:cs="Times New Roman"/>
+        </w:rPr>
+        <w:t>#!/bin/bash</w:t>
+      </w:r>
+    </w:p>
+    <w:p>
+      <w:pPr>
+        <w:pStyle w:val="ListParagraph"/>
+        <w:ind w:left="780"/>
+        <w:rPr>
+          <w:rFonts w:ascii="Hack" w:hAnsi="Hack" w:cs="Times New Roman"/>
+        </w:rPr>
+      </w:pPr>
+    </w:p>
+    <w:p>
+      <w:pPr>
+        <w:pStyle w:val="ListParagraph"/>
+        <w:ind w:left="780"/>
+        <w:rPr>
+          <w:rFonts w:ascii="Hack" w:hAnsi="Hack" w:cs="Times New Roman"/>
+        </w:rPr>
+      </w:pPr>
+      <w:r>
+        <w:rPr>
+          <w:rFonts w:ascii="Hack" w:hAnsi="Hack" w:cs="Times New Roman"/>
+        </w:rPr>
+        <w:t>printf "\t\t\</w:t>
+      </w:r>
+      <w:proofErr w:type="spellStart"/>
+      <w:r>
+        <w:rPr>
+          <w:rFonts w:ascii="Hack" w:hAnsi="Hack" w:cs="Times New Roman"/>
+        </w:rPr>
+        <w:t>tDeclaring</w:t>
+      </w:r>
+      <w:proofErr w:type="spellEnd"/>
+      <w:r>
+        <w:rPr>
+          <w:rFonts w:ascii="Hack" w:hAnsi="Hack" w:cs="Times New Roman"/>
+        </w:rPr>
+        <w:t xml:space="preserve"> Associative Array\n"</w:t>
+      </w:r>
+    </w:p>
+    <w:p>
+      <w:pPr>
+        <w:pStyle w:val="ListParagraph"/>
+        <w:ind w:left="780"/>
+        <w:rPr>
+          <w:rFonts w:ascii="Hack" w:hAnsi="Hack" w:cs="Times New Roman"/>
+        </w:rPr>
+      </w:pPr>
+      <w:r>
+        <w:rPr>
+          <w:rFonts w:ascii="Hack" w:hAnsi="Hack" w:cs="Times New Roman"/>
+        </w:rPr>
+        <w:t>printf "In Shell Code:-\n\n"</w:t>
+      </w:r>
+    </w:p>
+    <w:p>
+      <w:pPr>
+        <w:pStyle w:val="ListParagraph"/>
+        <w:ind w:left="780"/>
+        <w:rPr>
+          <w:rFonts w:ascii="Hack" w:hAnsi="Hack" w:cs="Times New Roman"/>
+        </w:rPr>
+      </w:pPr>
+      <w:r>
+        <w:rPr>
+          <w:rFonts w:ascii="Hack" w:hAnsi="Hack" w:cs="Times New Roman"/>
+        </w:rPr>
+        <w:t>echo 'declare -A person</w:t>
+      </w:r>
+    </w:p>
+    <w:p>
+      <w:pPr>
+        <w:pStyle w:val="ListParagraph"/>
+        <w:ind w:left="780"/>
+        <w:rPr>
+          <w:rFonts w:ascii="Hack" w:hAnsi="Hack" w:cs="Times New Roman"/>
+        </w:rPr>
+      </w:pPr>
+      <w:r>
+        <w:rPr>
+          <w:rFonts w:ascii="Hack" w:hAnsi="Hack" w:cs="Times New Roman"/>
+        </w:rPr>
+        <w:t>person[name]="Alice"</w:t>
+      </w:r>
+    </w:p>
+    <w:p>
+      <w:pPr>
+        <w:pStyle w:val="ListParagraph"/>
+        <w:ind w:left="780"/>
+        <w:rPr>
+          <w:rFonts w:ascii="Hack" w:hAnsi="Hack" w:cs="Times New Roman"/>
+        </w:rPr>
+      </w:pPr>
+      <w:r>
+        <w:rPr>
+          <w:rFonts w:ascii="Hack" w:hAnsi="Hack" w:cs="Times New Roman"/>
+        </w:rPr>
+        <w:t>person[age]=25</w:t>
+      </w:r>
+    </w:p>
+    <w:p>
+      <w:pPr>
+        <w:pStyle w:val="ListParagraph"/>
+        <w:ind w:left="780"/>
+        <w:rPr>
+          <w:rFonts w:ascii="Hack" w:hAnsi="Hack" w:cs="Times New Roman"/>
+        </w:rPr>
+      </w:pPr>
+      <w:r>
+        <w:rPr>
+          <w:rFonts w:ascii="Hack" w:hAnsi="Hack" w:cs="Times New Roman"/>
+        </w:rPr>
+        <w:t>person[city]="New York"</w:t>
+      </w:r>
+    </w:p>
+    <w:p>
+      <w:pPr>
+        <w:pStyle w:val="ListParagraph"/>
+        <w:ind w:left="780"/>
+        <w:rPr>
+          <w:rFonts w:ascii="Hack" w:hAnsi="Hack" w:cs="Times New Roman"/>
+        </w:rPr>
+      </w:pPr>
+      <w:r>
+        <w:rPr>
+          <w:rFonts w:ascii="Hack" w:hAnsi="Hack" w:cs="Times New Roman"/>
+        </w:rPr>
+        <w:t>'</w:t>
+      </w:r>
+    </w:p>
+    <w:p>
+      <w:pPr>
+        <w:pStyle w:val="ListParagraph"/>
+        <w:ind w:left="780"/>
+        <w:rPr>
+          <w:rFonts w:ascii="Hack" w:hAnsi="Hack" w:cs="Times New Roman"/>
+        </w:rPr>
+      </w:pPr>
+      <w:r>
+        <w:rPr>
+          <w:rFonts w:ascii="Hack" w:hAnsi="Hack" w:cs="Times New Roman"/>
+        </w:rPr>
+        <w:t>printf "\</w:t>
+      </w:r>
+      <w:proofErr w:type="spellStart"/>
+      <w:r>
+        <w:rPr>
+          <w:rFonts w:ascii="Hack" w:hAnsi="Hack" w:cs="Times New Roman"/>
+        </w:rPr>
+        <w:t>nOutput</w:t>
+      </w:r>
+      <w:proofErr w:type="spellEnd"/>
+      <w:r>
+        <w:rPr>
+          <w:rFonts w:ascii="Hack" w:hAnsi="Hack" w:cs="Times New Roman"/>
+        </w:rPr>
+        <w:t>:-\n"</w:t>
+      </w:r>
+    </w:p>
+    <w:p>
+      <w:pPr>
+        <w:pStyle w:val="ListParagraph"/>
+        <w:ind w:left="780"/>
+        <w:rPr>
+          <w:rFonts w:ascii="Hack" w:hAnsi="Hack" w:cs="Times New Roman"/>
+        </w:rPr>
+      </w:pPr>
+      <w:r>
+        <w:rPr>
+          <w:rFonts w:ascii="Hack" w:hAnsi="Hack" w:cs="Times New Roman"/>
+        </w:rPr>
+        <w:t>declare -A person</w:t>
+      </w:r>
+    </w:p>
+    <w:p>
+      <w:pPr>
+        <w:pStyle w:val="ListParagraph"/>
+        <w:ind w:left="780"/>
+        <w:rPr>
+          <w:rFonts w:ascii="Hack" w:hAnsi="Hack" w:cs="Times New Roman"/>
+        </w:rPr>
+      </w:pPr>
+      <w:r>
+        <w:rPr>
+          <w:rFonts w:ascii="Hack" w:hAnsi="Hack" w:cs="Times New Roman"/>
+        </w:rPr>
+        <w:t>person[name]="Alice"</w:t>
+      </w:r>
+    </w:p>
+    <w:p>
+      <w:pPr>
+        <w:pStyle w:val="ListParagraph"/>
+        <w:ind w:left="780"/>
+        <w:rPr>
+          <w:rFonts w:ascii="Hack" w:hAnsi="Hack" w:cs="Times New Roman"/>
+        </w:rPr>
+      </w:pPr>
+      <w:r>
+        <w:rPr>
+          <w:rFonts w:ascii="Hack" w:hAnsi="Hack" w:cs="Times New Roman"/>
+        </w:rPr>
+        <w:t>person[age]=25</w:t>
+      </w:r>
+    </w:p>
+    <w:p>
+      <w:pPr>
+        <w:pStyle w:val="ListParagraph"/>
+        <w:ind w:left="780"/>
+        <w:rPr>
+          <w:rFonts w:ascii="Hack" w:hAnsi="Hack" w:cs="Times New Roman"/>
+        </w:rPr>
+      </w:pPr>
+      <w:r>
+        <w:rPr>
+          <w:rFonts w:ascii="Hack" w:hAnsi="Hack" w:cs="Times New Roman"/>
+        </w:rPr>
+        <w:t>person[city]="New York"</w:t>
+      </w:r>
+    </w:p>
+    <w:p>
+      <w:pPr>
+        <w:pStyle w:val="ListParagraph"/>
+        <w:ind w:left="780"/>
+        <w:rPr>
+          <w:rFonts w:ascii="Hack" w:hAnsi="Hack" w:cs="Times New Roman"/>
+        </w:rPr>
+      </w:pPr>
+      <w:proofErr w:type="gramStart"/>
+      <w:r>
+        <w:rPr>
+          <w:rFonts w:ascii="Hack" w:hAnsi="Hack" w:cs="Times New Roman"/>
+        </w:rPr>
+        <w:t>echo ""</w:t>
+      </w:r>
+      <w:proofErr w:type="gramEnd"/>
+    </w:p>
+    <w:p>
+      <w:pPr>
+        <w:pStyle w:val="ListParagraph"/>
+        <w:ind w:left="780"/>
+        <w:rPr>
+          <w:rFonts w:ascii="Hack" w:hAnsi="Hack" w:cs="Times New Roman"/>
+        </w:rPr>
+      </w:pPr>
+      <w:r>
+        <w:rPr>
+          <w:rFonts w:ascii="Hack" w:hAnsi="Hack" w:cs="Times New Roman"/>
+        </w:rPr>
+        <w:t>echo "Person Array Elements : ${person[</w:t>
+      </w:r>
+      <w:proofErr w:type="gramStart"/>
+      <w:r>
+        <w:rPr>
+          <w:rFonts w:ascii="Hack" w:hAnsi="Hack" w:cs="Times New Roman"/>
+        </w:rPr>
+        <w:t>*]}</w:t>
+      </w:r>
+      <w:proofErr w:type="gramEnd"/>
+      <w:r>
+        <w:rPr>
+          <w:rFonts w:ascii="Hack" w:hAnsi="Hack" w:cs="Times New Roman"/>
+        </w:rPr>
+        <w:t>"</w:t>
+      </w:r>
+    </w:p>
+    <w:p>
+      <w:pPr>
+        <w:pStyle w:val="ListParagraph"/>
+        <w:ind w:left="780"/>
+        <w:rPr>
+          <w:rFonts w:ascii="Hack" w:hAnsi="Hack" w:cs="Times New Roman"/>
+        </w:rPr>
+      </w:pPr>
+      <w:proofErr w:type="gramStart"/>
+      <w:r>
+        <w:rPr>
+          <w:rFonts w:ascii="Hack" w:hAnsi="Hack" w:cs="Times New Roman"/>
+        </w:rPr>
+        <w:t>echo ""</w:t>
+      </w:r>
+      <w:proofErr w:type="gramEnd"/>
+    </w:p>
+    <w:p>
+      <w:pPr>
+        <w:pStyle w:val="ListParagraph"/>
+        <w:ind w:left="780"/>
+        <w:rPr>
+          <w:rFonts w:ascii="Hack" w:hAnsi="Hack" w:cs="Times New Roman"/>
+        </w:rPr>
+      </w:pPr>
+    </w:p>
+    <w:p>
+      <w:pPr>
+        <w:pStyle w:val="ListParagraph"/>
+        <w:ind w:left="780"/>
+        <w:rPr>
+          <w:rFonts w:ascii="Times New Roman" w:hAnsi="Times New Roman" w:cs="Times New Roman"/>
+          <w:b/>
+          <w:bCs/>
+          <w:sz w:val="28"/>
+          <w:szCs w:val="28"/>
+        </w:rPr>
+      </w:pPr>
+      <w:r>
+        <w:rPr>
+          <w:rFonts w:ascii="Times New Roman" w:hAnsi="Times New Roman" w:cs="Times New Roman"/>
+          <w:b/>
+          <w:bCs/>
+          <w:sz w:val="28"/>
+          <w:szCs w:val="28"/>
+        </w:rPr>
+        <w:t>Output :</w:t>
+      </w:r>
+    </w:p>
+    <w:bookmarkEnd w:id="0"/>
+    <w:p>
+      <w:pPr>
+        <w:pStyle w:val="ListParagraph"/>
+        <w:ind w:left="780"/>
+        <w:rPr>
+          <w:rFonts w:ascii="Times New Roman" w:hAnsi="Times New Roman" w:cs="Times New Roman"/>
+          <w:sz w:val="28"/>
+          <w:szCs w:val="28"/>
+        </w:rPr>
+      </w:pPr>
+      <w:r>
+        <w:rPr>
+          <w:noProof/>
+        </w:rPr>
+        <mc:AlternateContent>
+          <mc:Choice Requires="wps">
+            <w:drawing>
+              <wp:anchor distT="0" distB="0" distL="114300" distR="114300" simplePos="0" relativeHeight="251729920" behindDoc="1" locked="0" layoutInCell="1" allowOverlap="1" wp14:anchorId="0E418AFD" wp14:editId="240379E2">
+                <wp:simplePos x="0" y="0"/>
+                <wp:positionH relativeFrom="column">
+                  <wp:posOffset>398780</wp:posOffset>
+                </wp:positionH>
+                <wp:positionV relativeFrom="paragraph">
+                  <wp:posOffset>3426460</wp:posOffset>
+                </wp:positionV>
+                <wp:extent cx="4928235" cy="635"/>
+                <wp:effectExtent l="0" t="0" r="0" b="0"/>
+                <wp:wrapNone/>
+                <wp:docPr id="235436184" name="Text Box 1"/>
+                <wp:cNvGraphicFramePr/>
+                <a:graphic xmlns:a="http://schemas.openxmlformats.org/drawingml/2006/main">
+                  <a:graphicData uri="http://schemas.microsoft.com/office/word/2010/wordprocessingShape">
+                    <wps:wsp>
+                      <wps:cNvSpPr txBox="1"/>
+                      <wps:spPr>
+                        <a:xfrm>
+                          <a:off x="0" y="0"/>
+                          <a:ext cx="4928235" cy="635"/>
+                        </a:xfrm>
+                        <a:prstGeom prst="rect">
+                          <a:avLst/>
+                        </a:prstGeom>
+                        <a:solidFill>
+                          <a:prstClr val="white"/>
+                        </a:solidFill>
+                        <a:ln>
+                          <a:noFill/>
+                        </a:ln>
+                      </wps:spPr>
+                      <wps:txbx>
+                        <w:txbxContent>
+                          <w:p>
+                            <w:pPr>
+                              <w:pStyle w:val="Caption"/>
+                              <w:jc w:val="center"/>
+                              <w:rPr>
+                                <w:noProof/>
+                                <w:sz w:val="22"/>
+                                <w:szCs w:val="22"/>
+                              </w:rPr>
+                            </w:pPr>
+                            <w:r>
+                              <w:t>Fig 2.23 : Associa</w:t>
+                            </w:r>
+                            <w:r>
+                              <w:t>tive Array</w:t>
+                            </w:r>
+                          </w:p>
+                        </w:txbxContent>
+                      </wps:txbx>
+                      <wps:bodyPr rot="0" spcFirstLastPara="0" vertOverflow="overflow" horzOverflow="overflow" vert="horz" wrap="square" lIns="0" tIns="0" rIns="0" bIns="0" numCol="1" spcCol="0" rtlCol="0" fromWordArt="0" anchor="t" anchorCtr="0" forceAA="0" compatLnSpc="1">
+                        <a:prstTxWarp prst="textNoShape">
+                          <a:avLst/>
+                        </a:prstTxWarp>
+                        <a:spAutoFit/>
+                      </wps:bodyPr>
+                    </wps:wsp>
+                  </a:graphicData>
+                </a:graphic>
+              </wp:anchor>
+            </w:drawing>
+          </mc:Choice>
+          <mc:Fallback>
+            <w:pict>
+              <v:shape w14:anchorId="0E418AFD" id="_x0000_s1048" type="#_x0000_t202" style="position:absolute;left:0;text-align:left;margin-left:31.4pt;margin-top:269.8pt;width:388.05pt;height:.05pt;z-index:-251586560;visibility:visible;mso-wrap-style:square;mso-wrap-distance-left:9pt;mso-wrap-distance-top:0;mso-wrap-distance-right:9pt;mso-wrap-distance-bottom:0;mso-position-horizontal:absolute;mso-position-horizontal-relative:text;mso-position-vertical:absolute;mso-position-vertical-relative:text;v-text-anchor:top" o:gfxdata="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" stroked="f">
+                <v:textbox style="mso-fit-shape-to-text:t" inset="0,0,0,0">
+                  <w:txbxContent>
+                    <w:p>
+                      <w:pPr>
+                        <w:pStyle w:val="Caption"/>
+                        <w:jc w:val="center"/>
+                        <w:rPr>
+                          <w:noProof/>
+                          <w:sz w:val="22"/>
+                          <w:szCs w:val="22"/>
+                        </w:rPr>
+                      </w:pPr>
+                      <w:r>
+                        <w:t>Fig 2.23 : Associa</w:t>
+                      </w:r>
+                      <w:r>
+                        <w:t>tive Array</w:t>
+                      </w:r>
+                    </w:p>
+                  </w:txbxContent>
+                </v:textbox>
+              </v:shape>
+            </w:pict>
+          </mc:Fallback>
+        </mc:AlternateContent>
+      </w:r>
+      <w:r>
+        <w:rPr>
+          <w:noProof/>
+        </w:rPr>
+        <w:drawing>
+          <wp:anchor distT="0" distB="0" distL="114300" distR="114300" simplePos="0" relativeHeight="251727872" behindDoc="1" locked="0" layoutInCell="1" allowOverlap="1" wp14:anchorId="42BF9510" wp14:editId="1212632F">
+            <wp:simplePos x="0" y="0"/>
+            <wp:positionH relativeFrom="margin">
+              <wp:align>center</wp:align>
+            </wp:positionH>
+            <wp:positionV relativeFrom="page">
+              <wp:posOffset>4995585</wp:posOffset>
+            </wp:positionV>
+            <wp:extent cx="4928616" cy="3282696"/>
+            <wp:effectExtent l="0" t="0" r="5715" b="0"/>
+            <wp:wrapNone/>
+            <wp:docPr id="1751889901" name="Picture 23" descr="A screenshot of a computer&#10;&#10;AI-generated content may be incorrect."/>
+            <wp:cNvGraphicFramePr>
+              <a:graphicFrameLocks xmlns:a="http://schemas.openxmlformats.org/drawingml/2006/main" noChangeAspect="1"/>
+            </wp:cNvGraphicFramePr>
+            <a:graphic xmlns:a="http://schemas.openxmlformats.org/drawingml/2006/main">
+              <a:graphicData uri="http://schemas.openxmlformats.org/drawingml/2006/picture">
+                <pic:pic xmlns:pic="http://schemas.openxmlformats.org/drawingml/2006/picture">
+                  <pic:nvPicPr>
+                    <pic:cNvPr id="1751889901" name="Picture 23" descr="A screenshot of a computer&#10;&#10;AI-generated content may be incorrect."/>
+                    <pic:cNvPicPr>
+                      <a:picLocks noChangeAspect="1" noChangeArrowheads="1"/>
+                    </pic:cNvPicPr>
+                  </pic:nvPicPr>
+                  <pic:blipFill>
+                    <a:blip r:embed="rId28" cstate="print">
+                      <a:extLst>
+                        <a:ext uri="{28A0092B-C50C-407E-A947-70E740481C1C}">
+                          <a14:useLocalDpi xmlns:a14="http://schemas.microsoft.com/office/drawing/2010/main" val="0"/>
+                        </a:ext>
+                      </a:extLst>
+                    </a:blip>
+                    <a:srcRect/>
+                    <a:stretch>
+                      <a:fillRect/>
+                    </a:stretch>
+                  </pic:blipFill>
+                  <pic:spPr bwMode="auto">
+                    <a:xfrm>
+                      <a:off x="0" y="0"/>
+                      <a:ext cx="4928616" cy="3282696"/>
+                    </a:xfrm>
+                    <a:prstGeom prst="rect">
+                      <a:avLst/>
+                    </a:prstGeom>
+                    <a:noFill/>
+                    <a:ln>
+                      <a:noFill/>
+                    </a:ln>
+                  </pic:spPr>
+                </pic:pic>
+              </a:graphicData>
+            </a:graphic>
+            <wp14:sizeRelH relativeFrom="page">
+              <wp14:pctWidth>0</wp14:pctWidth>
+            </wp14:sizeRelH>
+            <wp14:sizeRelV relativeFrom="page">
+              <wp14:pctHeight>0</wp14:pctHeight>
+            </wp14:sizeRelV>
+          </wp:anchor>
+        </w:drawing>
+      </w:r>
+    </w:p>
+    <w:p>
+      <w:pPr>
+        <w:pStyle w:val="ListParagraph"/>
+        <w:ind w:left="780"/>
+        <w:rPr>
+          <w:rFonts w:ascii="Times New Roman" w:hAnsi="Times New Roman" w:cs="Times New Roman"/>
+          <w:sz w:val="28"/>
+          <w:szCs w:val="28"/>
+        </w:rPr>
+      </w:pPr>
+    </w:p>
+    <w:p>
+      <w:pPr>
+        <w:pStyle w:val="ListParagraph"/>
+        <w:ind w:left="780"/>
+        <w:rPr>
+          <w:rFonts w:ascii="Times New Roman" w:hAnsi="Times New Roman" w:cs="Times New Roman"/>
+          <w:sz w:val="28"/>
+          <w:szCs w:val="28"/>
+        </w:rPr>
+      </w:pPr>
+    </w:p>
+    <w:p>
+      <w:pPr>
+        <w:pStyle w:val="ListParagraph"/>
+        <w:ind w:left="780"/>
+        <w:rPr>
+          <w:rFonts w:ascii="Times New Roman" w:hAnsi="Times New Roman" w:cs="Times New Roman"/>
+          <w:sz w:val="28"/>
+          <w:szCs w:val="28"/>
+        </w:rPr>
+      </w:pPr>
+    </w:p>
+    <w:p>
+      <w:pPr>
+        <w:pStyle w:val="ListParagraph"/>
+        <w:ind w:left="780"/>
+        <w:rPr>
+          <w:rFonts w:ascii="Times New Roman" w:hAnsi="Times New Roman" w:cs="Times New Roman"/>
+          <w:sz w:val="28"/>
+          <w:szCs w:val="28"/>
+        </w:rPr>
+      </w:pPr>
+    </w:p>
+    <w:p>
+      <w:pPr>
+        <w:pStyle w:val="ListParagraph"/>
+        <w:ind w:left="780"/>
+        <w:rPr>
+          <w:rFonts w:ascii="Times New Roman" w:hAnsi="Times New Roman" w:cs="Times New Roman"/>
+          <w:sz w:val="28"/>
+          <w:szCs w:val="28"/>
+        </w:rPr>
+      </w:pPr>
+    </w:p>
+    <w:p>
+      <w:pPr>
+        <w:pStyle w:val="ListParagraph"/>
+        <w:ind w:left="780"/>
+        <w:rPr>
+          <w:rFonts w:ascii="Times New Roman" w:hAnsi="Times New Roman" w:cs="Times New Roman"/>
+          <w:sz w:val="28"/>
+          <w:szCs w:val="28"/>
+        </w:rPr>
+      </w:pPr>
+    </w:p>
+    <w:p>
+      <w:pPr>
+        <w:pStyle w:val="ListParagraph"/>
+        <w:ind w:left="780"/>
+        <w:rPr>
+          <w:rFonts w:ascii="Times New Roman" w:hAnsi="Times New Roman" w:cs="Times New Roman"/>
+          <w:sz w:val="28"/>
+          <w:szCs w:val="28"/>
+        </w:rPr>
+      </w:pPr>
+    </w:p>
+    <w:p>
+      <w:pPr>
+        <w:pStyle w:val="ListParagraph"/>
+        <w:ind w:left="780"/>
+        <w:rPr>
+          <w:rFonts w:ascii="Times New Roman" w:hAnsi="Times New Roman" w:cs="Times New Roman"/>
+          <w:sz w:val="28"/>
+          <w:szCs w:val="28"/>
+        </w:rPr>
+      </w:pPr>
+    </w:p>
+    <w:p>
+      <w:pPr>
+        <w:pStyle w:val="ListParagraph"/>
+        <w:ind w:left="780"/>
+        <w:rPr>
+          <w:rFonts w:ascii="Times New Roman" w:hAnsi="Times New Roman" w:cs="Times New Roman"/>
+          <w:sz w:val="28"/>
+          <w:szCs w:val="28"/>
+        </w:rPr>
+      </w:pPr>
+    </w:p>
+    <w:p>
+      <w:pPr>
+        <w:pStyle w:val="ListParagraph"/>
+        <w:ind w:left="780"/>
+        <w:rPr>
+          <w:rFonts w:ascii="Times New Roman" w:hAnsi="Times New Roman" w:cs="Times New Roman"/>
+          <w:sz w:val="28"/>
+          <w:szCs w:val="28"/>
+        </w:rPr>
+      </w:pPr>
+    </w:p>
+    <w:p>
+      <w:pPr>
+        <w:pStyle w:val="ListParagraph"/>
+        <w:ind w:left="780"/>
+        <w:rPr>
+          <w:rFonts w:ascii="Times New Roman" w:hAnsi="Times New Roman" w:cs="Times New Roman"/>
+          <w:sz w:val="28"/>
+          <w:szCs w:val="28"/>
+        </w:rPr>
+      </w:pPr>
+    </w:p>
+    <w:p>
+      <w:pPr>
+        <w:pStyle w:val="ListParagraph"/>
+        <w:ind w:left="780"/>
+        <w:rPr>
+          <w:rFonts w:ascii="Times New Roman" w:hAnsi="Times New Roman" w:cs="Times New Roman"/>
+          <w:sz w:val="28"/>
+          <w:szCs w:val="28"/>
+        </w:rPr>
+      </w:pPr>
+    </w:p>
+    <w:p>
+      <w:pPr>
+        <w:pStyle w:val="ListParagraph"/>
+        <w:ind w:left="780"/>
+        <w:rPr>
+          <w:rFonts w:ascii="Times New Roman" w:hAnsi="Times New Roman" w:cs="Times New Roman"/>
+          <w:sz w:val="28"/>
+          <w:szCs w:val="28"/>
+        </w:rPr>
+      </w:pPr>
+    </w:p>
+    <w:p>
+      <w:pPr>
+        <w:pStyle w:val="ListParagraph"/>
+        <w:ind w:left="780"/>
+        <w:rPr>
+          <w:rFonts w:ascii="Times New Roman" w:hAnsi="Times New Roman" w:cs="Times New Roman"/>
+          <w:sz w:val="28"/>
+          <w:szCs w:val="28"/>
+        </w:rPr>
+      </w:pPr>
+    </w:p>
+    <w:p>
+      <w:pPr>
+        <w:pStyle w:val="ListParagraph"/>
+        <w:ind w:left="780"/>
+        <w:rPr>
+          <w:rFonts w:ascii="Times New Roman" w:hAnsi="Times New Roman" w:cs="Times New Roman"/>
+          <w:sz w:val="28"/>
+          <w:szCs w:val="28"/>
+        </w:rPr>
+      </w:pPr>
+    </w:p>
+    <w:p>
+      <w:pPr>
+        <w:pStyle w:val="ListParagraph"/>
+        <w:ind w:left="780"/>
+        <w:rPr>
+          <w:rFonts w:ascii="Times New Roman" w:hAnsi="Times New Roman" w:cs="Times New Roman"/>
+          <w:sz w:val="28"/>
+          <w:szCs w:val="28"/>
+        </w:rPr>
+      </w:pPr>
+    </w:p>
+    <w:p>
+      <w:pPr>
+        <w:pStyle w:val="ListParagraph"/>
+        <w:ind w:left="780"/>
+        <w:rPr>
+          <w:rFonts w:ascii="Times New Roman" w:hAnsi="Times New Roman" w:cs="Times New Roman"/>
+          <w:sz w:val="28"/>
+          <w:szCs w:val="28"/>
+        </w:rPr>
+      </w:pPr>
+    </w:p>
+    <w:p>
+      <w:pPr>
+        <w:pStyle w:val="ListParagraph"/>
+        <w:ind w:left="780"/>
+        <w:rPr>
+          <w:rFonts w:ascii="Times New Roman" w:hAnsi="Times New Roman" w:cs="Times New Roman"/>
+          <w:sz w:val="28"/>
+          <w:szCs w:val="28"/>
+        </w:rPr>
+      </w:pPr>
+    </w:p>
+    <w:p>
+      <w:pPr>
+        <w:pStyle w:val="ListParagraph"/>
+        <w:ind w:left="780"/>
+        <w:rPr>
+          <w:rFonts w:ascii="Times New Roman" w:hAnsi="Times New Roman" w:cs="Times New Roman"/>
+          <w:sz w:val="28"/>
+          <w:szCs w:val="28"/>
+        </w:rPr>
+      </w:pPr>
+    </w:p>
+    <w:p>
+      <w:pPr>
+        <w:pStyle w:val="ListParagraph"/>
+        <w:ind w:left="780"/>
+        <w:rPr>
+          <w:rFonts w:ascii="Times New Roman" w:hAnsi="Times New Roman" w:cs="Times New Roman"/>
+          <w:sz w:val="28"/>
+          <w:szCs w:val="28"/>
+        </w:rPr>
+      </w:pPr>
+    </w:p>
+    <w:p>
+      <w:pPr>
+        <w:pStyle w:val="ListParagraph"/>
+        <w:ind w:left="780"/>
+        <w:rPr>
+          <w:rFonts w:ascii="Times New Roman" w:hAnsi="Times New Roman" w:cs="Times New Roman"/>
+          <w:sz w:val="28"/>
+          <w:szCs w:val="28"/>
+        </w:rPr>
+      </w:pPr>
+    </w:p>
+    <w:p>
+      <w:pPr>
+        <w:pStyle w:val="ListParagraph"/>
+        <w:numPr>
+          <w:ilvl w:val="1"/>
+          <w:numId w:val="2"/>
+        </w:numPr>
+        <w:rPr>
+          <w:rFonts w:ascii="Times New Roman" w:hAnsi="Times New Roman" w:cs="Times New Roman"/>
+          <w:b/>
+          <w:bCs/>
+          <w:sz w:val="28"/>
+          <w:szCs w:val="28"/>
+          <w:u w:val="single"/>
+        </w:rPr>
+      </w:pPr>
+      <w:r>
+        <w:rPr>
+          <w:rFonts w:ascii="Times New Roman" w:hAnsi="Times New Roman" w:cs="Times New Roman"/>
+          <w:b/>
+          <w:bCs/>
+          <w:sz w:val="28"/>
+          <w:szCs w:val="28"/>
+          <w:u w:val="single"/>
+        </w:rPr>
+        <w:lastRenderedPageBreak/>
+        <w:t>Accessing Value by key in Associative array</w:t>
+      </w:r>
+      <w:r>
+        <w:rPr>
+          <w:rFonts w:ascii="Times New Roman" w:hAnsi="Times New Roman" w:cs="Times New Roman"/>
+          <w:b/>
+          <w:bCs/>
+          <w:sz w:val="28"/>
+          <w:szCs w:val="28"/>
+          <w:u w:val="single"/>
+        </w:rPr>
+        <w:t xml:space="preserve"> :</w:t>
+      </w:r>
+    </w:p>
+    <w:p>
+      <w:pPr>
+        <w:pStyle w:val="ListParagraph"/>
+        <w:ind w:left="780"/>
+        <w:rPr>
+          <w:rFonts w:ascii="Times New Roman" w:hAnsi="Times New Roman" w:cs="Times New Roman"/>
+          <w:b/>
+          <w:bCs/>
+        </w:rPr>
+      </w:pPr>
+    </w:p>
+    <w:p>
+      <w:pPr>
+        <w:pStyle w:val="ListParagraph"/>
+        <w:ind w:left="780"/>
+        <w:rPr>
+          <w:rFonts w:ascii="Times New Roman" w:hAnsi="Times New Roman" w:cs="Times New Roman"/>
+          <w:b/>
+          <w:bCs/>
+          <w:sz w:val="28"/>
+          <w:szCs w:val="28"/>
+        </w:rPr>
+      </w:pPr>
+      <w:r>
+        <w:rPr>
+          <w:rFonts w:ascii="Times New Roman" w:hAnsi="Times New Roman" w:cs="Times New Roman"/>
+          <w:b/>
+          <w:bCs/>
+          <w:sz w:val="28"/>
+          <w:szCs w:val="28"/>
+        </w:rPr>
+        <w:t>Code :</w:t>
+      </w:r>
+    </w:p>
+    <w:p>
+      <w:pPr>
+        <w:pStyle w:val="ListParagraph"/>
+        <w:ind w:left="780"/>
+        <w:jc w:val="both"/>
+        <w:rPr>
+          <w:rFonts w:ascii="Hack" w:hAnsi="Hack" w:cs="Times New Roman"/>
+        </w:rPr>
+      </w:pPr>
+      <w:r>
+        <w:rPr>
+          <w:rFonts w:ascii="Hack" w:hAnsi="Hack" w:cs="Times New Roman"/>
+        </w:rPr>
+        <w:t>#!/bin/bash</w:t>
+      </w:r>
+    </w:p>
+    <w:p>
+      <w:pPr>
+        <w:pStyle w:val="ListParagraph"/>
+        <w:ind w:left="780"/>
+        <w:jc w:val="both"/>
+        <w:rPr>
+          <w:rFonts w:ascii="Hack" w:hAnsi="Hack" w:cs="Times New Roman"/>
+        </w:rPr>
+      </w:pPr>
+    </w:p>
+    <w:p>
+      <w:pPr>
+        <w:pStyle w:val="ListParagraph"/>
+        <w:ind w:left="780"/>
+        <w:jc w:val="both"/>
+        <w:rPr>
+          <w:rFonts w:ascii="Hack" w:hAnsi="Hack" w:cs="Times New Roman"/>
+        </w:rPr>
+      </w:pPr>
+      <w:r>
+        <w:rPr>
+          <w:rFonts w:ascii="Hack" w:hAnsi="Hack" w:cs="Times New Roman"/>
+        </w:rPr>
+        <w:t>printf "\t\t\</w:t>
+      </w:r>
+      <w:proofErr w:type="spellStart"/>
+      <w:r>
+        <w:rPr>
+          <w:rFonts w:ascii="Hack" w:hAnsi="Hack" w:cs="Times New Roman"/>
+        </w:rPr>
+        <w:t>tAccessing</w:t>
+      </w:r>
+      <w:proofErr w:type="spellEnd"/>
+      <w:r>
+        <w:rPr>
+          <w:rFonts w:ascii="Hack" w:hAnsi="Hack" w:cs="Times New Roman"/>
+        </w:rPr>
+        <w:t xml:space="preserve"> Value by key\n"</w:t>
+      </w:r>
+    </w:p>
+    <w:p>
+      <w:pPr>
+        <w:pStyle w:val="ListParagraph"/>
+        <w:ind w:left="780"/>
+        <w:jc w:val="both"/>
+        <w:rPr>
+          <w:rFonts w:ascii="Hack" w:hAnsi="Hack" w:cs="Times New Roman"/>
+        </w:rPr>
+      </w:pPr>
+      <w:r>
+        <w:rPr>
+          <w:rFonts w:ascii="Hack" w:hAnsi="Hack" w:cs="Times New Roman"/>
+        </w:rPr>
+        <w:t>printf "In Shell Code:-\n\n"</w:t>
+      </w:r>
+    </w:p>
+    <w:p>
+      <w:pPr>
+        <w:pStyle w:val="ListParagraph"/>
+        <w:ind w:left="780"/>
+        <w:jc w:val="both"/>
+        <w:rPr>
+          <w:rFonts w:ascii="Hack" w:hAnsi="Hack" w:cs="Times New Roman"/>
+        </w:rPr>
+      </w:pPr>
+      <w:r>
+        <w:rPr>
+          <w:rFonts w:ascii="Hack" w:hAnsi="Hack" w:cs="Times New Roman"/>
+        </w:rPr>
+        <w:t>echo 'echo ${person[</w:t>
+      </w:r>
+      <w:proofErr w:type="gramStart"/>
+      <w:r>
+        <w:rPr>
+          <w:rFonts w:ascii="Hack" w:hAnsi="Hack" w:cs="Times New Roman"/>
+        </w:rPr>
+        <w:t>name]}   #</w:t>
+      </w:r>
+      <w:proofErr w:type="gramEnd"/>
+      <w:r>
+        <w:rPr>
+          <w:rFonts w:ascii="Hack" w:hAnsi="Hack" w:cs="Times New Roman"/>
+        </w:rPr>
+        <w:t xml:space="preserve"> Output: Alice</w:t>
+      </w:r>
+    </w:p>
+    <w:p>
+      <w:pPr>
+        <w:pStyle w:val="ListParagraph"/>
+        <w:ind w:left="780"/>
+        <w:jc w:val="both"/>
+        <w:rPr>
+          <w:rFonts w:ascii="Hack" w:hAnsi="Hack" w:cs="Times New Roman"/>
+        </w:rPr>
+      </w:pPr>
+      <w:r>
+        <w:rPr>
+          <w:rFonts w:ascii="Hack" w:hAnsi="Hack" w:cs="Times New Roman"/>
+        </w:rPr>
+        <w:t>echo ${person[</w:t>
+      </w:r>
+      <w:proofErr w:type="gramStart"/>
+      <w:r>
+        <w:rPr>
+          <w:rFonts w:ascii="Hack" w:hAnsi="Hack" w:cs="Times New Roman"/>
+        </w:rPr>
+        <w:t>city]}   #</w:t>
+      </w:r>
+      <w:proofErr w:type="gramEnd"/>
+      <w:r>
+        <w:rPr>
+          <w:rFonts w:ascii="Hack" w:hAnsi="Hack" w:cs="Times New Roman"/>
+        </w:rPr>
+        <w:t xml:space="preserve"> Output: New York'</w:t>
+      </w:r>
+    </w:p>
+    <w:p>
+      <w:pPr>
+        <w:pStyle w:val="ListParagraph"/>
+        <w:ind w:left="780"/>
+        <w:jc w:val="both"/>
+        <w:rPr>
+          <w:rFonts w:ascii="Hack" w:hAnsi="Hack" w:cs="Times New Roman"/>
+        </w:rPr>
+      </w:pPr>
+      <w:r>
+        <w:rPr>
+          <w:rFonts w:ascii="Hack" w:hAnsi="Hack" w:cs="Times New Roman"/>
+        </w:rPr>
+        <w:t>printf "\</w:t>
+      </w:r>
+      <w:proofErr w:type="spellStart"/>
+      <w:r>
+        <w:rPr>
+          <w:rFonts w:ascii="Hack" w:hAnsi="Hack" w:cs="Times New Roman"/>
+        </w:rPr>
+        <w:t>nOutput</w:t>
+      </w:r>
+      <w:proofErr w:type="spellEnd"/>
+      <w:r>
+        <w:rPr>
+          <w:rFonts w:ascii="Hack" w:hAnsi="Hack" w:cs="Times New Roman"/>
+        </w:rPr>
+        <w:t>:-\n"</w:t>
+      </w:r>
+    </w:p>
+    <w:p>
+      <w:pPr>
+        <w:pStyle w:val="ListParagraph"/>
+        <w:ind w:left="780"/>
+        <w:jc w:val="both"/>
+        <w:rPr>
+          <w:rFonts w:ascii="Hack" w:hAnsi="Hack" w:cs="Times New Roman"/>
+        </w:rPr>
+      </w:pPr>
+      <w:r>
+        <w:rPr>
+          <w:rFonts w:ascii="Hack" w:hAnsi="Hack" w:cs="Times New Roman"/>
+        </w:rPr>
+        <w:t>declare -A person</w:t>
+      </w:r>
+    </w:p>
+    <w:p>
+      <w:pPr>
+        <w:pStyle w:val="ListParagraph"/>
+        <w:ind w:left="780"/>
+        <w:jc w:val="both"/>
+        <w:rPr>
+          <w:rFonts w:ascii="Hack" w:hAnsi="Hack" w:cs="Times New Roman"/>
+        </w:rPr>
+      </w:pPr>
+      <w:r>
+        <w:rPr>
+          <w:rFonts w:ascii="Hack" w:hAnsi="Hack" w:cs="Times New Roman"/>
+        </w:rPr>
+        <w:t>person[name]="Alice"</w:t>
+      </w:r>
+    </w:p>
+    <w:p>
+      <w:pPr>
+        <w:pStyle w:val="ListParagraph"/>
+        <w:ind w:left="780"/>
+        <w:jc w:val="both"/>
+        <w:rPr>
+          <w:rFonts w:ascii="Hack" w:hAnsi="Hack" w:cs="Times New Roman"/>
+        </w:rPr>
+      </w:pPr>
+      <w:r>
+        <w:rPr>
+          <w:rFonts w:ascii="Hack" w:hAnsi="Hack" w:cs="Times New Roman"/>
+        </w:rPr>
+        <w:t>person[age]=25</w:t>
+      </w:r>
+    </w:p>
+    <w:p>
+      <w:pPr>
+        <w:pStyle w:val="ListParagraph"/>
+        <w:ind w:left="780"/>
+        <w:jc w:val="both"/>
+        <w:rPr>
+          <w:rFonts w:ascii="Hack" w:hAnsi="Hack" w:cs="Times New Roman"/>
+        </w:rPr>
+      </w:pPr>
+      <w:r>
+        <w:rPr>
+          <w:rFonts w:ascii="Hack" w:hAnsi="Hack" w:cs="Times New Roman"/>
+        </w:rPr>
+        <w:t>person[city]="New York"</w:t>
+      </w:r>
+    </w:p>
+    <w:p>
+      <w:pPr>
+        <w:pStyle w:val="ListParagraph"/>
+        <w:ind w:left="780"/>
+        <w:jc w:val="both"/>
+        <w:rPr>
+          <w:rFonts w:ascii="Hack" w:hAnsi="Hack" w:cs="Times New Roman"/>
+        </w:rPr>
+      </w:pPr>
+      <w:r>
+        <w:rPr>
+          <w:rFonts w:ascii="Hack" w:hAnsi="Hack" w:cs="Times New Roman"/>
+        </w:rPr>
+        <w:t>echo "key Name = ${person[</w:t>
+      </w:r>
+      <w:proofErr w:type="gramStart"/>
+      <w:r>
+        <w:rPr>
+          <w:rFonts w:ascii="Hack" w:hAnsi="Hack" w:cs="Times New Roman"/>
+        </w:rPr>
+        <w:t>name]}</w:t>
+      </w:r>
+      <w:proofErr w:type="gramEnd"/>
+      <w:r>
+        <w:rPr>
+          <w:rFonts w:ascii="Hack" w:hAnsi="Hack" w:cs="Times New Roman"/>
+        </w:rPr>
+        <w:t>"   # Output: Alice</w:t>
+      </w:r>
+    </w:p>
+    <w:p>
+      <w:pPr>
+        <w:pStyle w:val="ListParagraph"/>
+        <w:ind w:left="780"/>
+        <w:jc w:val="both"/>
+        <w:rPr>
+          <w:rFonts w:ascii="Hack" w:hAnsi="Hack" w:cs="Times New Roman"/>
+        </w:rPr>
+      </w:pPr>
+      <w:r>
+        <w:rPr>
+          <w:rFonts w:ascii="Hack" w:hAnsi="Hack" w:cs="Times New Roman"/>
+        </w:rPr>
+        <w:t>echo "key City = ${person[</w:t>
+      </w:r>
+      <w:proofErr w:type="gramStart"/>
+      <w:r>
+        <w:rPr>
+          <w:rFonts w:ascii="Hack" w:hAnsi="Hack" w:cs="Times New Roman"/>
+        </w:rPr>
+        <w:t>city]}</w:t>
+      </w:r>
+      <w:proofErr w:type="gramEnd"/>
+      <w:r>
+        <w:rPr>
+          <w:rFonts w:ascii="Hack" w:hAnsi="Hack" w:cs="Times New Roman"/>
+        </w:rPr>
+        <w:t>"   # Output: New York</w:t>
+      </w:r>
+    </w:p>
+    <w:p>
+      <w:pPr>
+        <w:pStyle w:val="ListParagraph"/>
+        <w:ind w:left="780"/>
+        <w:jc w:val="both"/>
+        <w:rPr>
+          <w:rFonts w:ascii="Hack" w:hAnsi="Hack" w:cs="Times New Roman"/>
+        </w:rPr>
+      </w:pPr>
+      <w:proofErr w:type="gramStart"/>
+      <w:r>
+        <w:rPr>
+          <w:rFonts w:ascii="Hack" w:hAnsi="Hack" w:cs="Times New Roman"/>
+        </w:rPr>
+        <w:t>echo ""</w:t>
+      </w:r>
+      <w:proofErr w:type="gramEnd"/>
+    </w:p>
+    <w:p>
+      <w:pPr>
+        <w:pStyle w:val="ListParagraph"/>
+        <w:ind w:left="780"/>
+        <w:rPr>
+          <w:rFonts w:ascii="Times New Roman" w:hAnsi="Times New Roman" w:cs="Times New Roman"/>
+          <w:b/>
+          <w:bCs/>
+          <w:sz w:val="28"/>
+          <w:szCs w:val="28"/>
+        </w:rPr>
+      </w:pPr>
+    </w:p>
+    <w:p>
+      <w:pPr>
+        <w:pStyle w:val="ListParagraph"/>
+        <w:ind w:left="780"/>
+        <w:rPr>
+          <w:rFonts w:ascii="Times New Roman" w:hAnsi="Times New Roman" w:cs="Times New Roman"/>
+          <w:b/>
+          <w:bCs/>
+          <w:sz w:val="28"/>
+          <w:szCs w:val="28"/>
+        </w:rPr>
+      </w:pPr>
+      <w:r>
+        <w:rPr>
+          <w:rFonts w:ascii="Times New Roman" w:hAnsi="Times New Roman" w:cs="Times New Roman"/>
+          <w:b/>
+          <w:bCs/>
+          <w:sz w:val="28"/>
+          <w:szCs w:val="28"/>
+        </w:rPr>
+        <w:t>Output :</w:t>
+      </w:r>
+    </w:p>
+    <w:p>
+      <w:pPr>
+        <w:pStyle w:val="ListParagraph"/>
+        <w:ind w:left="780"/>
+        <w:rPr>
+          <w:rFonts w:ascii="Times New Roman" w:hAnsi="Times New Roman" w:cs="Times New Roman"/>
+          <w:sz w:val="28"/>
+          <w:szCs w:val="28"/>
+        </w:rPr>
+      </w:pPr>
+      <w:r>
+        <w:rPr>
+          <w:noProof/>
+        </w:rPr>
+        <mc:AlternateContent>
+          <mc:Choice Requires="wps">
+            <w:drawing>
+              <wp:anchor distT="0" distB="0" distL="114300" distR="114300" simplePos="0" relativeHeight="251732992" behindDoc="1" locked="0" layoutInCell="1" allowOverlap="1" wp14:anchorId="62E295D1" wp14:editId="533625F9">
+                <wp:simplePos x="0" y="0"/>
+                <wp:positionH relativeFrom="column">
+                  <wp:posOffset>398780</wp:posOffset>
+                </wp:positionH>
+                <wp:positionV relativeFrom="paragraph">
+                  <wp:posOffset>3439795</wp:posOffset>
+                </wp:positionV>
+                <wp:extent cx="4928235" cy="635"/>
+                <wp:effectExtent l="0" t="0" r="0" b="0"/>
+                <wp:wrapNone/>
+                <wp:docPr id="1399089875" name="Text Box 1"/>
+                <wp:cNvGraphicFramePr/>
+                <a:graphic xmlns:a="http://schemas.openxmlformats.org/drawingml/2006/main">
+                  <a:graphicData uri="http://schemas.microsoft.com/office/word/2010/wordprocessingShape">
+                    <wps:wsp>
+                      <wps:cNvSpPr txBox="1"/>
+                      <wps:spPr>
+                        <a:xfrm>
+                          <a:off x="0" y="0"/>
+                          <a:ext cx="4928235" cy="635"/>
+                        </a:xfrm>
+                        <a:prstGeom prst="rect">
+                          <a:avLst/>
+                        </a:prstGeom>
+                        <a:solidFill>
+                          <a:prstClr val="white"/>
+                        </a:solidFill>
+                        <a:ln>
+                          <a:noFill/>
+                        </a:ln>
+                      </wps:spPr>
+                      <wps:txbx>
+                        <w:txbxContent>
+                          <w:p>
+                            <w:pPr>
+                              <w:pStyle w:val="Caption"/>
+                              <w:jc w:val="center"/>
+                              <w:rPr>
+                                <w:noProof/>
+                                <w:sz w:val="22"/>
+                                <w:szCs w:val="22"/>
+                              </w:rPr>
+                            </w:pPr>
+                            <w:r>
+                              <w:t xml:space="preserve">Fig 2.24 : </w:t>
+                            </w:r>
+                            <w:r>
+                              <w:t>Accessing value by Key</w:t>
+                            </w:r>
+                          </w:p>
+                        </w:txbxContent>
+                      </wps:txbx>
+                      <wps:bodyPr rot="0" spcFirstLastPara="0" vertOverflow="overflow" horzOverflow="overflow" vert="horz" wrap="square" lIns="0" tIns="0" rIns="0" bIns="0" numCol="1" spcCol="0" rtlCol="0" fromWordArt="0" anchor="t" anchorCtr="0" forceAA="0" compatLnSpc="1">
+                        <a:prstTxWarp prst="textNoShape">
+                          <a:avLst/>
+                        </a:prstTxWarp>
+                        <a:spAutoFit/>
+                      </wps:bodyPr>
+                    </wps:wsp>
+                  </a:graphicData>
+                </a:graphic>
+              </wp:anchor>
+            </w:drawing>
+          </mc:Choice>
+          <mc:Fallback>
+            <w:pict>
+              <v:shape w14:anchorId="62E295D1" id="_x0000_s1049" type="#_x0000_t202" style="position:absolute;left:0;text-align:left;margin-left:31.4pt;margin-top:270.85pt;width:388.05pt;height:.05pt;z-index:-251583488;visibility:visible;mso-wrap-style:square;mso-wrap-distance-left:9pt;mso-wrap-distance-top:0;mso-wrap-distance-right:9pt;mso-wrap-distance-bottom:0;mso-position-horizontal:absolute;mso-position-horizontal-relative:text;mso-position-vertical:absolute;mso-position-vertical-relative:text;v-text-anchor:top" o:gfxdata="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" stroked="f">
+                <v:textbox style="mso-fit-shape-to-text:t" inset="0,0,0,0">
+                  <w:txbxContent>
+                    <w:p>
+                      <w:pPr>
+                        <w:pStyle w:val="Caption"/>
+                        <w:jc w:val="center"/>
+                        <w:rPr>
+                          <w:noProof/>
+                          <w:sz w:val="22"/>
+                          <w:szCs w:val="22"/>
+                        </w:rPr>
+                      </w:pPr>
+                      <w:r>
+                        <w:t xml:space="preserve">Fig 2.24 : </w:t>
+                      </w:r>
+                      <w:r>
+                        <w:t>Accessing value by Key</w:t>
+                      </w:r>
+                    </w:p>
+                  </w:txbxContent>
+                </v:textbox>
+              </v:shape>
+            </w:pict>
+          </mc:Fallback>
+        </mc:AlternateContent>
+      </w:r>
+      <w:r>
+        <w:rPr>
+          <w:noProof/>
+        </w:rPr>
+        <w:drawing>
+          <wp:anchor distT="0" distB="0" distL="114300" distR="114300" simplePos="0" relativeHeight="251730944" behindDoc="1" locked="0" layoutInCell="1" allowOverlap="1" wp14:anchorId="613C56F0" wp14:editId="2B766FF6">
+            <wp:simplePos x="0" y="0"/>
+            <wp:positionH relativeFrom="margin">
+              <wp:align>center</wp:align>
+            </wp:positionH>
+            <wp:positionV relativeFrom="page">
+              <wp:posOffset>4528020</wp:posOffset>
+            </wp:positionV>
+            <wp:extent cx="4928616" cy="3282696"/>
+            <wp:effectExtent l="0" t="0" r="5715" b="0"/>
+            <wp:wrapNone/>
+            <wp:docPr id="1427847566" name="Picture 24"/>
+            <wp:cNvGraphicFramePr>
+              <a:graphicFrameLocks xmlns:a="http://schemas.openxmlformats.org/drawingml/2006/main" noChangeAspect="1"/>
+            </wp:cNvGraphicFramePr>
+            <a:graphic xmlns:a="http://schemas.openxmlformats.org/drawingml/2006/main">
+              <a:graphicData uri="http://schemas.openxmlformats.org/drawingml/2006/picture">
+                <pic:pic xmlns:pic="http://schemas.openxmlformats.org/drawingml/2006/picture">
+                  <pic:nvPicPr>
+                    <pic:cNvPr id="0" name="Picture 11"/>
+                    <pic:cNvPicPr>
+                      <a:picLocks noChangeAspect="1" noChangeArrowheads="1"/>
+                    </pic:cNvPicPr>
+                  </pic:nvPicPr>
+                  <pic:blipFill>
+                    <a:blip r:embed="rId29" cstate="print">
+                      <a:extLst>
+                        <a:ext uri="{28A0092B-C50C-407E-A947-70E740481C1C}">
+                          <a14:useLocalDpi xmlns:a14="http://schemas.microsoft.com/office/drawing/2010/main" val="0"/>
+                        </a:ext>
+                      </a:extLst>
+                    </a:blip>
+                    <a:srcRect/>
+                    <a:stretch>
+                      <a:fillRect/>
+                    </a:stretch>
+                  </pic:blipFill>
+                  <pic:spPr bwMode="auto">
+                    <a:xfrm>
+                      <a:off x="0" y="0"/>
+                      <a:ext cx="4928616" cy="3282696"/>
+                    </a:xfrm>
+                    <a:prstGeom prst="rect">
+                      <a:avLst/>
+                    </a:prstGeom>
+                    <a:noFill/>
+                    <a:ln>
+                      <a:noFill/>
+                    </a:ln>
+                  </pic:spPr>
+                </pic:pic>
+              </a:graphicData>
+            </a:graphic>
+            <wp14:sizeRelH relativeFrom="page">
+              <wp14:pctWidth>0</wp14:pctWidth>
+            </wp14:sizeRelH>
+            <wp14:sizeRelV relativeFrom="page">
+              <wp14:pctHeight>0</wp14:pctHeight>
+            </wp14:sizeRelV>
+          </wp:anchor>
+        </w:drawing>
+      </w:r>
+    </w:p>
+    <w:p>
+      <w:pPr>
+        <w:pStyle w:val="ListParagraph"/>
+        <w:ind w:left="780"/>
+        <w:rPr>
+          <w:rFonts w:ascii="Times New Roman" w:hAnsi="Times New Roman" w:cs="Times New Roman"/>
+          <w:sz w:val="28"/>
+          <w:szCs w:val="28"/>
+        </w:rPr>
+      </w:pPr>
+    </w:p>
+    <w:p>
+      <w:pPr>
+        <w:pStyle w:val="ListParagraph"/>
+        <w:ind w:left="780"/>
+        <w:rPr>
+          <w:rFonts w:ascii="Times New Roman" w:hAnsi="Times New Roman" w:cs="Times New Roman"/>
+          <w:sz w:val="28"/>
+          <w:szCs w:val="28"/>
+        </w:rPr>
+      </w:pPr>
+    </w:p>
+    <w:p>
+      <w:pPr>
+        <w:pStyle w:val="ListParagraph"/>
+        <w:ind w:left="780"/>
+        <w:rPr>
+          <w:rFonts w:ascii="Times New Roman" w:hAnsi="Times New Roman" w:cs="Times New Roman"/>
+          <w:sz w:val="28"/>
+          <w:szCs w:val="28"/>
+        </w:rPr>
+      </w:pPr>
+    </w:p>
+    <w:p>
+      <w:pPr>
+        <w:pStyle w:val="ListParagraph"/>
+        <w:ind w:left="780"/>
+        <w:rPr>
+          <w:rFonts w:ascii="Times New Roman" w:hAnsi="Times New Roman" w:cs="Times New Roman"/>
+          <w:sz w:val="28"/>
+          <w:szCs w:val="28"/>
+        </w:rPr>
+      </w:pPr>
+    </w:p>
+    <w:p>
+      <w:pPr>
+        <w:pStyle w:val="ListParagraph"/>
+        <w:ind w:left="780"/>
+        <w:rPr>
+          <w:rFonts w:ascii="Times New Roman" w:hAnsi="Times New Roman" w:cs="Times New Roman"/>
+          <w:sz w:val="28"/>
+          <w:szCs w:val="28"/>
+        </w:rPr>
+      </w:pPr>
+    </w:p>
+    <w:p>
+      <w:pPr>
+        <w:pStyle w:val="ListParagraph"/>
+        <w:ind w:left="780"/>
+        <w:rPr>
+          <w:rFonts w:ascii="Times New Roman" w:hAnsi="Times New Roman" w:cs="Times New Roman"/>
+          <w:sz w:val="28"/>
+          <w:szCs w:val="28"/>
+        </w:rPr>
+      </w:pPr>
+    </w:p>
+    <w:p>
+      <w:pPr>
+        <w:pStyle w:val="ListParagraph"/>
+        <w:ind w:left="780"/>
+        <w:rPr>
+          <w:rFonts w:ascii="Times New Roman" w:hAnsi="Times New Roman" w:cs="Times New Roman"/>
+          <w:sz w:val="28"/>
+          <w:szCs w:val="28"/>
+        </w:rPr>
+      </w:pPr>
+    </w:p>
+    <w:p>
+      <w:pPr>
+        <w:pStyle w:val="ListParagraph"/>
+        <w:ind w:left="780"/>
+        <w:rPr>
+          <w:rFonts w:ascii="Times New Roman" w:hAnsi="Times New Roman" w:cs="Times New Roman"/>
+          <w:sz w:val="28"/>
+          <w:szCs w:val="28"/>
+        </w:rPr>
+      </w:pPr>
+    </w:p>
+    <w:p>
+      <w:pPr>
+        <w:pStyle w:val="ListParagraph"/>
+        <w:ind w:left="780"/>
+        <w:rPr>
+          <w:rFonts w:ascii="Times New Roman" w:hAnsi="Times New Roman" w:cs="Times New Roman"/>
+          <w:sz w:val="28"/>
+          <w:szCs w:val="28"/>
+        </w:rPr>
+      </w:pPr>
+    </w:p>
+    <w:p>
+      <w:pPr>
+        <w:pStyle w:val="ListParagraph"/>
+        <w:ind w:left="780"/>
+        <w:rPr>
+          <w:rFonts w:ascii="Times New Roman" w:hAnsi="Times New Roman" w:cs="Times New Roman"/>
+          <w:sz w:val="28"/>
+          <w:szCs w:val="28"/>
+        </w:rPr>
+      </w:pPr>
+    </w:p>
+    <w:p>
+      <w:pPr>
+        <w:pStyle w:val="ListParagraph"/>
+        <w:ind w:left="780"/>
+        <w:rPr>
+          <w:rFonts w:ascii="Times New Roman" w:hAnsi="Times New Roman" w:cs="Times New Roman"/>
+          <w:sz w:val="28"/>
+          <w:szCs w:val="28"/>
+        </w:rPr>
+      </w:pPr>
+    </w:p>
+    <w:p>
+      <w:pPr>
+        <w:pStyle w:val="ListParagraph"/>
+        <w:ind w:left="780"/>
+        <w:rPr>
+          <w:rFonts w:ascii="Times New Roman" w:hAnsi="Times New Roman" w:cs="Times New Roman"/>
+          <w:sz w:val="28"/>
+          <w:szCs w:val="28"/>
+        </w:rPr>
+      </w:pPr>
+    </w:p>
+    <w:p>
+      <w:pPr>
+        <w:pStyle w:val="ListParagraph"/>
+        <w:ind w:left="780"/>
+        <w:rPr>
+          <w:rFonts w:ascii="Times New Roman" w:hAnsi="Times New Roman" w:cs="Times New Roman"/>
+          <w:sz w:val="28"/>
+          <w:szCs w:val="28"/>
+        </w:rPr>
+      </w:pPr>
+    </w:p>
+    <w:p>
+      <w:pPr>
+        <w:pStyle w:val="ListParagraph"/>
+        <w:ind w:left="780"/>
+        <w:rPr>
+          <w:rFonts w:ascii="Times New Roman" w:hAnsi="Times New Roman" w:cs="Times New Roman"/>
+          <w:sz w:val="28"/>
+          <w:szCs w:val="28"/>
+        </w:rPr>
+      </w:pPr>
+    </w:p>
+    <w:p>
+      <w:pPr>
+        <w:pStyle w:val="ListParagraph"/>
+        <w:ind w:left="780"/>
+        <w:rPr>
+          <w:rFonts w:ascii="Times New Roman" w:hAnsi="Times New Roman" w:cs="Times New Roman"/>
+          <w:sz w:val="28"/>
+          <w:szCs w:val="28"/>
+        </w:rPr>
+      </w:pPr>
+    </w:p>
+    <w:p>
+      <w:pPr>
+        <w:pStyle w:val="ListParagraph"/>
+        <w:ind w:left="780"/>
+        <w:rPr>
+          <w:rFonts w:ascii="Times New Roman" w:hAnsi="Times New Roman" w:cs="Times New Roman"/>
+          <w:sz w:val="28"/>
+          <w:szCs w:val="28"/>
+        </w:rPr>
+      </w:pPr>
+    </w:p>
+    <w:p>
+      <w:pPr>
+        <w:pStyle w:val="ListParagraph"/>
+        <w:ind w:left="780"/>
+        <w:rPr>
+          <w:rFonts w:ascii="Times New Roman" w:hAnsi="Times New Roman" w:cs="Times New Roman"/>
+          <w:sz w:val="28"/>
+          <w:szCs w:val="28"/>
+        </w:rPr>
+      </w:pPr>
+    </w:p>
+    <w:p>
+      <w:pPr>
+        <w:pStyle w:val="ListParagraph"/>
+        <w:ind w:left="780"/>
+        <w:rPr>
+          <w:rFonts w:ascii="Times New Roman" w:hAnsi="Times New Roman" w:cs="Times New Roman"/>
+          <w:sz w:val="28"/>
+          <w:szCs w:val="28"/>
+        </w:rPr>
+      </w:pPr>
+    </w:p>
+    <w:p>
+      <w:pPr>
+        <w:pStyle w:val="ListParagraph"/>
+        <w:ind w:left="780"/>
+        <w:rPr>
+          <w:rFonts w:ascii="Times New Roman" w:hAnsi="Times New Roman" w:cs="Times New Roman"/>
+          <w:sz w:val="28"/>
+          <w:szCs w:val="28"/>
+        </w:rPr>
+      </w:pPr>
+    </w:p>
+    <w:p>
+      <w:pPr>
+        <w:pStyle w:val="ListParagraph"/>
+        <w:ind w:left="780"/>
+        <w:rPr>
+          <w:rFonts w:ascii="Times New Roman" w:hAnsi="Times New Roman" w:cs="Times New Roman"/>
+          <w:sz w:val="28"/>
+          <w:szCs w:val="28"/>
+        </w:rPr>
+      </w:pPr>
+    </w:p>
+    <w:p>
+      <w:pPr>
+        <w:pStyle w:val="ListParagraph"/>
+        <w:ind w:left="780"/>
+        <w:rPr>
+          <w:rFonts w:ascii="Times New Roman" w:hAnsi="Times New Roman" w:cs="Times New Roman"/>
+          <w:sz w:val="28"/>
+          <w:szCs w:val="28"/>
+        </w:rPr>
+      </w:pPr>
+    </w:p>
+    <w:p>
+      <w:pPr>
+        <w:pStyle w:val="ListParagraph"/>
+        <w:ind w:left="780"/>
+        <w:rPr>
+          <w:rFonts w:ascii="Times New Roman" w:hAnsi="Times New Roman" w:cs="Times New Roman"/>
+          <w:sz w:val="28"/>
+          <w:szCs w:val="28"/>
+        </w:rPr>
+      </w:pPr>
+    </w:p>
+    <w:p>
+      <w:pPr>
+        <w:pStyle w:val="ListParagraph"/>
+        <w:ind w:left="780"/>
+        <w:rPr>
+          <w:rFonts w:ascii="Times New Roman" w:hAnsi="Times New Roman" w:cs="Times New Roman"/>
+          <w:sz w:val="28"/>
+          <w:szCs w:val="28"/>
+        </w:rPr>
+      </w:pPr>
+    </w:p>
+    <w:p>
+      <w:pPr>
+        <w:pStyle w:val="ListParagraph"/>
+        <w:numPr>
+          <w:ilvl w:val="1"/>
+          <w:numId w:val="2"/>
+        </w:numPr>
+        <w:rPr>
+          <w:rFonts w:ascii="Times New Roman" w:hAnsi="Times New Roman" w:cs="Times New Roman"/>
+          <w:b/>
+          <w:bCs/>
+          <w:sz w:val="28"/>
+          <w:szCs w:val="28"/>
+          <w:u w:val="single"/>
+        </w:rPr>
+      </w:pPr>
+      <w:r>
+        <w:rPr>
+          <w:rFonts w:ascii="Times New Roman" w:hAnsi="Times New Roman" w:cs="Times New Roman"/>
+          <w:b/>
+          <w:bCs/>
+          <w:sz w:val="28"/>
+          <w:szCs w:val="28"/>
+          <w:u w:val="single"/>
+        </w:rPr>
+        <w:lastRenderedPageBreak/>
+        <w:t>Looping through</w:t>
+      </w:r>
+      <w:r>
+        <w:rPr>
+          <w:rFonts w:ascii="Times New Roman" w:hAnsi="Times New Roman" w:cs="Times New Roman"/>
+          <w:b/>
+          <w:bCs/>
+          <w:sz w:val="28"/>
+          <w:szCs w:val="28"/>
+          <w:u w:val="single"/>
+        </w:rPr>
+        <w:t xml:space="preserve"> </w:t>
+      </w:r>
+      <w:r>
+        <w:rPr>
+          <w:rFonts w:ascii="Times New Roman" w:hAnsi="Times New Roman" w:cs="Times New Roman"/>
+          <w:b/>
+          <w:bCs/>
+          <w:sz w:val="28"/>
+          <w:szCs w:val="28"/>
+          <w:u w:val="single"/>
+        </w:rPr>
+        <w:t>key</w:t>
+      </w:r>
+      <w:r>
+        <w:rPr>
+          <w:rFonts w:ascii="Times New Roman" w:hAnsi="Times New Roman" w:cs="Times New Roman"/>
+          <w:b/>
+          <w:bCs/>
+          <w:sz w:val="28"/>
+          <w:szCs w:val="28"/>
+          <w:u w:val="single"/>
+        </w:rPr>
+        <w:t xml:space="preserve"> in Associative array :</w:t>
+      </w:r>
+    </w:p>
+    <w:p>
+      <w:pPr>
+        <w:pStyle w:val="ListParagraph"/>
+        <w:ind w:left="780"/>
+        <w:rPr>
+          <w:rFonts w:ascii="Times New Roman" w:hAnsi="Times New Roman" w:cs="Times New Roman"/>
+          <w:b/>
+          <w:bCs/>
+        </w:rPr>
+      </w:pPr>
+    </w:p>
+    <w:p>
+      <w:pPr>
+        <w:pStyle w:val="ListParagraph"/>
+        <w:ind w:left="780"/>
+        <w:rPr>
+          <w:rFonts w:ascii="Times New Roman" w:hAnsi="Times New Roman" w:cs="Times New Roman"/>
+          <w:b/>
+          <w:bCs/>
+          <w:sz w:val="28"/>
+          <w:szCs w:val="28"/>
+        </w:rPr>
+      </w:pPr>
+      <w:r>
+        <w:rPr>
+          <w:rFonts w:ascii="Times New Roman" w:hAnsi="Times New Roman" w:cs="Times New Roman"/>
+          <w:b/>
+          <w:bCs/>
+          <w:sz w:val="28"/>
+          <w:szCs w:val="28"/>
+        </w:rPr>
+        <w:t>Code :</w:t>
+      </w:r>
+    </w:p>
+    <w:p>
+      <w:pPr>
+        <w:pStyle w:val="ListParagraph"/>
+        <w:ind w:left="780"/>
+        <w:rPr>
+          <w:rFonts w:ascii="Hack" w:hAnsi="Hack" w:cs="Times New Roman"/>
+        </w:rPr>
+      </w:pPr>
+      <w:r>
+        <w:rPr>
+          <w:rFonts w:ascii="Hack" w:hAnsi="Hack" w:cs="Times New Roman"/>
+        </w:rPr>
+        <w:t>#!/bin/bash</w:t>
+      </w:r>
+    </w:p>
+    <w:p>
+      <w:pPr>
+        <w:pStyle w:val="ListParagraph"/>
+        <w:ind w:left="780"/>
+        <w:rPr>
+          <w:rFonts w:ascii="Hack" w:hAnsi="Hack" w:cs="Times New Roman"/>
+        </w:rPr>
+      </w:pPr>
+      <w:r>
+        <w:rPr>
+          <w:rFonts w:ascii="Hack" w:hAnsi="Hack" w:cs="Times New Roman"/>
+        </w:rPr>
+        <w:t>printf "\t\t\</w:t>
+      </w:r>
+      <w:proofErr w:type="spellStart"/>
+      <w:r>
+        <w:rPr>
+          <w:rFonts w:ascii="Hack" w:hAnsi="Hack" w:cs="Times New Roman"/>
+        </w:rPr>
+        <w:t>tLooping</w:t>
+      </w:r>
+      <w:proofErr w:type="spellEnd"/>
+      <w:r>
+        <w:rPr>
+          <w:rFonts w:ascii="Hack" w:hAnsi="Hack" w:cs="Times New Roman"/>
+        </w:rPr>
+        <w:t xml:space="preserve"> Through Key Value\n"</w:t>
+      </w:r>
+    </w:p>
+    <w:p>
+      <w:pPr>
+        <w:pStyle w:val="ListParagraph"/>
+        <w:ind w:left="780"/>
+        <w:rPr>
+          <w:rFonts w:ascii="Hack" w:hAnsi="Hack" w:cs="Times New Roman"/>
+        </w:rPr>
+      </w:pPr>
+      <w:r>
+        <w:rPr>
+          <w:rFonts w:ascii="Hack" w:hAnsi="Hack" w:cs="Times New Roman"/>
+        </w:rPr>
+        <w:t>printf "In Shell Code:-\n\n"</w:t>
+      </w:r>
+    </w:p>
+    <w:p>
+      <w:pPr>
+        <w:pStyle w:val="ListParagraph"/>
+        <w:ind w:left="780"/>
+        <w:rPr>
+          <w:rFonts w:ascii="Hack" w:hAnsi="Hack" w:cs="Times New Roman"/>
+        </w:rPr>
+      </w:pPr>
+      <w:r>
+        <w:rPr>
+          <w:rFonts w:ascii="Hack" w:hAnsi="Hack" w:cs="Times New Roman"/>
+        </w:rPr>
+        <w:t>echo 'for key in "</w:t>
+      </w:r>
+      <w:proofErr w:type="gramStart"/>
+      <w:r>
+        <w:rPr>
+          <w:rFonts w:ascii="Hack" w:hAnsi="Hack" w:cs="Times New Roman"/>
+        </w:rPr>
+        <w:t>${!</w:t>
+      </w:r>
+      <w:proofErr w:type="gramEnd"/>
+      <w:r>
+        <w:rPr>
+          <w:rFonts w:ascii="Hack" w:hAnsi="Hack" w:cs="Times New Roman"/>
+        </w:rPr>
+        <w:t>person[@]}"</w:t>
+      </w:r>
+    </w:p>
+    <w:p>
+      <w:pPr>
+        <w:pStyle w:val="ListParagraph"/>
+        <w:ind w:left="780"/>
+        <w:rPr>
+          <w:rFonts w:ascii="Hack" w:hAnsi="Hack" w:cs="Times New Roman"/>
+        </w:rPr>
+      </w:pPr>
+      <w:r>
+        <w:rPr>
+          <w:rFonts w:ascii="Hack" w:hAnsi="Hack" w:cs="Times New Roman"/>
+        </w:rPr>
+        <w:t>do</w:t>
+      </w:r>
+    </w:p>
+    <w:p>
+      <w:pPr>
+        <w:pStyle w:val="ListParagraph"/>
+        <w:ind w:left="780"/>
+        <w:rPr>
+          <w:rFonts w:ascii="Hack" w:hAnsi="Hack" w:cs="Times New Roman"/>
+        </w:rPr>
+      </w:pPr>
+      <w:r>
+        <w:rPr>
+          <w:rFonts w:ascii="Hack" w:hAnsi="Hack" w:cs="Times New Roman"/>
+        </w:rPr>
+        <w:t xml:space="preserve">  echo "$key: ${person[$</w:t>
+      </w:r>
+      <w:proofErr w:type="gramStart"/>
+      <w:r>
+        <w:rPr>
+          <w:rFonts w:ascii="Hack" w:hAnsi="Hack" w:cs="Times New Roman"/>
+        </w:rPr>
+        <w:t>key]}</w:t>
+      </w:r>
+      <w:proofErr w:type="gramEnd"/>
+      <w:r>
+        <w:rPr>
+          <w:rFonts w:ascii="Hack" w:hAnsi="Hack" w:cs="Times New Roman"/>
+        </w:rPr>
+        <w:t>"</w:t>
+      </w:r>
+    </w:p>
+    <w:p>
+      <w:pPr>
+        <w:pStyle w:val="ListParagraph"/>
+        <w:ind w:left="780"/>
+        <w:rPr>
+          <w:rFonts w:ascii="Hack" w:hAnsi="Hack" w:cs="Times New Roman"/>
+        </w:rPr>
+      </w:pPr>
+      <w:r>
+        <w:rPr>
+          <w:rFonts w:ascii="Hack" w:hAnsi="Hack" w:cs="Times New Roman"/>
+        </w:rPr>
+        <w:t>done</w:t>
+      </w:r>
+    </w:p>
+    <w:p>
+      <w:pPr>
+        <w:pStyle w:val="ListParagraph"/>
+        <w:ind w:left="780"/>
+        <w:rPr>
+          <w:rFonts w:ascii="Hack" w:hAnsi="Hack" w:cs="Times New Roman"/>
+        </w:rPr>
+      </w:pPr>
+      <w:r>
+        <w:rPr>
+          <w:rFonts w:ascii="Hack" w:hAnsi="Hack" w:cs="Times New Roman"/>
+        </w:rPr>
+        <w:t>'</w:t>
+      </w:r>
+    </w:p>
+    <w:p>
+      <w:pPr>
+        <w:pStyle w:val="ListParagraph"/>
+        <w:ind w:left="780"/>
+        <w:rPr>
+          <w:rFonts w:ascii="Hack" w:hAnsi="Hack" w:cs="Times New Roman"/>
+        </w:rPr>
+      </w:pPr>
+      <w:r>
+        <w:rPr>
+          <w:rFonts w:ascii="Hack" w:hAnsi="Hack" w:cs="Times New Roman"/>
+        </w:rPr>
+        <w:t>printf "\</w:t>
+      </w:r>
+      <w:proofErr w:type="spellStart"/>
+      <w:r>
+        <w:rPr>
+          <w:rFonts w:ascii="Hack" w:hAnsi="Hack" w:cs="Times New Roman"/>
+        </w:rPr>
+        <w:t>nOutput</w:t>
+      </w:r>
+      <w:proofErr w:type="spellEnd"/>
+      <w:r>
+        <w:rPr>
+          <w:rFonts w:ascii="Hack" w:hAnsi="Hack" w:cs="Times New Roman"/>
+        </w:rPr>
+        <w:t>:-\n"</w:t>
+      </w:r>
+    </w:p>
+    <w:p>
+      <w:pPr>
+        <w:pStyle w:val="ListParagraph"/>
+        <w:ind w:left="780"/>
+        <w:rPr>
+          <w:rFonts w:ascii="Hack" w:hAnsi="Hack" w:cs="Times New Roman"/>
+        </w:rPr>
+      </w:pPr>
+      <w:r>
+        <w:rPr>
+          <w:rFonts w:ascii="Hack" w:hAnsi="Hack" w:cs="Times New Roman"/>
+        </w:rPr>
+        <w:t>declare -A person</w:t>
+      </w:r>
+    </w:p>
+    <w:p>
+      <w:pPr>
+        <w:pStyle w:val="ListParagraph"/>
+        <w:ind w:left="780"/>
+        <w:rPr>
+          <w:rFonts w:ascii="Hack" w:hAnsi="Hack" w:cs="Times New Roman"/>
+        </w:rPr>
+      </w:pPr>
+      <w:r>
+        <w:rPr>
+          <w:rFonts w:ascii="Hack" w:hAnsi="Hack" w:cs="Times New Roman"/>
+        </w:rPr>
+        <w:t>person[name]="Alice"</w:t>
+      </w:r>
+    </w:p>
+    <w:p>
+      <w:pPr>
+        <w:pStyle w:val="ListParagraph"/>
+        <w:ind w:left="780"/>
+        <w:rPr>
+          <w:rFonts w:ascii="Hack" w:hAnsi="Hack" w:cs="Times New Roman"/>
+        </w:rPr>
+      </w:pPr>
+      <w:r>
+        <w:rPr>
+          <w:rFonts w:ascii="Hack" w:hAnsi="Hack" w:cs="Times New Roman"/>
+        </w:rPr>
+        <w:t>person[age]=25</w:t>
+      </w:r>
+    </w:p>
+    <w:p>
+      <w:pPr>
+        <w:pStyle w:val="ListParagraph"/>
+        <w:ind w:left="780"/>
+        <w:rPr>
+          <w:rFonts w:ascii="Hack" w:hAnsi="Hack" w:cs="Times New Roman"/>
+        </w:rPr>
+      </w:pPr>
+      <w:r>
+        <w:rPr>
+          <w:rFonts w:ascii="Hack" w:hAnsi="Hack" w:cs="Times New Roman"/>
+        </w:rPr>
+        <w:t>person[city]="New York"</w:t>
+      </w:r>
+    </w:p>
+    <w:p>
+      <w:pPr>
+        <w:pStyle w:val="ListParagraph"/>
+        <w:ind w:left="780"/>
+        <w:rPr>
+          <w:rFonts w:ascii="Hack" w:hAnsi="Hack" w:cs="Times New Roman"/>
+        </w:rPr>
+      </w:pPr>
+      <w:r>
+        <w:rPr>
+          <w:rFonts w:ascii="Hack" w:hAnsi="Hack" w:cs="Times New Roman"/>
+        </w:rPr>
+        <w:t>for key in "</w:t>
+      </w:r>
+      <w:proofErr w:type="gramStart"/>
+      <w:r>
+        <w:rPr>
+          <w:rFonts w:ascii="Hack" w:hAnsi="Hack" w:cs="Times New Roman"/>
+        </w:rPr>
+        <w:t>${!</w:t>
+      </w:r>
+      <w:proofErr w:type="gramEnd"/>
+      <w:r>
+        <w:rPr>
+          <w:rFonts w:ascii="Hack" w:hAnsi="Hack" w:cs="Times New Roman"/>
+        </w:rPr>
+        <w:t>person[@]}"</w:t>
+      </w:r>
+    </w:p>
+    <w:p>
+      <w:pPr>
+        <w:pStyle w:val="ListParagraph"/>
+        <w:ind w:left="780"/>
+        <w:rPr>
+          <w:rFonts w:ascii="Hack" w:hAnsi="Hack" w:cs="Times New Roman"/>
+        </w:rPr>
+      </w:pPr>
+      <w:r>
+        <w:rPr>
+          <w:rFonts w:ascii="Hack" w:hAnsi="Hack" w:cs="Times New Roman"/>
+        </w:rPr>
+        <w:t>do</w:t>
+      </w:r>
+    </w:p>
+    <w:p>
+      <w:pPr>
+        <w:pStyle w:val="ListParagraph"/>
+        <w:ind w:left="780"/>
+        <w:rPr>
+          <w:rFonts w:ascii="Hack" w:hAnsi="Hack" w:cs="Times New Roman"/>
+        </w:rPr>
+      </w:pPr>
+      <w:r>
+        <w:rPr>
+          <w:rFonts w:ascii="Hack" w:hAnsi="Hack" w:cs="Times New Roman"/>
+        </w:rPr>
+        <w:t xml:space="preserve">  echo "Person[$key] : ${person[$</w:t>
+      </w:r>
+      <w:proofErr w:type="gramStart"/>
+      <w:r>
+        <w:rPr>
+          <w:rFonts w:ascii="Hack" w:hAnsi="Hack" w:cs="Times New Roman"/>
+        </w:rPr>
+        <w:t>key]}</w:t>
+      </w:r>
+      <w:proofErr w:type="gramEnd"/>
+      <w:r>
+        <w:rPr>
+          <w:rFonts w:ascii="Hack" w:hAnsi="Hack" w:cs="Times New Roman"/>
+        </w:rPr>
+        <w:t>"</w:t>
+      </w:r>
+    </w:p>
+    <w:p>
+      <w:pPr>
+        <w:pStyle w:val="ListParagraph"/>
+        <w:ind w:left="780"/>
+        <w:rPr>
+          <w:rFonts w:ascii="Hack" w:hAnsi="Hack" w:cs="Times New Roman"/>
+        </w:rPr>
+      </w:pPr>
+      <w:r>
+        <w:rPr>
+          <w:rFonts w:ascii="Hack" w:hAnsi="Hack" w:cs="Times New Roman"/>
+        </w:rPr>
+        <w:t>done</w:t>
+      </w:r>
+    </w:p>
+    <w:p>
+      <w:pPr>
+        <w:pStyle w:val="ListParagraph"/>
+        <w:ind w:left="780"/>
+        <w:rPr>
+          <w:rFonts w:ascii="Times New Roman" w:hAnsi="Times New Roman" w:cs="Times New Roman"/>
+          <w:b/>
+          <w:bCs/>
+          <w:sz w:val="28"/>
+          <w:szCs w:val="28"/>
+        </w:rPr>
+      </w:pPr>
+      <w:proofErr w:type="gramStart"/>
+      <w:r>
+        <w:rPr>
+          <w:rFonts w:ascii="Hack" w:hAnsi="Hack" w:cs="Times New Roman"/>
+        </w:rPr>
+        <w:t>echo ""</w:t>
+      </w:r>
+      <w:proofErr w:type="gramEnd"/>
+    </w:p>
+    <w:p>
+      <w:pPr>
+        <w:pStyle w:val="ListParagraph"/>
+        <w:ind w:left="780"/>
+        <w:rPr>
+          <w:rFonts w:ascii="Times New Roman" w:hAnsi="Times New Roman" w:cs="Times New Roman"/>
+          <w:b/>
+          <w:bCs/>
+          <w:sz w:val="28"/>
+          <w:szCs w:val="28"/>
+        </w:rPr>
+      </w:pPr>
+    </w:p>
+    <w:p>
+      <w:pPr>
+        <w:pStyle w:val="ListParagraph"/>
+        <w:ind w:left="780"/>
+        <w:rPr>
+          <w:rFonts w:ascii="Times New Roman" w:hAnsi="Times New Roman" w:cs="Times New Roman"/>
+          <w:b/>
+          <w:bCs/>
+          <w:sz w:val="28"/>
+          <w:szCs w:val="28"/>
+        </w:rPr>
+      </w:pPr>
+      <w:r>
+        <w:rPr>
+          <w:rFonts w:ascii="Times New Roman" w:hAnsi="Times New Roman" w:cs="Times New Roman"/>
+          <w:b/>
+          <w:bCs/>
+          <w:sz w:val="28"/>
+          <w:szCs w:val="28"/>
+        </w:rPr>
+        <w:t>Output :</w:t>
+      </w:r>
+    </w:p>
+    <w:p>
+      <w:pPr>
+        <w:pStyle w:val="ListParagraph"/>
+        <w:ind w:left="780"/>
+        <w:rPr>
+          <w:rFonts w:ascii="Times New Roman" w:hAnsi="Times New Roman" w:cs="Times New Roman"/>
+          <w:sz w:val="28"/>
+          <w:szCs w:val="28"/>
+        </w:rPr>
+      </w:pPr>
+      <w:r>
+        <w:rPr>
+          <w:noProof/>
+        </w:rPr>
+        <mc:AlternateContent>
+          <mc:Choice Requires="wps">
+            <w:drawing>
+              <wp:anchor distT="0" distB="0" distL="114300" distR="114300" simplePos="0" relativeHeight="251736064" behindDoc="1" locked="0" layoutInCell="1" allowOverlap="1" wp14:anchorId="5E1861AA" wp14:editId="6D50F2D7">
+                <wp:simplePos x="0" y="0"/>
+                <wp:positionH relativeFrom="column">
+                  <wp:posOffset>398780</wp:posOffset>
+                </wp:positionH>
+                <wp:positionV relativeFrom="paragraph">
+                  <wp:posOffset>3430905</wp:posOffset>
+                </wp:positionV>
+                <wp:extent cx="4928235" cy="635"/>
+                <wp:effectExtent l="0" t="0" r="0" b="0"/>
+                <wp:wrapNone/>
+                <wp:docPr id="1377045856" name="Text Box 1"/>
+                <wp:cNvGraphicFramePr/>
+                <a:graphic xmlns:a="http://schemas.openxmlformats.org/drawingml/2006/main">
+                  <a:graphicData uri="http://schemas.microsoft.com/office/word/2010/wordprocessingShape">
+                    <wps:wsp>
+                      <wps:cNvSpPr txBox="1"/>
+                      <wps:spPr>
+                        <a:xfrm>
+                          <a:off x="0" y="0"/>
+                          <a:ext cx="4928235" cy="635"/>
+                        </a:xfrm>
+                        <a:prstGeom prst="rect">
+                          <a:avLst/>
+                        </a:prstGeom>
+                        <a:solidFill>
+                          <a:prstClr val="white"/>
+                        </a:solidFill>
+                        <a:ln>
+                          <a:noFill/>
+                        </a:ln>
+                      </wps:spPr>
+                      <wps:txbx>
+                        <w:txbxContent>
+                          <w:p>
+                            <w:pPr>
+                              <w:pStyle w:val="Caption"/>
+                              <w:jc w:val="center"/>
+                              <w:rPr>
+                                <w:noProof/>
+                                <w:sz w:val="22"/>
+                                <w:szCs w:val="22"/>
+                              </w:rPr>
+                            </w:pPr>
+                            <w:r>
+                              <w:t>Fig 2.25 : Looping through Key value</w:t>
+                            </w:r>
+                          </w:p>
+                        </w:txbxContent>
+                      </wps:txbx>
+                      <wps:bodyPr rot="0" spcFirstLastPara="0" vertOverflow="overflow" horzOverflow="overflow" vert="horz" wrap="square" lIns="0" tIns="0" rIns="0" bIns="0" numCol="1" spcCol="0" rtlCol="0" fromWordArt="0" anchor="t" anchorCtr="0" forceAA="0" compatLnSpc="1">
+                        <a:prstTxWarp prst="textNoShape">
+                          <a:avLst/>
+                        </a:prstTxWarp>
+                        <a:spAutoFit/>
+                      </wps:bodyPr>
+                    </wps:wsp>
+                  </a:graphicData>
+                </a:graphic>
+              </wp:anchor>
+            </w:drawing>
+          </mc:Choice>
+          <mc:Fallback>
+            <w:pict>
+              <v:shape w14:anchorId="5E1861AA" id="_x0000_s1050" type="#_x0000_t202" style="position:absolute;left:0;text-align:left;margin-left:31.4pt;margin-top:270.15pt;width:388.05pt;height:.05pt;z-index:-251580416;visibility:visible;mso-wrap-style:square;mso-wrap-distance-left:9pt;mso-wrap-distance-top:0;mso-wrap-distance-right:9pt;mso-wrap-distance-bottom:0;mso-position-horizontal:absolute;mso-position-horizontal-relative:text;mso-position-vertical:absolute;mso-position-vertical-relative:text;v-text-anchor:top" o:gfxdata="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" stroked="f">
+                <v:textbox style="mso-fit-shape-to-text:t" inset="0,0,0,0">
+                  <w:txbxContent>
+                    <w:p>
+                      <w:pPr>
+                        <w:pStyle w:val="Caption"/>
+                        <w:jc w:val="center"/>
+                        <w:rPr>
+                          <w:noProof/>
+                          <w:sz w:val="22"/>
+                          <w:szCs w:val="22"/>
+                        </w:rPr>
+                      </w:pPr>
+                      <w:r>
+                        <w:t>Fig 2.25 : Looping through Key value</w:t>
+                      </w:r>
+                    </w:p>
+                  </w:txbxContent>
+                </v:textbox>
+              </v:shape>
+            </w:pict>
+          </mc:Fallback>
+        </mc:AlternateContent>
+      </w:r>
+      <w:r>
+        <w:rPr>
+          <w:noProof/>
+        </w:rPr>
+        <w:drawing>
+          <wp:anchor distT="0" distB="0" distL="114300" distR="114300" simplePos="0" relativeHeight="251734016" behindDoc="1" locked="0" layoutInCell="1" allowOverlap="1" wp14:anchorId="72E33BE6" wp14:editId="01F44E99">
+            <wp:simplePos x="0" y="0"/>
+            <wp:positionH relativeFrom="margin">
+              <wp:align>center</wp:align>
+            </wp:positionH>
+            <wp:positionV relativeFrom="page">
+              <wp:posOffset>5220590</wp:posOffset>
+            </wp:positionV>
+            <wp:extent cx="4928616" cy="3282696"/>
+            <wp:effectExtent l="0" t="0" r="5715" b="0"/>
+            <wp:wrapNone/>
+            <wp:docPr id="1433527819" name="Picture 25" descr="A screenshot of a computer program&#10;&#10;AI-generated content may be incorrect."/>
+            <wp:cNvGraphicFramePr>
+              <a:graphicFrameLocks xmlns:a="http://schemas.openxmlformats.org/drawingml/2006/main" noChangeAspect="1"/>
+            </wp:cNvGraphicFramePr>
+            <a:graphic xmlns:a="http://schemas.openxmlformats.org/drawingml/2006/main">
+              <a:graphicData uri="http://schemas.openxmlformats.org/drawingml/2006/picture">
+                <pic:pic xmlns:pic="http://schemas.openxmlformats.org/drawingml/2006/picture">
+                  <pic:nvPicPr>
+                    <pic:cNvPr id="1433527819" name="Picture 25" descr="A screenshot of a computer program&#10;&#10;AI-generated content may be incorrect."/>
+                    <pic:cNvPicPr>
+                      <a:picLocks noChangeAspect="1" noChangeArrowheads="1"/>
+                    </pic:cNvPicPr>
+                  </pic:nvPicPr>
+                  <pic:blipFill>
+                    <a:blip r:embed="rId30" cstate="print">
+                      <a:extLst>
+                        <a:ext uri="{28A0092B-C50C-407E-A947-70E740481C1C}">
+                          <a14:useLocalDpi xmlns:a14="http://schemas.microsoft.com/office/drawing/2010/main" val="0"/>
+                        </a:ext>
+                      </a:extLst>
+                    </a:blip>
+                    <a:srcRect/>
+                    <a:stretch>
+                      <a:fillRect/>
+                    </a:stretch>
+                  </pic:blipFill>
+                  <pic:spPr bwMode="auto">
+                    <a:xfrm>
+                      <a:off x="0" y="0"/>
+                      <a:ext cx="4928616" cy="3282696"/>
+                    </a:xfrm>
+                    <a:prstGeom prst="rect">
+                      <a:avLst/>
+                    </a:prstGeom>
+                    <a:noFill/>
+                    <a:ln>
+                      <a:noFill/>
+                    </a:ln>
+                  </pic:spPr>
+                </pic:pic>
+              </a:graphicData>
+            </a:graphic>
+            <wp14:sizeRelH relativeFrom="page">
+              <wp14:pctWidth>0</wp14:pctWidth>
+            </wp14:sizeRelH>
+            <wp14:sizeRelV relativeFrom="page">
+              <wp14:pctHeight>0</wp14:pctHeight>
+            </wp14:sizeRelV>
+          </wp:anchor>
+        </w:drawing>
+      </w:r>
+    </w:p>
+    <w:p>
+      <w:pPr>
+        <w:pStyle w:val="ListParagraph"/>
+        <w:ind w:left="780"/>
+        <w:rPr>
+          <w:rFonts w:ascii="Times New Roman" w:hAnsi="Times New Roman" w:cs="Times New Roman"/>
+          <w:sz w:val="28"/>
+          <w:szCs w:val="28"/>
+        </w:rPr>
+      </w:pPr>
+    </w:p>
+    <w:p>
+      <w:pPr>
+        <w:pStyle w:val="ListParagraph"/>
+        <w:ind w:left="780"/>
+        <w:rPr>
+          <w:rFonts w:ascii="Times New Roman" w:hAnsi="Times New Roman" w:cs="Times New Roman"/>
+          <w:sz w:val="28"/>
+          <w:szCs w:val="28"/>
+        </w:rPr>
+      </w:pPr>
+    </w:p>
+    <w:p>
+      <w:pPr>
+        <w:pStyle w:val="ListParagraph"/>
+        <w:ind w:left="780"/>
+        <w:rPr>
+          <w:rFonts w:ascii="Times New Roman" w:hAnsi="Times New Roman" w:cs="Times New Roman"/>
+          <w:sz w:val="28"/>
+          <w:szCs w:val="28"/>
+        </w:rPr>
+      </w:pPr>
+    </w:p>
+    <w:p>
+      <w:pPr>
+        <w:pStyle w:val="ListParagraph"/>
+        <w:ind w:left="780"/>
+        <w:rPr>
+          <w:rFonts w:ascii="Times New Roman" w:hAnsi="Times New Roman" w:cs="Times New Roman"/>
+          <w:sz w:val="28"/>
+          <w:szCs w:val="28"/>
+        </w:rPr>
+      </w:pPr>
+    </w:p>
+    <w:p>
+      <w:pPr>
+        <w:pStyle w:val="ListParagraph"/>
+        <w:ind w:left="780"/>
+        <w:rPr>
+          <w:rFonts w:ascii="Times New Roman" w:hAnsi="Times New Roman" w:cs="Times New Roman"/>
+          <w:sz w:val="28"/>
+          <w:szCs w:val="28"/>
+        </w:rPr>
+      </w:pPr>
+    </w:p>
+    <w:p>
+      <w:pPr>
+        <w:pStyle w:val="ListParagraph"/>
+        <w:ind w:left="780"/>
+        <w:rPr>
+          <w:rFonts w:ascii="Times New Roman" w:hAnsi="Times New Roman" w:cs="Times New Roman"/>
+          <w:sz w:val="28"/>
+          <w:szCs w:val="28"/>
+        </w:rPr>
+      </w:pPr>
+    </w:p>
+    <w:p>
+      <w:pPr>
+        <w:pStyle w:val="ListParagraph"/>
+        <w:ind w:left="780"/>
+        <w:rPr>
+          <w:rFonts w:ascii="Times New Roman" w:hAnsi="Times New Roman" w:cs="Times New Roman"/>
+          <w:sz w:val="28"/>
+          <w:szCs w:val="28"/>
+        </w:rPr>
+      </w:pPr>
+    </w:p>
+    <w:p>
+      <w:pPr>
+        <w:pStyle w:val="ListParagraph"/>
+        <w:ind w:left="780"/>
+        <w:rPr>
+          <w:rFonts w:ascii="Times New Roman" w:hAnsi="Times New Roman" w:cs="Times New Roman"/>
+          <w:sz w:val="28"/>
+          <w:szCs w:val="28"/>
+        </w:rPr>
+      </w:pPr>
+    </w:p>
+    <w:p>
+      <w:pPr>
+        <w:pStyle w:val="ListParagraph"/>
+        <w:ind w:left="780"/>
+        <w:rPr>
+          <w:rFonts w:ascii="Times New Roman" w:hAnsi="Times New Roman" w:cs="Times New Roman"/>
+          <w:sz w:val="28"/>
+          <w:szCs w:val="28"/>
+        </w:rPr>
+      </w:pPr>
+    </w:p>
+    <w:p>
+      <w:pPr>
+        <w:pStyle w:val="ListParagraph"/>
+        <w:ind w:left="780"/>
+        <w:rPr>
+          <w:rFonts w:ascii="Times New Roman" w:hAnsi="Times New Roman" w:cs="Times New Roman"/>
+          <w:sz w:val="28"/>
+          <w:szCs w:val="28"/>
+        </w:rPr>
+      </w:pPr>
+    </w:p>
+    <w:p>
+      <w:pPr>
+        <w:pStyle w:val="ListParagraph"/>
+        <w:ind w:left="780"/>
+        <w:rPr>
+          <w:rFonts w:ascii="Times New Roman" w:hAnsi="Times New Roman" w:cs="Times New Roman"/>
+          <w:sz w:val="28"/>
+          <w:szCs w:val="28"/>
+        </w:rPr>
+      </w:pPr>
+    </w:p>
+    <w:p>
+      <w:pPr>
+        <w:pStyle w:val="ListParagraph"/>
+        <w:ind w:left="780"/>
+        <w:rPr>
+          <w:rFonts w:ascii="Times New Roman" w:hAnsi="Times New Roman" w:cs="Times New Roman"/>
+          <w:sz w:val="28"/>
+          <w:szCs w:val="28"/>
+        </w:rPr>
+      </w:pPr>
+    </w:p>
+    <w:p>
+      <w:pPr>
+        <w:pStyle w:val="ListParagraph"/>
+        <w:ind w:left="780"/>
+        <w:rPr>
+          <w:rFonts w:ascii="Times New Roman" w:hAnsi="Times New Roman" w:cs="Times New Roman"/>
+          <w:sz w:val="28"/>
+          <w:szCs w:val="28"/>
+        </w:rPr>
+      </w:pPr>
+    </w:p>
+    <w:p>
+      <w:pPr>
+        <w:pStyle w:val="ListParagraph"/>
+        <w:ind w:left="780"/>
+        <w:rPr>
+          <w:rFonts w:ascii="Times New Roman" w:hAnsi="Times New Roman" w:cs="Times New Roman"/>
+          <w:sz w:val="28"/>
+          <w:szCs w:val="28"/>
+        </w:rPr>
+      </w:pPr>
+    </w:p>
+    <w:p>
+      <w:pPr>
+        <w:pStyle w:val="ListParagraph"/>
+        <w:ind w:left="780"/>
+        <w:rPr>
+          <w:rFonts w:ascii="Times New Roman" w:hAnsi="Times New Roman" w:cs="Times New Roman"/>
+          <w:sz w:val="28"/>
+          <w:szCs w:val="28"/>
+        </w:rPr>
+      </w:pPr>
+    </w:p>
+    <w:p>
+      <w:pPr>
+        <w:pStyle w:val="ListParagraph"/>
+        <w:ind w:left="780"/>
+        <w:rPr>
+          <w:rFonts w:ascii="Times New Roman" w:hAnsi="Times New Roman" w:cs="Times New Roman"/>
+          <w:sz w:val="28"/>
+          <w:szCs w:val="28"/>
+        </w:rPr>
+      </w:pPr>
+    </w:p>
+    <w:p>
+      <w:pPr>
+        <w:pStyle w:val="ListParagraph"/>
+        <w:ind w:left="780"/>
+        <w:rPr>
+          <w:rFonts w:ascii="Times New Roman" w:hAnsi="Times New Roman" w:cs="Times New Roman"/>
+          <w:sz w:val="28"/>
+          <w:szCs w:val="28"/>
+        </w:rPr>
+      </w:pPr>
+    </w:p>
+    <w:p>
+      <w:pPr>
+        <w:pStyle w:val="ListParagraph"/>
+        <w:ind w:left="780"/>
+        <w:rPr>
+          <w:rFonts w:ascii="Times New Roman" w:hAnsi="Times New Roman" w:cs="Times New Roman"/>
+          <w:sz w:val="28"/>
+          <w:szCs w:val="28"/>
+        </w:rPr>
+      </w:pPr>
+    </w:p>
+    <w:p>
+      <w:pPr>
+        <w:pStyle w:val="ListParagraph"/>
+        <w:ind w:left="780"/>
+        <w:rPr>
+          <w:rFonts w:ascii="Times New Roman" w:hAnsi="Times New Roman" w:cs="Times New Roman"/>
+          <w:sz w:val="28"/>
+          <w:szCs w:val="28"/>
+        </w:rPr>
+      </w:pPr>
+    </w:p>
+    <w:p>
+      <w:pPr>
+        <w:pStyle w:val="ListParagraph"/>
+        <w:ind w:left="780"/>
+        <w:rPr>
+          <w:rFonts w:ascii="Times New Roman" w:hAnsi="Times New Roman" w:cs="Times New Roman"/>
+          <w:sz w:val="28"/>
+          <w:szCs w:val="28"/>
+        </w:rPr>
+      </w:pPr>
+    </w:p>
+    <w:p>
+      <w:pPr>
+        <w:pStyle w:val="ListParagraph"/>
+        <w:numPr>
+          <w:ilvl w:val="1"/>
+          <w:numId w:val="2"/>
+        </w:numPr>
+        <w:rPr>
+          <w:rFonts w:ascii="Times New Roman" w:hAnsi="Times New Roman" w:cs="Times New Roman"/>
+          <w:b/>
+          <w:bCs/>
+          <w:sz w:val="28"/>
+          <w:szCs w:val="28"/>
+          <w:u w:val="single"/>
+        </w:rPr>
+      </w:pPr>
+      <w:r>
+        <w:rPr>
+          <w:rFonts w:ascii="Times New Roman" w:hAnsi="Times New Roman" w:cs="Times New Roman"/>
+          <w:b/>
+          <w:bCs/>
+          <w:sz w:val="28"/>
+          <w:szCs w:val="28"/>
+          <w:u w:val="single"/>
+        </w:rPr>
+        <w:lastRenderedPageBreak/>
+        <w:t>Deleting from</w:t>
+      </w:r>
+      <w:r>
+        <w:rPr>
+          <w:rFonts w:ascii="Times New Roman" w:hAnsi="Times New Roman" w:cs="Times New Roman"/>
+          <w:b/>
+          <w:bCs/>
+          <w:sz w:val="28"/>
+          <w:szCs w:val="28"/>
+          <w:u w:val="single"/>
+        </w:rPr>
+        <w:t xml:space="preserve"> key in Associative array :</w:t>
+      </w:r>
+    </w:p>
+    <w:p>
+      <w:pPr>
+        <w:pStyle w:val="ListParagraph"/>
+        <w:ind w:left="780"/>
+        <w:rPr>
+          <w:rFonts w:ascii="Times New Roman" w:hAnsi="Times New Roman" w:cs="Times New Roman"/>
+          <w:b/>
+          <w:bCs/>
+        </w:rPr>
+      </w:pPr>
+    </w:p>
+    <w:p>
+      <w:pPr>
+        <w:pStyle w:val="ListParagraph"/>
+        <w:ind w:left="780"/>
+        <w:rPr>
+          <w:rFonts w:ascii="Times New Roman" w:hAnsi="Times New Roman" w:cs="Times New Roman"/>
+          <w:b/>
+          <w:bCs/>
+          <w:sz w:val="28"/>
+          <w:szCs w:val="28"/>
+        </w:rPr>
+      </w:pPr>
+      <w:r>
+        <w:rPr>
+          <w:rFonts w:ascii="Times New Roman" w:hAnsi="Times New Roman" w:cs="Times New Roman"/>
+          <w:b/>
+          <w:bCs/>
+          <w:sz w:val="28"/>
+          <w:szCs w:val="28"/>
+        </w:rPr>
+        <w:t>Code :</w:t>
+      </w:r>
+    </w:p>
+    <w:p>
+      <w:pPr>
+        <w:pStyle w:val="ListParagraph"/>
+        <w:ind w:left="780"/>
+        <w:jc w:val="both"/>
+        <w:rPr>
+          <w:rFonts w:ascii="Hack" w:hAnsi="Hack" w:cs="Times New Roman"/>
+        </w:rPr>
+      </w:pPr>
+      <w:r>
+        <w:rPr>
+          <w:rFonts w:ascii="Hack" w:hAnsi="Hack" w:cs="Times New Roman"/>
+        </w:rPr>
+        <w:t>#!/bin/bash</w:t>
+      </w:r>
+    </w:p>
+    <w:p>
+      <w:pPr>
+        <w:pStyle w:val="ListParagraph"/>
+        <w:ind w:left="780"/>
+        <w:jc w:val="both"/>
+        <w:rPr>
+          <w:rFonts w:ascii="Hack" w:hAnsi="Hack" w:cs="Times New Roman"/>
+        </w:rPr>
+      </w:pPr>
+    </w:p>
+    <w:p>
+      <w:pPr>
+        <w:pStyle w:val="ListParagraph"/>
+        <w:ind w:left="780"/>
+        <w:jc w:val="both"/>
+        <w:rPr>
+          <w:rFonts w:ascii="Hack" w:hAnsi="Hack" w:cs="Times New Roman"/>
+        </w:rPr>
+      </w:pPr>
+      <w:r>
+        <w:rPr>
+          <w:rFonts w:ascii="Hack" w:hAnsi="Hack" w:cs="Times New Roman"/>
+        </w:rPr>
+        <w:t>printf "\t\t\</w:t>
+      </w:r>
+      <w:proofErr w:type="spellStart"/>
+      <w:r>
+        <w:rPr>
+          <w:rFonts w:ascii="Hack" w:hAnsi="Hack" w:cs="Times New Roman"/>
+        </w:rPr>
+        <w:t>tDeleting</w:t>
+      </w:r>
+      <w:proofErr w:type="spellEnd"/>
+      <w:r>
+        <w:rPr>
+          <w:rFonts w:ascii="Hack" w:hAnsi="Hack" w:cs="Times New Roman"/>
+        </w:rPr>
+        <w:t xml:space="preserve"> From key\n"</w:t>
+      </w:r>
+    </w:p>
+    <w:p>
+      <w:pPr>
+        <w:pStyle w:val="ListParagraph"/>
+        <w:ind w:left="780"/>
+        <w:jc w:val="both"/>
+        <w:rPr>
+          <w:rFonts w:ascii="Hack" w:hAnsi="Hack" w:cs="Times New Roman"/>
+        </w:rPr>
+      </w:pPr>
+      <w:r>
+        <w:rPr>
+          <w:rFonts w:ascii="Hack" w:hAnsi="Hack" w:cs="Times New Roman"/>
+        </w:rPr>
+        <w:t>printf "In Shell Code:-\n\n"</w:t>
+      </w:r>
+    </w:p>
+    <w:p>
+      <w:pPr>
+        <w:pStyle w:val="ListParagraph"/>
+        <w:ind w:left="780"/>
+        <w:jc w:val="both"/>
+        <w:rPr>
+          <w:rFonts w:ascii="Hack" w:hAnsi="Hack" w:cs="Times New Roman"/>
+        </w:rPr>
+      </w:pPr>
+      <w:r>
+        <w:rPr>
+          <w:rFonts w:ascii="Hack" w:hAnsi="Hack" w:cs="Times New Roman"/>
+        </w:rPr>
+        <w:t>echo 'unset person[age]'</w:t>
+      </w:r>
+    </w:p>
+    <w:p>
+      <w:pPr>
+        <w:pStyle w:val="ListParagraph"/>
+        <w:ind w:left="780"/>
+        <w:jc w:val="both"/>
+        <w:rPr>
+          <w:rFonts w:ascii="Hack" w:hAnsi="Hack" w:cs="Times New Roman"/>
+        </w:rPr>
+      </w:pPr>
+      <w:r>
+        <w:rPr>
+          <w:rFonts w:ascii="Hack" w:hAnsi="Hack" w:cs="Times New Roman"/>
+        </w:rPr>
+        <w:t>printf "\</w:t>
+      </w:r>
+      <w:proofErr w:type="spellStart"/>
+      <w:r>
+        <w:rPr>
+          <w:rFonts w:ascii="Hack" w:hAnsi="Hack" w:cs="Times New Roman"/>
+        </w:rPr>
+        <w:t>nOutput</w:t>
+      </w:r>
+      <w:proofErr w:type="spellEnd"/>
+      <w:r>
+        <w:rPr>
+          <w:rFonts w:ascii="Hack" w:hAnsi="Hack" w:cs="Times New Roman"/>
+        </w:rPr>
+        <w:t>:-\n"</w:t>
+      </w:r>
+    </w:p>
+    <w:p>
+      <w:pPr>
+        <w:pStyle w:val="ListParagraph"/>
+        <w:ind w:left="780"/>
+        <w:jc w:val="both"/>
+        <w:rPr>
+          <w:rFonts w:ascii="Hack" w:hAnsi="Hack" w:cs="Times New Roman"/>
+        </w:rPr>
+      </w:pPr>
+      <w:r>
+        <w:rPr>
+          <w:rFonts w:ascii="Hack" w:hAnsi="Hack" w:cs="Times New Roman"/>
+        </w:rPr>
+        <w:t>declare -A person</w:t>
+      </w:r>
+    </w:p>
+    <w:p>
+      <w:pPr>
+        <w:pStyle w:val="ListParagraph"/>
+        <w:ind w:left="780"/>
+        <w:jc w:val="both"/>
+        <w:rPr>
+          <w:rFonts w:ascii="Hack" w:hAnsi="Hack" w:cs="Times New Roman"/>
+        </w:rPr>
+      </w:pPr>
+      <w:r>
+        <w:rPr>
+          <w:rFonts w:ascii="Hack" w:hAnsi="Hack" w:cs="Times New Roman"/>
+        </w:rPr>
+        <w:t>person[name]="Alice"</w:t>
+      </w:r>
+    </w:p>
+    <w:p>
+      <w:pPr>
+        <w:pStyle w:val="ListParagraph"/>
+        <w:ind w:left="780"/>
+        <w:jc w:val="both"/>
+        <w:rPr>
+          <w:rFonts w:ascii="Hack" w:hAnsi="Hack" w:cs="Times New Roman"/>
+        </w:rPr>
+      </w:pPr>
+      <w:r>
+        <w:rPr>
+          <w:rFonts w:ascii="Hack" w:hAnsi="Hack" w:cs="Times New Roman"/>
+        </w:rPr>
+        <w:t>person[age]=25</w:t>
+      </w:r>
+    </w:p>
+    <w:p>
+      <w:pPr>
+        <w:pStyle w:val="ListParagraph"/>
+        <w:ind w:left="780"/>
+        <w:jc w:val="both"/>
+        <w:rPr>
+          <w:rFonts w:ascii="Hack" w:hAnsi="Hack" w:cs="Times New Roman"/>
+        </w:rPr>
+      </w:pPr>
+      <w:r>
+        <w:rPr>
+          <w:rFonts w:ascii="Hack" w:hAnsi="Hack" w:cs="Times New Roman"/>
+        </w:rPr>
+        <w:t>person[city]="New York"</w:t>
+      </w:r>
+    </w:p>
+    <w:p>
+      <w:pPr>
+        <w:pStyle w:val="ListParagraph"/>
+        <w:ind w:left="780"/>
+        <w:jc w:val="both"/>
+        <w:rPr>
+          <w:rFonts w:ascii="Hack" w:hAnsi="Hack" w:cs="Times New Roman"/>
+        </w:rPr>
+      </w:pPr>
+      <w:r>
+        <w:rPr>
+          <w:rFonts w:ascii="Hack" w:hAnsi="Hack" w:cs="Times New Roman"/>
+        </w:rPr>
+        <w:t>echo "Array Elements : ${person[</w:t>
+      </w:r>
+      <w:proofErr w:type="gramStart"/>
+      <w:r>
+        <w:rPr>
+          <w:rFonts w:ascii="Hack" w:hAnsi="Hack" w:cs="Times New Roman"/>
+        </w:rPr>
+        <w:t>*]}</w:t>
+      </w:r>
+      <w:proofErr w:type="gramEnd"/>
+      <w:r>
+        <w:rPr>
+          <w:rFonts w:ascii="Hack" w:hAnsi="Hack" w:cs="Times New Roman"/>
+        </w:rPr>
+        <w:t>"</w:t>
+      </w:r>
+    </w:p>
+    <w:p>
+      <w:pPr>
+        <w:pStyle w:val="ListParagraph"/>
+        <w:ind w:left="780"/>
+        <w:jc w:val="both"/>
+        <w:rPr>
+          <w:rFonts w:ascii="Hack" w:hAnsi="Hack" w:cs="Times New Roman"/>
+        </w:rPr>
+      </w:pPr>
+      <w:r>
+        <w:rPr>
+          <w:rFonts w:ascii="Hack" w:hAnsi="Hack" w:cs="Times New Roman"/>
+        </w:rPr>
+        <w:t>echo "After Deleting person[age]"</w:t>
+      </w:r>
+    </w:p>
+    <w:p>
+      <w:pPr>
+        <w:pStyle w:val="ListParagraph"/>
+        <w:ind w:left="780"/>
+        <w:jc w:val="both"/>
+        <w:rPr>
+          <w:rFonts w:ascii="Hack" w:hAnsi="Hack" w:cs="Times New Roman"/>
+        </w:rPr>
+      </w:pPr>
+      <w:r>
+        <w:rPr>
+          <w:rFonts w:ascii="Hack" w:hAnsi="Hack" w:cs="Times New Roman"/>
+        </w:rPr>
+        <w:t>unset person[age]</w:t>
+      </w:r>
+    </w:p>
+    <w:p>
+      <w:pPr>
+        <w:pStyle w:val="ListParagraph"/>
+        <w:ind w:left="780"/>
+        <w:jc w:val="both"/>
+        <w:rPr>
+          <w:rFonts w:ascii="Hack" w:hAnsi="Hack" w:cs="Times New Roman"/>
+        </w:rPr>
+      </w:pPr>
+      <w:r>
+        <w:rPr>
+          <w:rFonts w:ascii="Hack" w:hAnsi="Hack" w:cs="Times New Roman"/>
+        </w:rPr>
+        <w:t>echo "Remaining Elements : ${person[</w:t>
+      </w:r>
+      <w:proofErr w:type="gramStart"/>
+      <w:r>
+        <w:rPr>
+          <w:rFonts w:ascii="Hack" w:hAnsi="Hack" w:cs="Times New Roman"/>
+        </w:rPr>
+        <w:t>*]}</w:t>
+      </w:r>
+      <w:proofErr w:type="gramEnd"/>
+      <w:r>
+        <w:rPr>
+          <w:rFonts w:ascii="Hack" w:hAnsi="Hack" w:cs="Times New Roman"/>
+        </w:rPr>
+        <w:t>"</w:t>
+      </w:r>
+    </w:p>
+    <w:p>
+      <w:pPr>
+        <w:pStyle w:val="ListParagraph"/>
+        <w:ind w:left="780"/>
+        <w:rPr>
+          <w:rFonts w:ascii="Times New Roman" w:hAnsi="Times New Roman" w:cs="Times New Roman"/>
+          <w:b/>
+          <w:bCs/>
+          <w:sz w:val="28"/>
+          <w:szCs w:val="28"/>
+        </w:rPr>
+      </w:pPr>
+      <w:proofErr w:type="gramStart"/>
+      <w:r>
+        <w:rPr>
+          <w:rFonts w:ascii="Hack" w:hAnsi="Hack" w:cs="Times New Roman"/>
+        </w:rPr>
+        <w:t>echo ""</w:t>
+      </w:r>
+      <w:proofErr w:type="gramEnd"/>
+    </w:p>
+    <w:p>
+      <w:pPr>
+        <w:pStyle w:val="ListParagraph"/>
+        <w:ind w:left="780"/>
+        <w:rPr>
+          <w:rFonts w:ascii="Times New Roman" w:hAnsi="Times New Roman" w:cs="Times New Roman"/>
+          <w:b/>
+          <w:bCs/>
+          <w:sz w:val="28"/>
+          <w:szCs w:val="28"/>
+        </w:rPr>
+      </w:pPr>
+    </w:p>
+    <w:p>
+      <w:pPr>
+        <w:pStyle w:val="ListParagraph"/>
+        <w:ind w:left="780"/>
+        <w:rPr>
+          <w:rFonts w:ascii="Times New Roman" w:hAnsi="Times New Roman" w:cs="Times New Roman"/>
+          <w:b/>
+          <w:bCs/>
+          <w:sz w:val="28"/>
+          <w:szCs w:val="28"/>
+        </w:rPr>
+      </w:pPr>
+      <w:r>
+        <w:rPr>
+          <w:rFonts w:ascii="Times New Roman" w:hAnsi="Times New Roman" w:cs="Times New Roman"/>
+          <w:b/>
+          <w:bCs/>
+          <w:sz w:val="28"/>
+          <w:szCs w:val="28"/>
+        </w:rPr>
+        <w:t>Output :</w:t>
+      </w:r>
+    </w:p>
+    <w:p>
+      <w:pPr>
+        <w:pStyle w:val="ListParagraph"/>
+        <w:ind w:left="780"/>
+        <w:rPr>
+          <w:rFonts w:ascii="Times New Roman" w:hAnsi="Times New Roman" w:cs="Times New Roman"/>
+          <w:sz w:val="28"/>
+          <w:szCs w:val="28"/>
+        </w:rPr>
+      </w:pPr>
+      <w:r>
+        <w:rPr>
+          <w:noProof/>
+        </w:rPr>
+        <mc:AlternateContent>
+          <mc:Choice Requires="wps">
+            <w:drawing>
+              <wp:anchor distT="0" distB="0" distL="114300" distR="114300" simplePos="0" relativeHeight="251739136" behindDoc="1" locked="0" layoutInCell="1" allowOverlap="1" wp14:anchorId="53C50F85" wp14:editId="60B2DB4A">
+                <wp:simplePos x="0" y="0"/>
+                <wp:positionH relativeFrom="column">
+                  <wp:posOffset>398780</wp:posOffset>
+                </wp:positionH>
+                <wp:positionV relativeFrom="paragraph">
+                  <wp:posOffset>3416935</wp:posOffset>
+                </wp:positionV>
+                <wp:extent cx="4928235" cy="635"/>
+                <wp:effectExtent l="0" t="0" r="0" b="0"/>
+                <wp:wrapNone/>
+                <wp:docPr id="869543177" name="Text Box 1"/>
+                <wp:cNvGraphicFramePr/>
+                <a:graphic xmlns:a="http://schemas.openxmlformats.org/drawingml/2006/main">
+                  <a:graphicData uri="http://schemas.microsoft.com/office/word/2010/wordprocessingShape">
+                    <wps:wsp>
+                      <wps:cNvSpPr txBox="1"/>
+                      <wps:spPr>
+                        <a:xfrm>
+                          <a:off x="0" y="0"/>
+                          <a:ext cx="4928235" cy="635"/>
+                        </a:xfrm>
+                        <a:prstGeom prst="rect">
+                          <a:avLst/>
+                        </a:prstGeom>
+                        <a:solidFill>
+                          <a:prstClr val="white"/>
+                        </a:solidFill>
+                        <a:ln>
+                          <a:noFill/>
+                        </a:ln>
+                      </wps:spPr>
+                      <wps:txbx>
+                        <w:txbxContent>
+                          <w:p>
+                            <w:pPr>
+                              <w:pStyle w:val="Caption"/>
+                              <w:jc w:val="center"/>
+                              <w:rPr>
+                                <w:noProof/>
+                                <w:sz w:val="22"/>
+                                <w:szCs w:val="22"/>
+                              </w:rPr>
+                            </w:pPr>
+                            <w:r>
+                              <w:t>Fig 2.26 : Deleting From key</w:t>
+                            </w:r>
+                          </w:p>
+                        </w:txbxContent>
+                      </wps:txbx>
+                      <wps:bodyPr rot="0" spcFirstLastPara="0" vertOverflow="overflow" horzOverflow="overflow" vert="horz" wrap="square" lIns="0" tIns="0" rIns="0" bIns="0" numCol="1" spcCol="0" rtlCol="0" fromWordArt="0" anchor="t" anchorCtr="0" forceAA="0" compatLnSpc="1">
+                        <a:prstTxWarp prst="textNoShape">
+                          <a:avLst/>
+                        </a:prstTxWarp>
+                        <a:spAutoFit/>
+                      </wps:bodyPr>
+                    </wps:wsp>
+                  </a:graphicData>
+                </a:graphic>
+              </wp:anchor>
+            </w:drawing>
+          </mc:Choice>
+          <mc:Fallback>
+            <w:pict>
+              <v:shape w14:anchorId="53C50F85" id="_x0000_s1051" type="#_x0000_t202" style="position:absolute;left:0;text-align:left;margin-left:31.4pt;margin-top:269.05pt;width:388.05pt;height:.05pt;z-index:-251577344;visibility:visible;mso-wrap-style:square;mso-wrap-distance-left:9pt;mso-wrap-distance-top:0;mso-wrap-distance-right:9pt;mso-wrap-distance-bottom:0;mso-position-horizontal:absolute;mso-position-horizontal-relative:text;mso-position-vertical:absolute;mso-position-vertical-relative:text;v-text-anchor:top" o:gfxdata="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" stroked="f">
+                <v:textbox style="mso-fit-shape-to-text:t" inset="0,0,0,0">
+                  <w:txbxContent>
+                    <w:p>
+                      <w:pPr>
+                        <w:pStyle w:val="Caption"/>
+                        <w:jc w:val="center"/>
+                        <w:rPr>
+                          <w:noProof/>
+                          <w:sz w:val="22"/>
+                          <w:szCs w:val="22"/>
+                        </w:rPr>
+                      </w:pPr>
+                      <w:r>
+                        <w:t>Fig 2.26 : Deleting From key</w:t>
+                      </w:r>
+                    </w:p>
+                  </w:txbxContent>
+                </v:textbox>
+              </v:shape>
+            </w:pict>
+          </mc:Fallback>
+        </mc:AlternateContent>
+      </w:r>
+      <w:r>
+        <w:rPr>
+          <w:noProof/>
+        </w:rPr>
+        <w:drawing>
+          <wp:anchor distT="0" distB="0" distL="114300" distR="114300" simplePos="0" relativeHeight="251737088" behindDoc="1" locked="0" layoutInCell="1" allowOverlap="1" wp14:anchorId="224697FE" wp14:editId="16C75867">
+            <wp:simplePos x="0" y="0"/>
+            <wp:positionH relativeFrom="margin">
+              <wp:align>center</wp:align>
+            </wp:positionH>
+            <wp:positionV relativeFrom="page">
+              <wp:posOffset>4679960</wp:posOffset>
+            </wp:positionV>
+            <wp:extent cx="4928616" cy="3282696"/>
+            <wp:effectExtent l="0" t="0" r="5715" b="0"/>
+            <wp:wrapNone/>
+            <wp:docPr id="837763616" name="Picture 26"/>
+            <wp:cNvGraphicFramePr>
+              <a:graphicFrameLocks xmlns:a="http://schemas.openxmlformats.org/drawingml/2006/main" noChangeAspect="1"/>
+            </wp:cNvGraphicFramePr>
+            <a:graphic xmlns:a="http://schemas.openxmlformats.org/drawingml/2006/main">
+              <a:graphicData uri="http://schemas.openxmlformats.org/drawingml/2006/picture">
+                <pic:pic xmlns:pic="http://schemas.openxmlformats.org/drawingml/2006/picture">
+                  <pic:nvPicPr>
+                    <pic:cNvPr id="0" name="Picture 15"/>
+                    <pic:cNvPicPr>
+                      <a:picLocks noChangeAspect="1" noChangeArrowheads="1"/>
+                    </pic:cNvPicPr>
+                  </pic:nvPicPr>
+                  <pic:blipFill>
+                    <a:blip r:embed="rId31" cstate="print">
+                      <a:extLst>
+                        <a:ext uri="{28A0092B-C50C-407E-A947-70E740481C1C}">
+                          <a14:useLocalDpi xmlns:a14="http://schemas.microsoft.com/office/drawing/2010/main" val="0"/>
+                        </a:ext>
+                      </a:extLst>
+                    </a:blip>
+                    <a:srcRect/>
+                    <a:stretch>
+                      <a:fillRect/>
+                    </a:stretch>
+                  </pic:blipFill>
+                  <pic:spPr bwMode="auto">
+                    <a:xfrm>
+                      <a:off x="0" y="0"/>
+                      <a:ext cx="4928616" cy="3282696"/>
+                    </a:xfrm>
+                    <a:prstGeom prst="rect">
+                      <a:avLst/>
+                    </a:prstGeom>
+                    <a:noFill/>
+                    <a:ln>
+                      <a:noFill/>
+                    </a:ln>
+                  </pic:spPr>
+                </pic:pic>
+              </a:graphicData>
+            </a:graphic>
+            <wp14:sizeRelH relativeFrom="page">
+              <wp14:pctWidth>0</wp14:pctWidth>
+            </wp14:sizeRelH>
+            <wp14:sizeRelV relativeFrom="page">
+              <wp14:pctHeight>0</wp14:pctHeight>
+            </wp14:sizeRelV>
+          </wp:anchor>
+        </w:drawing>
+      </w:r>
+    </w:p>
+    <w:p>
+      <w:pPr>
+        <w:pStyle w:val="ListParagraph"/>
+        <w:ind w:left="780"/>
+        <w:rPr>
+          <w:rFonts w:ascii="Times New Roman" w:hAnsi="Times New Roman" w:cs="Times New Roman"/>
+          <w:sz w:val="28"/>
+          <w:szCs w:val="28"/>
+        </w:rPr>
+      </w:pPr>
+    </w:p>
+    <w:p>
+      <w:pPr>
+        <w:pStyle w:val="ListParagraph"/>
+        <w:ind w:left="780"/>
+        <w:rPr>
+          <w:rFonts w:ascii="Times New Roman" w:hAnsi="Times New Roman" w:cs="Times New Roman"/>
+          <w:sz w:val="28"/>
+          <w:szCs w:val="28"/>
+        </w:rPr>
+      </w:pPr>
+    </w:p>
+    <w:p>
+      <w:pPr>
+        <w:pStyle w:val="ListParagraph"/>
+        <w:ind w:left="780"/>
+        <w:rPr>
+          <w:rFonts w:ascii="Times New Roman" w:hAnsi="Times New Roman" w:cs="Times New Roman"/>
+          <w:sz w:val="28"/>
+          <w:szCs w:val="28"/>
+        </w:rPr>
+      </w:pPr>
+    </w:p>
+    <w:p>
+      <w:pPr>
+        <w:pStyle w:val="ListParagraph"/>
+        <w:ind w:left="780"/>
+        <w:rPr>
+          <w:rFonts w:ascii="Times New Roman" w:hAnsi="Times New Roman" w:cs="Times New Roman"/>
+          <w:sz w:val="28"/>
+          <w:szCs w:val="28"/>
+        </w:rPr>
+      </w:pPr>
+    </w:p>
+    <w:p>
+      <w:pPr>
+        <w:pStyle w:val="ListParagraph"/>
+        <w:ind w:left="780"/>
+        <w:rPr>
+          <w:rFonts w:ascii="Times New Roman" w:hAnsi="Times New Roman" w:cs="Times New Roman"/>
+          <w:sz w:val="28"/>
+          <w:szCs w:val="28"/>
+        </w:rPr>
+      </w:pPr>
+    </w:p>
+    <w:p>
+      <w:pPr>
+        <w:pStyle w:val="ListParagraph"/>
+        <w:ind w:left="780"/>
+        <w:rPr>
+          <w:rFonts w:ascii="Times New Roman" w:hAnsi="Times New Roman" w:cs="Times New Roman"/>
+          <w:sz w:val="28"/>
+          <w:szCs w:val="28"/>
+        </w:rPr>
+      </w:pPr>
+    </w:p>
+    <w:p>
+      <w:pPr>
+        <w:pStyle w:val="ListParagraph"/>
+        <w:ind w:left="780"/>
+        <w:rPr>
+          <w:rFonts w:ascii="Times New Roman" w:hAnsi="Times New Roman" w:cs="Times New Roman"/>
+          <w:sz w:val="28"/>
+          <w:szCs w:val="28"/>
+        </w:rPr>
+      </w:pPr>
+    </w:p>
+    <w:p>
+      <w:pPr>
+        <w:pStyle w:val="ListParagraph"/>
+        <w:ind w:left="780"/>
+        <w:rPr>
+          <w:rFonts w:ascii="Times New Roman" w:hAnsi="Times New Roman" w:cs="Times New Roman"/>
+          <w:sz w:val="28"/>
+          <w:szCs w:val="28"/>
+        </w:rPr>
+      </w:pPr>
+    </w:p>
+    <w:p>
+      <w:pPr>
+        <w:pStyle w:val="ListParagraph"/>
+        <w:ind w:left="780"/>
+        <w:rPr>
+          <w:rFonts w:ascii="Times New Roman" w:hAnsi="Times New Roman" w:cs="Times New Roman"/>
+          <w:sz w:val="28"/>
+          <w:szCs w:val="28"/>
+        </w:rPr>
+      </w:pPr>
+    </w:p>
+    <w:p>
+      <w:pPr>
+        <w:pStyle w:val="ListParagraph"/>
+        <w:ind w:left="780"/>
+        <w:rPr>
+          <w:rFonts w:ascii="Times New Roman" w:hAnsi="Times New Roman" w:cs="Times New Roman"/>
+          <w:sz w:val="28"/>
+          <w:szCs w:val="28"/>
+        </w:rPr>
+      </w:pPr>
+    </w:p>
+    <w:p>
+      <w:pPr>
+        <w:pStyle w:val="ListParagraph"/>
+        <w:ind w:left="780"/>
+        <w:rPr>
+          <w:rFonts w:ascii="Times New Roman" w:hAnsi="Times New Roman" w:cs="Times New Roman"/>
+          <w:sz w:val="28"/>
+          <w:szCs w:val="28"/>
+        </w:rPr>
+      </w:pPr>
+    </w:p>
+    <w:p>
+      <w:pPr>
+        <w:pStyle w:val="ListParagraph"/>
+        <w:ind w:left="780"/>
+        <w:rPr>
+          <w:rFonts w:ascii="Times New Roman" w:hAnsi="Times New Roman" w:cs="Times New Roman"/>
+          <w:sz w:val="28"/>
+          <w:szCs w:val="28"/>
+        </w:rPr>
+      </w:pPr>
+    </w:p>
+    <w:p>
+      <w:pPr>
+        <w:pStyle w:val="ListParagraph"/>
+        <w:ind w:left="780"/>
+        <w:rPr>
+          <w:rFonts w:ascii="Times New Roman" w:hAnsi="Times New Roman" w:cs="Times New Roman"/>
+          <w:sz w:val="28"/>
+          <w:szCs w:val="28"/>
+        </w:rPr>
+      </w:pPr>
+    </w:p>
+    <w:p>
+      <w:pPr>
+        <w:pStyle w:val="ListParagraph"/>
+        <w:ind w:left="780"/>
+        <w:rPr>
+          <w:rFonts w:ascii="Times New Roman" w:hAnsi="Times New Roman" w:cs="Times New Roman"/>
+          <w:sz w:val="28"/>
+          <w:szCs w:val="28"/>
+        </w:rPr>
+      </w:pPr>
+    </w:p>
+    <w:p>
+      <w:pPr>
+        <w:pStyle w:val="ListParagraph"/>
+        <w:ind w:left="780"/>
+        <w:rPr>
+          <w:rFonts w:ascii="Times New Roman" w:hAnsi="Times New Roman" w:cs="Times New Roman"/>
+          <w:sz w:val="28"/>
+          <w:szCs w:val="28"/>
+        </w:rPr>
+      </w:pPr>
+    </w:p>
+    <w:p>
+      <w:pPr>
+        <w:pStyle w:val="ListParagraph"/>
+        <w:ind w:left="780"/>
+        <w:rPr>
+          <w:rFonts w:ascii="Times New Roman" w:hAnsi="Times New Roman" w:cs="Times New Roman"/>
+          <w:sz w:val="28"/>
+          <w:szCs w:val="28"/>
+        </w:rPr>
+      </w:pPr>
+    </w:p>
+    <w:p>
+      <w:pPr>
+        <w:pStyle w:val="ListParagraph"/>
+        <w:ind w:left="780"/>
+        <w:rPr>
+          <w:rFonts w:ascii="Times New Roman" w:hAnsi="Times New Roman" w:cs="Times New Roman"/>
+          <w:sz w:val="28"/>
+          <w:szCs w:val="28"/>
+        </w:rPr>
+      </w:pPr>
+    </w:p>
+    <w:p>
+      <w:pPr>
+        <w:pStyle w:val="ListParagraph"/>
+        <w:ind w:left="780"/>
+        <w:rPr>
+          <w:rFonts w:ascii="Times New Roman" w:hAnsi="Times New Roman" w:cs="Times New Roman"/>
+          <w:sz w:val="28"/>
+          <w:szCs w:val="28"/>
+        </w:rPr>
+      </w:pPr>
+    </w:p>
+    <w:p>
+      <w:pPr>
+        <w:pStyle w:val="ListParagraph"/>
+        <w:ind w:left="780"/>
+        <w:rPr>
+          <w:rFonts w:ascii="Times New Roman" w:hAnsi="Times New Roman" w:cs="Times New Roman"/>
+          <w:sz w:val="28"/>
+          <w:szCs w:val="28"/>
+        </w:rPr>
+      </w:pPr>
+    </w:p>
+    <w:p>
+      <w:pPr>
+        <w:pStyle w:val="ListParagraph"/>
+        <w:ind w:left="780"/>
+        <w:rPr>
+          <w:rFonts w:ascii="Times New Roman" w:hAnsi="Times New Roman" w:cs="Times New Roman"/>
+          <w:sz w:val="28"/>
+          <w:szCs w:val="28"/>
+        </w:rPr>
+      </w:pPr>
+    </w:p>
+    <w:p>
+      <w:pPr>
+        <w:pStyle w:val="ListParagraph"/>
+        <w:ind w:left="780"/>
+        <w:rPr>
+          <w:rFonts w:ascii="Times New Roman" w:hAnsi="Times New Roman" w:cs="Times New Roman"/>
+          <w:sz w:val="28"/>
+          <w:szCs w:val="28"/>
+        </w:rPr>
+      </w:pPr>
+    </w:p>
+    <w:p>
+      <w:pPr>
+        <w:pStyle w:val="ListParagraph"/>
+        <w:ind w:left="780"/>
+        <w:rPr>
+          <w:rFonts w:ascii="Times New Roman" w:hAnsi="Times New Roman" w:cs="Times New Roman"/>
+          <w:sz w:val="28"/>
+          <w:szCs w:val="28"/>
+        </w:rPr>
+      </w:pPr>
+    </w:p>
+    <w:p>
+      <w:pPr>
+        <w:pStyle w:val="ListParagraph"/>
+        <w:numPr>
+          <w:ilvl w:val="1"/>
+          <w:numId w:val="2"/>
+        </w:numPr>
+        <w:rPr>
+          <w:rFonts w:ascii="Times New Roman" w:hAnsi="Times New Roman" w:cs="Times New Roman"/>
+          <w:b/>
+          <w:bCs/>
+          <w:sz w:val="28"/>
+          <w:szCs w:val="28"/>
+          <w:u w:val="single"/>
+        </w:rPr>
+      </w:pPr>
+      <w:r>
+        <w:rPr>
+          <w:rFonts w:ascii="Times New Roman" w:hAnsi="Times New Roman" w:cs="Times New Roman"/>
+          <w:b/>
+          <w:bCs/>
+          <w:sz w:val="28"/>
+          <w:szCs w:val="28"/>
+          <w:u w:val="single"/>
+        </w:rPr>
+        <w:lastRenderedPageBreak/>
+        <w:t>Display all</w:t>
+      </w:r>
+      <w:r>
+        <w:rPr>
+          <w:rFonts w:ascii="Times New Roman" w:hAnsi="Times New Roman" w:cs="Times New Roman"/>
+          <w:b/>
+          <w:bCs/>
+          <w:sz w:val="28"/>
+          <w:szCs w:val="28"/>
+          <w:u w:val="single"/>
+        </w:rPr>
+        <w:t xml:space="preserve"> key</w:t>
+      </w:r>
+      <w:r>
+        <w:rPr>
+          <w:rFonts w:ascii="Times New Roman" w:hAnsi="Times New Roman" w:cs="Times New Roman"/>
+          <w:b/>
+          <w:bCs/>
+          <w:sz w:val="28"/>
+          <w:szCs w:val="28"/>
+          <w:u w:val="single"/>
+        </w:rPr>
+        <w:t xml:space="preserve"> &amp; values</w:t>
+      </w:r>
+      <w:r>
+        <w:rPr>
+          <w:rFonts w:ascii="Times New Roman" w:hAnsi="Times New Roman" w:cs="Times New Roman"/>
+          <w:b/>
+          <w:bCs/>
+          <w:sz w:val="28"/>
+          <w:szCs w:val="28"/>
+          <w:u w:val="single"/>
+        </w:rPr>
+        <w:t xml:space="preserve"> </w:t>
+      </w:r>
+      <w:r>
+        <w:rPr>
+          <w:rFonts w:ascii="Times New Roman" w:hAnsi="Times New Roman" w:cs="Times New Roman"/>
+          <w:b/>
+          <w:bCs/>
+          <w:sz w:val="28"/>
+          <w:szCs w:val="28"/>
+          <w:u w:val="single"/>
+        </w:rPr>
+        <w:t>of</w:t>
+      </w:r>
+      <w:r>
+        <w:rPr>
+          <w:rFonts w:ascii="Times New Roman" w:hAnsi="Times New Roman" w:cs="Times New Roman"/>
+          <w:b/>
+          <w:bCs/>
+          <w:sz w:val="28"/>
+          <w:szCs w:val="28"/>
+          <w:u w:val="single"/>
+        </w:rPr>
+        <w:t xml:space="preserve"> Associative array :</w:t>
+      </w:r>
+    </w:p>
+    <w:p>
+      <w:pPr>
+        <w:pStyle w:val="ListParagraph"/>
+        <w:ind w:left="780"/>
+        <w:rPr>
+          <w:rFonts w:ascii="Times New Roman" w:hAnsi="Times New Roman" w:cs="Times New Roman"/>
+          <w:b/>
+          <w:bCs/>
+        </w:rPr>
+      </w:pPr>
+    </w:p>
+    <w:p>
+      <w:pPr>
+        <w:pStyle w:val="ListParagraph"/>
+        <w:ind w:left="780"/>
+        <w:rPr>
+          <w:rFonts w:ascii="Times New Roman" w:hAnsi="Times New Roman" w:cs="Times New Roman"/>
+          <w:b/>
+          <w:bCs/>
+          <w:sz w:val="28"/>
+          <w:szCs w:val="28"/>
+        </w:rPr>
+      </w:pPr>
+      <w:r>
+        <w:rPr>
+          <w:rFonts w:ascii="Times New Roman" w:hAnsi="Times New Roman" w:cs="Times New Roman"/>
+          <w:b/>
+          <w:bCs/>
+          <w:sz w:val="28"/>
+          <w:szCs w:val="28"/>
+        </w:rPr>
+        <w:t>Code :</w:t>
+      </w:r>
+    </w:p>
+    <w:p>
+      <w:pPr>
+        <w:pStyle w:val="ListParagraph"/>
+        <w:ind w:left="780"/>
+        <w:jc w:val="both"/>
+        <w:rPr>
+          <w:rFonts w:ascii="Hack" w:hAnsi="Hack" w:cs="Times New Roman"/>
+        </w:rPr>
+      </w:pPr>
+      <w:r>
+        <w:rPr>
+          <w:rFonts w:ascii="Hack" w:hAnsi="Hack" w:cs="Times New Roman"/>
+        </w:rPr>
+        <w:t>#!/bin/bash</w:t>
+      </w:r>
+    </w:p>
+    <w:p>
+      <w:pPr>
+        <w:pStyle w:val="ListParagraph"/>
+        <w:ind w:left="780"/>
+        <w:jc w:val="both"/>
+        <w:rPr>
+          <w:rFonts w:ascii="Hack" w:hAnsi="Hack" w:cs="Times New Roman"/>
+        </w:rPr>
+      </w:pPr>
+    </w:p>
+    <w:p>
+      <w:pPr>
+        <w:pStyle w:val="ListParagraph"/>
+        <w:ind w:left="780"/>
+        <w:jc w:val="both"/>
+        <w:rPr>
+          <w:rFonts w:ascii="Hack" w:hAnsi="Hack" w:cs="Times New Roman"/>
+        </w:rPr>
+      </w:pPr>
+      <w:r>
+        <w:rPr>
+          <w:rFonts w:ascii="Hack" w:hAnsi="Hack" w:cs="Times New Roman"/>
+        </w:rPr>
+        <w:t>printf "\t\t\</w:t>
+      </w:r>
+      <w:proofErr w:type="spellStart"/>
+      <w:r>
+        <w:rPr>
+          <w:rFonts w:ascii="Hack" w:hAnsi="Hack" w:cs="Times New Roman"/>
+        </w:rPr>
+        <w:t>tDisplay</w:t>
+      </w:r>
+      <w:proofErr w:type="spellEnd"/>
+      <w:r>
+        <w:rPr>
+          <w:rFonts w:ascii="Hack" w:hAnsi="Hack" w:cs="Times New Roman"/>
+        </w:rPr>
+        <w:t xml:space="preserve"> all key &amp; Values\n"</w:t>
+      </w:r>
+    </w:p>
+    <w:p>
+      <w:pPr>
+        <w:pStyle w:val="ListParagraph"/>
+        <w:ind w:left="780"/>
+        <w:jc w:val="both"/>
+        <w:rPr>
+          <w:rFonts w:ascii="Hack" w:hAnsi="Hack" w:cs="Times New Roman"/>
+        </w:rPr>
+      </w:pPr>
+      <w:r>
+        <w:rPr>
+          <w:rFonts w:ascii="Hack" w:hAnsi="Hack" w:cs="Times New Roman"/>
+        </w:rPr>
+        <w:t>printf "In Shell Code:-\n\n"</w:t>
+      </w:r>
+    </w:p>
+    <w:p>
+      <w:pPr>
+        <w:pStyle w:val="ListParagraph"/>
+        <w:ind w:left="780"/>
+        <w:jc w:val="both"/>
+        <w:rPr>
+          <w:rFonts w:ascii="Hack" w:hAnsi="Hack" w:cs="Times New Roman"/>
+        </w:rPr>
+      </w:pPr>
+      <w:r>
+        <w:rPr>
+          <w:rFonts w:ascii="Hack" w:hAnsi="Hack" w:cs="Times New Roman"/>
+        </w:rPr>
+        <w:t xml:space="preserve">echo 'echo </w:t>
+      </w:r>
+      <w:proofErr w:type="gramStart"/>
+      <w:r>
+        <w:rPr>
+          <w:rFonts w:ascii="Hack" w:hAnsi="Hack" w:cs="Times New Roman"/>
+        </w:rPr>
+        <w:t>${!</w:t>
+      </w:r>
+      <w:proofErr w:type="gramEnd"/>
+      <w:r>
+        <w:rPr>
+          <w:rFonts w:ascii="Hack" w:hAnsi="Hack" w:cs="Times New Roman"/>
+        </w:rPr>
+        <w:t>person[@]}   # Output: Show all keys</w:t>
+      </w:r>
+    </w:p>
+    <w:p>
+      <w:pPr>
+        <w:pStyle w:val="ListParagraph"/>
+        <w:ind w:left="780"/>
+        <w:jc w:val="both"/>
+        <w:rPr>
+          <w:rFonts w:ascii="Hack" w:hAnsi="Hack" w:cs="Times New Roman"/>
+        </w:rPr>
+      </w:pPr>
+      <w:r>
+        <w:rPr>
+          <w:rFonts w:ascii="Hack" w:hAnsi="Hack" w:cs="Times New Roman"/>
+        </w:rPr>
+        <w:t>echo ${person[@]}   # Output: Show all values'</w:t>
+      </w:r>
+    </w:p>
+    <w:p>
+      <w:pPr>
+        <w:pStyle w:val="ListParagraph"/>
+        <w:ind w:left="780"/>
+        <w:jc w:val="both"/>
+        <w:rPr>
+          <w:rFonts w:ascii="Hack" w:hAnsi="Hack" w:cs="Times New Roman"/>
+        </w:rPr>
+      </w:pPr>
+      <w:r>
+        <w:rPr>
+          <w:rFonts w:ascii="Hack" w:hAnsi="Hack" w:cs="Times New Roman"/>
+        </w:rPr>
+        <w:t>declare -A person</w:t>
+      </w:r>
+    </w:p>
+    <w:p>
+      <w:pPr>
+        <w:pStyle w:val="ListParagraph"/>
+        <w:ind w:left="780"/>
+        <w:jc w:val="both"/>
+        <w:rPr>
+          <w:rFonts w:ascii="Hack" w:hAnsi="Hack" w:cs="Times New Roman"/>
+        </w:rPr>
+      </w:pPr>
+      <w:r>
+        <w:rPr>
+          <w:rFonts w:ascii="Hack" w:hAnsi="Hack" w:cs="Times New Roman"/>
+        </w:rPr>
+        <w:t>person[name]="Alice"</w:t>
+      </w:r>
+    </w:p>
+    <w:p>
+      <w:pPr>
+        <w:pStyle w:val="ListParagraph"/>
+        <w:ind w:left="780"/>
+        <w:jc w:val="both"/>
+        <w:rPr>
+          <w:rFonts w:ascii="Hack" w:hAnsi="Hack" w:cs="Times New Roman"/>
+        </w:rPr>
+      </w:pPr>
+      <w:r>
+        <w:rPr>
+          <w:rFonts w:ascii="Hack" w:hAnsi="Hack" w:cs="Times New Roman"/>
+        </w:rPr>
+        <w:t>person[age]=25</w:t>
+      </w:r>
+    </w:p>
+    <w:p>
+      <w:pPr>
+        <w:pStyle w:val="ListParagraph"/>
+        <w:ind w:left="780"/>
+        <w:jc w:val="both"/>
+        <w:rPr>
+          <w:rFonts w:ascii="Hack" w:hAnsi="Hack" w:cs="Times New Roman"/>
+        </w:rPr>
+      </w:pPr>
+      <w:r>
+        <w:rPr>
+          <w:rFonts w:ascii="Hack" w:hAnsi="Hack" w:cs="Times New Roman"/>
+        </w:rPr>
+        <w:t>person[city]="New York"</w:t>
+      </w:r>
+    </w:p>
+    <w:p>
+      <w:pPr>
+        <w:pStyle w:val="ListParagraph"/>
+        <w:ind w:left="780"/>
+        <w:jc w:val="both"/>
+        <w:rPr>
+          <w:rFonts w:ascii="Hack" w:hAnsi="Hack" w:cs="Times New Roman"/>
+        </w:rPr>
+      </w:pPr>
+      <w:r>
+        <w:rPr>
+          <w:rFonts w:ascii="Hack" w:hAnsi="Hack" w:cs="Times New Roman"/>
+        </w:rPr>
+        <w:t>printf "\</w:t>
+      </w:r>
+      <w:proofErr w:type="spellStart"/>
+      <w:r>
+        <w:rPr>
+          <w:rFonts w:ascii="Hack" w:hAnsi="Hack" w:cs="Times New Roman"/>
+        </w:rPr>
+        <w:t>nOutput</w:t>
+      </w:r>
+      <w:proofErr w:type="spellEnd"/>
+      <w:r>
+        <w:rPr>
+          <w:rFonts w:ascii="Hack" w:hAnsi="Hack" w:cs="Times New Roman"/>
+        </w:rPr>
+        <w:t>:-\n"</w:t>
+      </w:r>
+    </w:p>
+    <w:p>
+      <w:pPr>
+        <w:pStyle w:val="ListParagraph"/>
+        <w:ind w:left="780"/>
+        <w:jc w:val="both"/>
+        <w:rPr>
+          <w:rFonts w:ascii="Hack" w:hAnsi="Hack" w:cs="Times New Roman"/>
+        </w:rPr>
+      </w:pPr>
+      <w:r>
+        <w:rPr>
+          <w:rFonts w:ascii="Hack" w:hAnsi="Hack" w:cs="Times New Roman"/>
+        </w:rPr>
+        <w:t xml:space="preserve">echo "All Keys are : </w:t>
+      </w:r>
+      <w:proofErr w:type="gramStart"/>
+      <w:r>
+        <w:rPr>
+          <w:rFonts w:ascii="Hack" w:hAnsi="Hack" w:cs="Times New Roman"/>
+        </w:rPr>
+        <w:t>${!</w:t>
+      </w:r>
+      <w:proofErr w:type="gramEnd"/>
+      <w:r>
+        <w:rPr>
+          <w:rFonts w:ascii="Hack" w:hAnsi="Hack" w:cs="Times New Roman"/>
+        </w:rPr>
+        <w:t>person[@]}"  # Output: Show all keys</w:t>
+      </w:r>
+    </w:p>
+    <w:p>
+      <w:pPr>
+        <w:pStyle w:val="ListParagraph"/>
+        <w:ind w:left="780"/>
+        <w:jc w:val="both"/>
+        <w:rPr>
+          <w:rFonts w:ascii="Hack" w:hAnsi="Hack" w:cs="Times New Roman"/>
+        </w:rPr>
+      </w:pPr>
+      <w:r>
+        <w:rPr>
+          <w:rFonts w:ascii="Hack" w:hAnsi="Hack" w:cs="Times New Roman"/>
+        </w:rPr>
+        <w:t>echo "All Values are : ${person[@</w:t>
+      </w:r>
+      <w:proofErr w:type="gramStart"/>
+      <w:r>
+        <w:rPr>
+          <w:rFonts w:ascii="Hack" w:hAnsi="Hack" w:cs="Times New Roman"/>
+        </w:rPr>
+        <w:t>]}" #</w:t>
+      </w:r>
+      <w:proofErr w:type="gramEnd"/>
+      <w:r>
+        <w:rPr>
+          <w:rFonts w:ascii="Hack" w:hAnsi="Hack" w:cs="Times New Roman"/>
+        </w:rPr>
+        <w:t xml:space="preserve"> Output: Show all values</w:t>
+      </w:r>
+    </w:p>
+    <w:p>
+      <w:pPr>
+        <w:pStyle w:val="ListParagraph"/>
+        <w:ind w:left="780"/>
+        <w:jc w:val="both"/>
+        <w:rPr>
+          <w:rFonts w:ascii="Times New Roman" w:hAnsi="Times New Roman" w:cs="Times New Roman"/>
+          <w:b/>
+          <w:bCs/>
+          <w:sz w:val="28"/>
+          <w:szCs w:val="28"/>
+        </w:rPr>
+      </w:pPr>
+      <w:proofErr w:type="gramStart"/>
+      <w:r>
+        <w:rPr>
+          <w:rFonts w:ascii="Hack" w:hAnsi="Hack" w:cs="Times New Roman"/>
+        </w:rPr>
+        <w:t>echo ""</w:t>
+      </w:r>
+      <w:proofErr w:type="gramEnd"/>
+    </w:p>
+    <w:p>
+      <w:pPr>
+        <w:pStyle w:val="ListParagraph"/>
+        <w:ind w:left="780"/>
+        <w:rPr>
+          <w:rFonts w:ascii="Times New Roman" w:hAnsi="Times New Roman" w:cs="Times New Roman"/>
+          <w:b/>
+          <w:bCs/>
+          <w:sz w:val="28"/>
+          <w:szCs w:val="28"/>
+        </w:rPr>
+      </w:pPr>
+    </w:p>
+    <w:p>
+      <w:pPr>
+        <w:pStyle w:val="ListParagraph"/>
+        <w:ind w:left="780"/>
+        <w:rPr>
+          <w:rFonts w:ascii="Times New Roman" w:hAnsi="Times New Roman" w:cs="Times New Roman"/>
+          <w:b/>
+          <w:bCs/>
+          <w:sz w:val="28"/>
+          <w:szCs w:val="28"/>
+        </w:rPr>
+      </w:pPr>
+      <w:r>
+        <w:rPr>
+          <w:rFonts w:ascii="Times New Roman" w:hAnsi="Times New Roman" w:cs="Times New Roman"/>
+          <w:b/>
+          <w:bCs/>
+          <w:sz w:val="28"/>
+          <w:szCs w:val="28"/>
+        </w:rPr>
+        <w:t>Output :</w:t>
+      </w:r>
+    </w:p>
+    <w:p>
+      <w:pPr>
+        <w:pStyle w:val="ListParagraph"/>
+        <w:ind w:left="780"/>
+        <w:rPr>
+          <w:rFonts w:ascii="Times New Roman" w:hAnsi="Times New Roman" w:cs="Times New Roman"/>
+          <w:sz w:val="28"/>
+          <w:szCs w:val="28"/>
+        </w:rPr>
+      </w:pPr>
+      <w:r>
+        <w:rPr>
+          <w:noProof/>
+        </w:rPr>
+        <mc:AlternateContent>
+          <mc:Choice Requires="wps">
+            <w:drawing>
+              <wp:anchor distT="0" distB="0" distL="114300" distR="114300" simplePos="0" relativeHeight="251742208" behindDoc="1" locked="0" layoutInCell="1" allowOverlap="1" wp14:anchorId="1795940C" wp14:editId="7B3B5E5A">
+                <wp:simplePos x="0" y="0"/>
+                <wp:positionH relativeFrom="column">
+                  <wp:posOffset>398780</wp:posOffset>
+                </wp:positionH>
+                <wp:positionV relativeFrom="paragraph">
+                  <wp:posOffset>3409950</wp:posOffset>
+                </wp:positionV>
+                <wp:extent cx="4928235" cy="635"/>
+                <wp:effectExtent l="0" t="0" r="0" b="0"/>
+                <wp:wrapNone/>
+                <wp:docPr id="679483451" name="Text Box 1"/>
+                <wp:cNvGraphicFramePr/>
+                <a:graphic xmlns:a="http://schemas.openxmlformats.org/drawingml/2006/main">
+                  <a:graphicData uri="http://schemas.microsoft.com/office/word/2010/wordprocessingShape">
+                    <wps:wsp>
+                      <wps:cNvSpPr txBox="1"/>
+                      <wps:spPr>
+                        <a:xfrm>
+                          <a:off x="0" y="0"/>
+                          <a:ext cx="4928235" cy="635"/>
+                        </a:xfrm>
+                        <a:prstGeom prst="rect">
+                          <a:avLst/>
+                        </a:prstGeom>
+                        <a:solidFill>
+                          <a:prstClr val="white"/>
+                        </a:solidFill>
+                        <a:ln>
+                          <a:noFill/>
+                        </a:ln>
+                      </wps:spPr>
+                      <wps:txbx>
+                        <w:txbxContent>
+                          <w:p>
+                            <w:pPr>
+                              <w:pStyle w:val="Caption"/>
+                              <w:jc w:val="center"/>
+                              <w:rPr>
+                                <w:noProof/>
+                                <w:sz w:val="22"/>
+                                <w:szCs w:val="22"/>
+                              </w:rPr>
+                            </w:pPr>
+                            <w:r>
+                              <w:t>Fig 2.27 : Display all key &amp; values</w:t>
+                            </w:r>
+                          </w:p>
+                        </w:txbxContent>
+                      </wps:txbx>
+                      <wps:bodyPr rot="0" spcFirstLastPara="0" vertOverflow="overflow" horzOverflow="overflow" vert="horz" wrap="square" lIns="0" tIns="0" rIns="0" bIns="0" numCol="1" spcCol="0" rtlCol="0" fromWordArt="0" anchor="t" anchorCtr="0" forceAA="0" compatLnSpc="1">
+                        <a:prstTxWarp prst="textNoShape">
+                          <a:avLst/>
+                        </a:prstTxWarp>
+                        <a:spAutoFit/>
+                      </wps:bodyPr>
+                    </wps:wsp>
+                  </a:graphicData>
+                </a:graphic>
+              </wp:anchor>
+            </w:drawing>
+          </mc:Choice>
+          <mc:Fallback>
+            <w:pict>
+              <v:shape w14:anchorId="1795940C" id="_x0000_s1052" type="#_x0000_t202" style="position:absolute;left:0;text-align:left;margin-left:31.4pt;margin-top:268.5pt;width:388.05pt;height:.05pt;z-index:-251574272;visibility:visible;mso-wrap-style:square;mso-wrap-distance-left:9pt;mso-wrap-distance-top:0;mso-wrap-distance-right:9pt;mso-wrap-distance-bottom:0;mso-position-horizontal:absolute;mso-position-horizontal-relative:text;mso-position-vertical:absolute;mso-position-vertical-relative:text;v-text-anchor:top" o:gfxdata="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" stroked="f">
+                <v:textbox style="mso-fit-shape-to-text:t" inset="0,0,0,0">
+                  <w:txbxContent>
+                    <w:p>
+                      <w:pPr>
+                        <w:pStyle w:val="Caption"/>
+                        <w:jc w:val="center"/>
+                        <w:rPr>
+                          <w:noProof/>
+                          <w:sz w:val="22"/>
+                          <w:szCs w:val="22"/>
+                        </w:rPr>
+                      </w:pPr>
+                      <w:r>
+                        <w:t>Fig 2.27 : Display all key &amp; values</w:t>
+                      </w:r>
+                    </w:p>
+                  </w:txbxContent>
+                </v:textbox>
+              </v:shape>
+            </w:pict>
+          </mc:Fallback>
+        </mc:AlternateContent>
+      </w:r>
+      <w:r>
+        <w:rPr>
+          <w:noProof/>
+        </w:rPr>
+        <w:drawing>
+          <wp:anchor distT="0" distB="0" distL="114300" distR="114300" simplePos="0" relativeHeight="251740160" behindDoc="1" locked="0" layoutInCell="1" allowOverlap="1" wp14:anchorId="22B76579" wp14:editId="1093317C">
+            <wp:simplePos x="0" y="0"/>
+            <wp:positionH relativeFrom="margin">
+              <wp:align>center</wp:align>
+            </wp:positionH>
+            <wp:positionV relativeFrom="page">
+              <wp:posOffset>4673210</wp:posOffset>
+            </wp:positionV>
+            <wp:extent cx="4928616" cy="3282696"/>
+            <wp:effectExtent l="0" t="0" r="5715" b="0"/>
+            <wp:wrapNone/>
+            <wp:docPr id="767082794" name="Picture 27" descr="A screenshot of a computer&#10;&#10;AI-generated content may be incorrect."/>
+            <wp:cNvGraphicFramePr>
+              <a:graphicFrameLocks xmlns:a="http://schemas.openxmlformats.org/drawingml/2006/main" noChangeAspect="1"/>
+            </wp:cNvGraphicFramePr>
+            <a:graphic xmlns:a="http://schemas.openxmlformats.org/drawingml/2006/main">
+              <a:graphicData uri="http://schemas.openxmlformats.org/drawingml/2006/picture">
+                <pic:pic xmlns:pic="http://schemas.openxmlformats.org/drawingml/2006/picture">
+                  <pic:nvPicPr>
+                    <pic:cNvPr id="767082794" name="Picture 27" descr="A screenshot of a computer&#10;&#10;AI-generated content may be incorrect."/>
+                    <pic:cNvPicPr>
+                      <a:picLocks noChangeAspect="1" noChangeArrowheads="1"/>
+                    </pic:cNvPicPr>
+                  </pic:nvPicPr>
+                  <pic:blipFill>
+                    <a:blip r:embed="rId32" cstate="print">
+                      <a:extLst>
+                        <a:ext uri="{28A0092B-C50C-407E-A947-70E740481C1C}">
+                          <a14:useLocalDpi xmlns:a14="http://schemas.microsoft.com/office/drawing/2010/main" val="0"/>
+                        </a:ext>
+                      </a:extLst>
+                    </a:blip>
+                    <a:srcRect/>
+                    <a:stretch>
+                      <a:fillRect/>
+                    </a:stretch>
+                  </pic:blipFill>
+                  <pic:spPr bwMode="auto">
+                    <a:xfrm>
+                      <a:off x="0" y="0"/>
+                      <a:ext cx="4928616" cy="3282696"/>
+                    </a:xfrm>
+                    <a:prstGeom prst="rect">
+                      <a:avLst/>
+                    </a:prstGeom>
+                    <a:noFill/>
+                    <a:ln>
+                      <a:noFill/>
+                    </a:ln>
+                  </pic:spPr>
+                </pic:pic>
+              </a:graphicData>
+            </a:graphic>
+            <wp14:sizeRelH relativeFrom="page">
+              <wp14:pctWidth>0</wp14:pctWidth>
+            </wp14:sizeRelH>
+            <wp14:sizeRelV relativeFrom="page">
+              <wp14:pctHeight>0</wp14:pctHeight>
+            </wp14:sizeRelV>
+          </wp:anchor>
+        </w:drawing>
+      </w:r>
+    </w:p>
+    <w:p>
+      <w:pPr>
+        <w:pStyle w:val="ListParagraph"/>
+        <w:ind w:left="780"/>
+        <w:rPr>
+          <w:rFonts w:ascii="Times New Roman" w:hAnsi="Times New Roman" w:cs="Times New Roman"/>
+          <w:sz w:val="28"/>
+          <w:szCs w:val="28"/>
+        </w:rPr>
+      </w:pPr>
+    </w:p>
+    <w:p>
+      <w:pPr>
+        <w:pStyle w:val="ListParagraph"/>
+        <w:ind w:left="780"/>
+        <w:rPr>
+          <w:rFonts w:ascii="Times New Roman" w:hAnsi="Times New Roman" w:cs="Times New Roman"/>
+          <w:sz w:val="28"/>
+          <w:szCs w:val="28"/>
+        </w:rPr>
+      </w:pPr>
+    </w:p>
+    <w:p>
+      <w:pPr>
+        <w:pStyle w:val="ListParagraph"/>
+        <w:ind w:left="780"/>
+        <w:rPr>
+          <w:rFonts w:ascii="Times New Roman" w:hAnsi="Times New Roman" w:cs="Times New Roman"/>
+          <w:sz w:val="28"/>
+          <w:szCs w:val="28"/>
+        </w:rPr>
+      </w:pPr>
+    </w:p>
+    <w:p>
+      <w:pPr>
+        <w:pStyle w:val="ListParagraph"/>
+        <w:ind w:left="780"/>
+        <w:rPr>
+          <w:rFonts w:ascii="Times New Roman" w:hAnsi="Times New Roman" w:cs="Times New Roman"/>
+          <w:sz w:val="28"/>
+          <w:szCs w:val="28"/>
+        </w:rPr>
+      </w:pPr>
+    </w:p>
+    <w:p>
+      <w:pPr>
+        <w:pStyle w:val="ListParagraph"/>
+        <w:ind w:left="780"/>
+        <w:rPr>
+          <w:rFonts w:ascii="Times New Roman" w:hAnsi="Times New Roman" w:cs="Times New Roman"/>
+          <w:sz w:val="28"/>
+          <w:szCs w:val="28"/>
+        </w:rPr>
+      </w:pPr>
+    </w:p>
+    <w:p>
+      <w:pPr>
+        <w:pStyle w:val="ListParagraph"/>
+        <w:ind w:left="780"/>
+        <w:rPr>
+          <w:rFonts w:ascii="Times New Roman" w:hAnsi="Times New Roman" w:cs="Times New Roman"/>
+          <w:sz w:val="28"/>
+          <w:szCs w:val="28"/>
+        </w:rPr>
+      </w:pPr>
+    </w:p>
+    <w:p>
+      <w:pPr>
+        <w:pStyle w:val="ListParagraph"/>
+        <w:ind w:left="780"/>
+        <w:rPr>
+          <w:rFonts w:ascii="Times New Roman" w:hAnsi="Times New Roman" w:cs="Times New Roman"/>
+          <w:sz w:val="28"/>
+          <w:szCs w:val="28"/>
+        </w:rPr>
+      </w:pPr>
+    </w:p>
+    <w:p>
+      <w:pPr>
+        <w:pStyle w:val="ListParagraph"/>
+        <w:ind w:left="780"/>
+        <w:rPr>
+          <w:rFonts w:ascii="Times New Roman" w:hAnsi="Times New Roman" w:cs="Times New Roman"/>
+          <w:sz w:val="28"/>
+          <w:szCs w:val="28"/>
+        </w:rPr>
+      </w:pPr>
+    </w:p>
+    <w:p>
+      <w:pPr>
+        <w:pStyle w:val="ListParagraph"/>
+        <w:ind w:left="780"/>
+        <w:rPr>
+          <w:rFonts w:ascii="Times New Roman" w:hAnsi="Times New Roman" w:cs="Times New Roman"/>
+          <w:sz w:val="28"/>
+          <w:szCs w:val="28"/>
+        </w:rPr>
+      </w:pPr>
+    </w:p>
+    <w:p>
+      <w:pPr>
+        <w:pStyle w:val="ListParagraph"/>
+        <w:ind w:left="780"/>
+        <w:rPr>
+          <w:rFonts w:ascii="Times New Roman" w:hAnsi="Times New Roman" w:cs="Times New Roman"/>
+          <w:sz w:val="28"/>
+          <w:szCs w:val="28"/>
+        </w:rPr>
+      </w:pPr>
+    </w:p>
+    <w:p>
+      <w:pPr>
+        <w:pStyle w:val="ListParagraph"/>
+        <w:ind w:left="780"/>
+        <w:rPr>
+          <w:rFonts w:ascii="Times New Roman" w:hAnsi="Times New Roman" w:cs="Times New Roman"/>
+          <w:sz w:val="28"/>
+          <w:szCs w:val="28"/>
+        </w:rPr>
+      </w:pPr>
+    </w:p>
+    <w:p>
+      <w:pPr>
+        <w:pStyle w:val="ListParagraph"/>
+        <w:ind w:left="780"/>
+        <w:rPr>
+          <w:rFonts w:ascii="Times New Roman" w:hAnsi="Times New Roman" w:cs="Times New Roman"/>
+          <w:sz w:val="28"/>
+          <w:szCs w:val="28"/>
+        </w:rPr>
+      </w:pPr>
+    </w:p>
+    <w:p>
+      <w:pPr>
+        <w:pStyle w:val="ListParagraph"/>
+        <w:ind w:left="780"/>
+        <w:rPr>
+          <w:rFonts w:ascii="Times New Roman" w:hAnsi="Times New Roman" w:cs="Times New Roman"/>
+          <w:sz w:val="28"/>
+          <w:szCs w:val="28"/>
+        </w:rPr>
+      </w:pPr>
+    </w:p>
+    <w:p>
+      <w:pPr>
+        <w:pStyle w:val="ListParagraph"/>
+        <w:ind w:left="780"/>
+        <w:rPr>
+          <w:rFonts w:ascii="Times New Roman" w:hAnsi="Times New Roman" w:cs="Times New Roman"/>
+          <w:sz w:val="28"/>
+          <w:szCs w:val="28"/>
+        </w:rPr>
+      </w:pPr>
+    </w:p>
+    <w:p>
+      <w:pPr>
+        <w:pStyle w:val="ListParagraph"/>
+        <w:ind w:left="780"/>
+        <w:rPr>
+          <w:rFonts w:ascii="Times New Roman" w:hAnsi="Times New Roman" w:cs="Times New Roman"/>
+          <w:sz w:val="28"/>
+          <w:szCs w:val="28"/>
+        </w:rPr>
+      </w:pPr>
+    </w:p>
+    <w:p>
+      <w:pPr>
+        <w:pStyle w:val="ListParagraph"/>
+        <w:ind w:left="780"/>
+        <w:rPr>
+          <w:rFonts w:ascii="Times New Roman" w:hAnsi="Times New Roman" w:cs="Times New Roman"/>
+          <w:sz w:val="28"/>
+          <w:szCs w:val="28"/>
+        </w:rPr>
+      </w:pPr>
+    </w:p>
+    <w:p>
+      <w:pPr>
+        <w:pStyle w:val="ListParagraph"/>
+        <w:ind w:left="780"/>
+        <w:rPr>
+          <w:rFonts w:ascii="Times New Roman" w:hAnsi="Times New Roman" w:cs="Times New Roman"/>
+          <w:sz w:val="28"/>
+          <w:szCs w:val="28"/>
+        </w:rPr>
+      </w:pPr>
+    </w:p>
+    <w:p>
+      <w:pPr>
+        <w:pStyle w:val="ListParagraph"/>
+        <w:ind w:left="780"/>
+        <w:rPr>
+          <w:rFonts w:ascii="Times New Roman" w:hAnsi="Times New Roman" w:cs="Times New Roman"/>
+          <w:sz w:val="28"/>
+          <w:szCs w:val="28"/>
+        </w:rPr>
+      </w:pPr>
+    </w:p>
+    <w:p>
+      <w:pPr>
+        <w:pStyle w:val="ListParagraph"/>
+        <w:ind w:left="780"/>
+        <w:rPr>
+          <w:rFonts w:ascii="Times New Roman" w:hAnsi="Times New Roman" w:cs="Times New Roman"/>
+          <w:sz w:val="28"/>
+          <w:szCs w:val="28"/>
+        </w:rPr>
+      </w:pPr>
+    </w:p>
+    <w:p>
+      <w:pPr>
+        <w:pStyle w:val="ListParagraph"/>
+        <w:ind w:left="780"/>
+        <w:rPr>
+          <w:rFonts w:ascii="Times New Roman" w:hAnsi="Times New Roman" w:cs="Times New Roman"/>
+          <w:sz w:val="28"/>
+          <w:szCs w:val="28"/>
+        </w:rPr>
+      </w:pPr>
+    </w:p>
+    <w:p>
+      <w:pPr>
+        <w:pStyle w:val="ListParagraph"/>
+        <w:ind w:left="780"/>
+        <w:rPr>
+          <w:rFonts w:ascii="Times New Roman" w:hAnsi="Times New Roman" w:cs="Times New Roman"/>
+          <w:sz w:val="28"/>
+          <w:szCs w:val="28"/>
+        </w:rPr>
+      </w:pPr>
+    </w:p>
+    <w:p>
+      <w:pPr>
+        <w:rPr>
+          <w:rFonts w:ascii="Times New Roman" w:hAnsi="Times New Roman" w:cs="Times New Roman"/>
+          <w:sz w:val="28"/>
+          <w:szCs w:val="28"/>
+        </w:rPr>
+      </w:pPr>
     </w:p>
     <w:sectPr>
       <w:pgSz w:w="11906" w:h="16838" w:code="9"/>
@@ -18894,6 +24686,7 @@
   <w:style w:type="character" w:default="1" w:styleId="DefaultParagraphFont">
     <w:name w:val="Default Paragraph Font"/>
     <w:uiPriority w:val="1"/>
+    <w:semiHidden/>
     <w:unhideWhenUsed/>
   </w:style>
   <w:style w:type="table" w:default="1" w:styleId="TableNormal">
